--- a/ADG/07장/7장_실습문제.docx
+++ b/ADG/07장/7장_실습문제.docx
@@ -51,16 +51,16 @@
           <w:rFonts w:ascii="맑은 고딕" w:hAnsi="맑은 고딕" w:eastAsia="맑은 고딕"/>
           <w:sz w:val="21"/>
         </w:rPr>
-        <w:t>① RFS</w:t>
-      </w:r>
-    </w:p>
-    <w:p>
-      <w:r>
-        <w:rPr>
-          <w:rFonts w:ascii="맑은 고딕" w:hAnsi="맑은 고딕" w:eastAsia="맑은 고딕"/>
-          <w:sz w:val="21"/>
-        </w:rPr>
-        <w:t>② MRP0</w:t>
+        <w:t>① MRP0</w:t>
+      </w:r>
+    </w:p>
+    <w:p>
+      <w:r>
+        <w:rPr>
+          <w:rFonts w:ascii="맑은 고딕" w:hAnsi="맑은 고딕" w:eastAsia="맑은 고딕"/>
+          <w:sz w:val="21"/>
+        </w:rPr>
+        <w:t>② RFS</w:t>
       </w:r>
     </w:p>
     <w:p>
@@ -105,34 +105,34 @@
           <w:rFonts w:ascii="맑은 고딕" w:hAnsi="맑은 고딕" w:eastAsia="맑은 고딕"/>
           <w:sz w:val="21"/>
         </w:rPr>
-        <w:t>① MRP0</w:t>
-      </w:r>
-    </w:p>
-    <w:p>
-      <w:r>
-        <w:rPr>
-          <w:rFonts w:ascii="맑은 고딕" w:hAnsi="맑은 고딕" w:eastAsia="맑은 고딕"/>
-          <w:sz w:val="21"/>
-        </w:rPr>
-        <w:t>② RFS</w:t>
-      </w:r>
-    </w:p>
-    <w:p>
-      <w:r>
-        <w:rPr>
-          <w:rFonts w:ascii="맑은 고딕" w:hAnsi="맑은 고딕" w:eastAsia="맑은 고딕"/>
-          <w:sz w:val="21"/>
-        </w:rPr>
-        <w:t>③ LNS</w:t>
-      </w:r>
-    </w:p>
-    <w:p>
-      <w:r>
-        <w:rPr>
-          <w:rFonts w:ascii="맑은 고딕" w:hAnsi="맑은 고딕" w:eastAsia="맑은 고딕"/>
-          <w:sz w:val="21"/>
-        </w:rPr>
-        <w:t>④ LGWR</w:t>
+        <w:t>① LNS</w:t>
+      </w:r>
+    </w:p>
+    <w:p>
+      <w:r>
+        <w:rPr>
+          <w:rFonts w:ascii="맑은 고딕" w:hAnsi="맑은 고딕" w:eastAsia="맑은 고딕"/>
+          <w:sz w:val="21"/>
+        </w:rPr>
+        <w:t>② LGWR</w:t>
+      </w:r>
+    </w:p>
+    <w:p>
+      <w:r>
+        <w:rPr>
+          <w:rFonts w:ascii="맑은 고딕" w:hAnsi="맑은 고딕" w:eastAsia="맑은 고딕"/>
+          <w:sz w:val="21"/>
+        </w:rPr>
+        <w:t>③ MRP0</w:t>
+      </w:r>
+    </w:p>
+    <w:p>
+      <w:r>
+        <w:rPr>
+          <w:rFonts w:ascii="맑은 고딕" w:hAnsi="맑은 고딕" w:eastAsia="맑은 고딕"/>
+          <w:sz w:val="21"/>
+        </w:rPr>
+        <w:t>④ RFS</w:t>
       </w:r>
     </w:p>
     <w:p>
@@ -159,34 +159,34 @@
           <w:rFonts w:ascii="맑은 고딕" w:hAnsi="맑은 고딕" w:eastAsia="맑은 고딕"/>
           <w:sz w:val="21"/>
         </w:rPr>
-        <w:t>① 1개</w:t>
-      </w:r>
-    </w:p>
-    <w:p>
-      <w:r>
-        <w:rPr>
-          <w:rFonts w:ascii="맑은 고딕" w:hAnsi="맑은 고딕" w:eastAsia="맑은 고딕"/>
-          <w:sz w:val="21"/>
-        </w:rPr>
-        <w:t>② 2개</w:t>
-      </w:r>
-    </w:p>
-    <w:p>
-      <w:r>
-        <w:rPr>
-          <w:rFonts w:ascii="맑은 고딕" w:hAnsi="맑은 고딕" w:eastAsia="맑은 고딕"/>
-          <w:sz w:val="21"/>
-        </w:rPr>
-        <w:t>③ 4개</w:t>
-      </w:r>
-    </w:p>
-    <w:p>
-      <w:r>
-        <w:rPr>
-          <w:rFonts w:ascii="맑은 고딕" w:hAnsi="맑은 고딕" w:eastAsia="맑은 고딕"/>
-          <w:sz w:val="21"/>
-        </w:rPr>
-        <w:t>④ 제한 없음</w:t>
+        <w:t>① 2개</w:t>
+      </w:r>
+    </w:p>
+    <w:p>
+      <w:r>
+        <w:rPr>
+          <w:rFonts w:ascii="맑은 고딕" w:hAnsi="맑은 고딕" w:eastAsia="맑은 고딕"/>
+          <w:sz w:val="21"/>
+        </w:rPr>
+        <w:t>② 4개</w:t>
+      </w:r>
+    </w:p>
+    <w:p>
+      <w:r>
+        <w:rPr>
+          <w:rFonts w:ascii="맑은 고딕" w:hAnsi="맑은 고딕" w:eastAsia="맑은 고딕"/>
+          <w:sz w:val="21"/>
+        </w:rPr>
+        <w:t>③ 제한 없음</w:t>
+      </w:r>
+    </w:p>
+    <w:p>
+      <w:r>
+        <w:rPr>
+          <w:rFonts w:ascii="맑은 고딕" w:hAnsi="맑은 고딕" w:eastAsia="맑은 고딕"/>
+          <w:sz w:val="21"/>
+        </w:rPr>
+        <w:t>④ 1개</w:t>
       </w:r>
     </w:p>
     <w:p>
@@ -222,16 +222,16 @@
           <w:rFonts w:ascii="맑은 고딕" w:hAnsi="맑은 고딕" w:eastAsia="맑은 고딕"/>
           <w:sz w:val="21"/>
         </w:rPr>
-        <w:t>② SRL 그룹이 4개</w:t>
-      </w:r>
-    </w:p>
-    <w:p>
-      <w:r>
-        <w:rPr>
-          <w:rFonts w:ascii="맑은 고딕" w:hAnsi="맑은 고딕" w:eastAsia="맑은 고딕"/>
-          <w:sz w:val="21"/>
-        </w:rPr>
-        <w:t>③ 온라인 리두가 4개</w:t>
+        <w:t>② 온라인 리두가 4개</w:t>
+      </w:r>
+    </w:p>
+    <w:p>
+      <w:r>
+        <w:rPr>
+          <w:rFonts w:ascii="맑은 고딕" w:hAnsi="맑은 고딕" w:eastAsia="맑은 고딕"/>
+          <w:sz w:val="21"/>
+        </w:rPr>
+        <w:t>③ SRL 그룹이 4개</w:t>
       </w:r>
     </w:p>
     <w:p>
@@ -267,34 +267,34 @@
           <w:rFonts w:ascii="맑은 고딕" w:hAnsi="맑은 고딕" w:eastAsia="맑은 고딕"/>
           <w:sz w:val="21"/>
         </w:rPr>
-        <w:t>① 적용할 리두가 없어 기다리는 중</w:t>
-      </w:r>
-    </w:p>
-    <w:p>
-      <w:r>
-        <w:rPr>
-          <w:rFonts w:ascii="맑은 고딕" w:hAnsi="맑은 고딕" w:eastAsia="맑은 고딕"/>
-          <w:sz w:val="21"/>
-        </w:rPr>
-        <w:t>② 오류로 멈춘 상태</w:t>
-      </w:r>
-    </w:p>
-    <w:p>
-      <w:r>
-        <w:rPr>
-          <w:rFonts w:ascii="맑은 고딕" w:hAnsi="맑은 고딕" w:eastAsia="맑은 고딕"/>
-          <w:sz w:val="21"/>
-        </w:rPr>
-        <w:t>③ 아카이브 중</w:t>
-      </w:r>
-    </w:p>
-    <w:p>
-      <w:r>
-        <w:rPr>
-          <w:rFonts w:ascii="맑은 고딕" w:hAnsi="맑은 고딕" w:eastAsia="맑은 고딕"/>
-          <w:sz w:val="21"/>
-        </w:rPr>
-        <w:t>④ 종료 중</w:t>
+        <w:t>① 오류로 멈춘 상태</w:t>
+      </w:r>
+    </w:p>
+    <w:p>
+      <w:r>
+        <w:rPr>
+          <w:rFonts w:ascii="맑은 고딕" w:hAnsi="맑은 고딕" w:eastAsia="맑은 고딕"/>
+          <w:sz w:val="21"/>
+        </w:rPr>
+        <w:t>② 아카이브 중</w:t>
+      </w:r>
+    </w:p>
+    <w:p>
+      <w:r>
+        <w:rPr>
+          <w:rFonts w:ascii="맑은 고딕" w:hAnsi="맑은 고딕" w:eastAsia="맑은 고딕"/>
+          <w:sz w:val="21"/>
+        </w:rPr>
+        <w:t>③ 종료 중</w:t>
+      </w:r>
+    </w:p>
+    <w:p>
+      <w:r>
+        <w:rPr>
+          <w:rFonts w:ascii="맑은 고딕" w:hAnsi="맑은 고딕" w:eastAsia="맑은 고딕"/>
+          <w:sz w:val="21"/>
+        </w:rPr>
+        <w:t>④ 적용할 리두가 없어 기다리는 중</w:t>
       </w:r>
     </w:p>
     <w:p>
@@ -429,7 +429,61 @@
           <w:rFonts w:ascii="맑은 고딕" w:hAnsi="맑은 고딕" w:eastAsia="맑은 고딕"/>
           <w:sz w:val="21"/>
         </w:rPr>
-        <w:t>① ORA-16136</w:t>
+        <w:t>① ORA-01153</w:t>
+      </w:r>
+    </w:p>
+    <w:p>
+      <w:r>
+        <w:rPr>
+          <w:rFonts w:ascii="맑은 고딕" w:hAnsi="맑은 고딕" w:eastAsia="맑은 고딕"/>
+          <w:sz w:val="21"/>
+        </w:rPr>
+        <w:t>② ORA-00261</w:t>
+      </w:r>
+    </w:p>
+    <w:p>
+      <w:r>
+        <w:rPr>
+          <w:rFonts w:ascii="맑은 고딕" w:hAnsi="맑은 고딕" w:eastAsia="맑은 고딕"/>
+          <w:sz w:val="21"/>
+        </w:rPr>
+        <w:t>③ ORA-16000</w:t>
+      </w:r>
+    </w:p>
+    <w:p>
+      <w:r>
+        <w:rPr>
+          <w:rFonts w:ascii="맑은 고딕" w:hAnsi="맑은 고딕" w:eastAsia="맑은 고딕"/>
+          <w:sz w:val="21"/>
+        </w:rPr>
+        <w:t>④ ORA-16136</w:t>
+      </w:r>
+    </w:p>
+    <w:p>
+      <w:r>
+        <w:rPr>
+          <w:rFonts w:ascii="맑은 고딕" w:hAnsi="맑은 고딕" w:eastAsia="맑은 고딕"/>
+          <w:sz w:val="21"/>
+        </w:rPr>
+        <w:t>하-09 · 객관식</w:t>
+      </w:r>
+    </w:p>
+    <w:p>
+      <w:r>
+        <w:rPr>
+          <w:rFonts w:ascii="맑은 고딕" w:hAnsi="맑은 고딕" w:eastAsia="맑은 고딕"/>
+          <w:sz w:val="21"/>
+        </w:rPr>
+        <w:t>[하-09] 이미 적용 중인데 다시 기동하면 나오는 오류는?</w:t>
+      </w:r>
+    </w:p>
+    <w:p>
+      <w:r>
+        <w:rPr>
+          <w:rFonts w:ascii="맑은 고딕" w:hAnsi="맑은 고딕" w:eastAsia="맑은 고딕"/>
+          <w:sz w:val="21"/>
+        </w:rPr>
+        <w:t>① ORA-32002</w:t>
       </w:r>
     </w:p>
     <w:p>
@@ -447,60 +501,6 @@
           <w:rFonts w:ascii="맑은 고딕" w:hAnsi="맑은 고딕" w:eastAsia="맑은 고딕"/>
           <w:sz w:val="21"/>
         </w:rPr>
-        <w:t>③ ORA-16000</w:t>
-      </w:r>
-    </w:p>
-    <w:p>
-      <w:r>
-        <w:rPr>
-          <w:rFonts w:ascii="맑은 고딕" w:hAnsi="맑은 고딕" w:eastAsia="맑은 고딕"/>
-          <w:sz w:val="21"/>
-        </w:rPr>
-        <w:t>④ ORA-00261</w:t>
-      </w:r>
-    </w:p>
-    <w:p>
-      <w:r>
-        <w:rPr>
-          <w:rFonts w:ascii="맑은 고딕" w:hAnsi="맑은 고딕" w:eastAsia="맑은 고딕"/>
-          <w:sz w:val="21"/>
-        </w:rPr>
-        <w:t>하-09 · 객관식</w:t>
-      </w:r>
-    </w:p>
-    <w:p>
-      <w:r>
-        <w:rPr>
-          <w:rFonts w:ascii="맑은 고딕" w:hAnsi="맑은 고딕" w:eastAsia="맑은 고딕"/>
-          <w:sz w:val="21"/>
-        </w:rPr>
-        <w:t>[하-09] 이미 적용 중인데 다시 기동하면 나오는 오류는?</w:t>
-      </w:r>
-    </w:p>
-    <w:p>
-      <w:r>
-        <w:rPr>
-          <w:rFonts w:ascii="맑은 고딕" w:hAnsi="맑은 고딕" w:eastAsia="맑은 고딕"/>
-          <w:sz w:val="21"/>
-        </w:rPr>
-        <w:t>① ORA-01153</w:t>
-      </w:r>
-    </w:p>
-    <w:p>
-      <w:r>
-        <w:rPr>
-          <w:rFonts w:ascii="맑은 고딕" w:hAnsi="맑은 고딕" w:eastAsia="맑은 고딕"/>
-          <w:sz w:val="21"/>
-        </w:rPr>
-        <w:t>② ORA-16136</w:t>
-      </w:r>
-    </w:p>
-    <w:p>
-      <w:r>
-        <w:rPr>
-          <w:rFonts w:ascii="맑은 고딕" w:hAnsi="맑은 고딕" w:eastAsia="맑은 고딕"/>
-          <w:sz w:val="21"/>
-        </w:rPr>
         <w:t>③ ORA-00205</w:t>
       </w:r>
     </w:p>
@@ -510,7 +510,7 @@
           <w:rFonts w:ascii="맑은 고딕" w:hAnsi="맑은 고딕" w:eastAsia="맑은 고딕"/>
           <w:sz w:val="21"/>
         </w:rPr>
-        <w:t>④ ORA-32002</w:t>
+        <w:t>④ ORA-16136</w:t>
       </w:r>
     </w:p>
     <w:p>
@@ -537,7 +537,61 @@
           <w:rFonts w:ascii="맑은 고딕" w:hAnsi="맑은 고딕" w:eastAsia="맑은 고딕"/>
           <w:sz w:val="21"/>
         </w:rPr>
-        <w:t>① READ ONLY WITH APPLY</w:t>
+        <w:t>① MOUNTED</w:t>
+      </w:r>
+    </w:p>
+    <w:p>
+      <w:r>
+        <w:rPr>
+          <w:rFonts w:ascii="맑은 고딕" w:hAnsi="맑은 고딕" w:eastAsia="맑은 고딕"/>
+          <w:sz w:val="21"/>
+        </w:rPr>
+        <w:t>② READ WRITE</w:t>
+      </w:r>
+    </w:p>
+    <w:p>
+      <w:r>
+        <w:rPr>
+          <w:rFonts w:ascii="맑은 고딕" w:hAnsi="맑은 고딕" w:eastAsia="맑은 고딕"/>
+          <w:sz w:val="21"/>
+        </w:rPr>
+        <w:t>③ READ ONLY WITH APPLY</w:t>
+      </w:r>
+    </w:p>
+    <w:p>
+      <w:r>
+        <w:rPr>
+          <w:rFonts w:ascii="맑은 고딕" w:hAnsi="맑은 고딕" w:eastAsia="맑은 고딕"/>
+          <w:sz w:val="21"/>
+        </w:rPr>
+        <w:t>④ READ ONLY</w:t>
+      </w:r>
+    </w:p>
+    <w:p>
+      <w:r>
+        <w:rPr>
+          <w:rFonts w:ascii="맑은 고딕" w:hAnsi="맑은 고딕" w:eastAsia="맑은 고딕"/>
+          <w:sz w:val="21"/>
+        </w:rPr>
+        <w:t>하-11 · 객관식</w:t>
+      </w:r>
+    </w:p>
+    <w:p>
+      <w:r>
+        <w:rPr>
+          <w:rFonts w:ascii="맑은 고딕" w:hAnsi="맑은 고딕" w:eastAsia="맑은 고딕"/>
+          <w:sz w:val="21"/>
+        </w:rPr>
+        <w:t>[하-11] 적용을 중지하면 `OPEN_MODE`는 무엇으로 바뀌는가?</w:t>
+      </w:r>
+    </w:p>
+    <w:p>
+      <w:r>
+        <w:rPr>
+          <w:rFonts w:ascii="맑은 고딕" w:hAnsi="맑은 고딕" w:eastAsia="맑은 고딕"/>
+          <w:sz w:val="21"/>
+        </w:rPr>
+        <w:t>① READ WRITE</w:t>
       </w:r>
     </w:p>
     <w:p>
@@ -564,60 +618,6 @@
           <w:rFonts w:ascii="맑은 고딕" w:hAnsi="맑은 고딕" w:eastAsia="맑은 고딕"/>
           <w:sz w:val="21"/>
         </w:rPr>
-        <w:t>④ READ WRITE</w:t>
-      </w:r>
-    </w:p>
-    <w:p>
-      <w:r>
-        <w:rPr>
-          <w:rFonts w:ascii="맑은 고딕" w:hAnsi="맑은 고딕" w:eastAsia="맑은 고딕"/>
-          <w:sz w:val="21"/>
-        </w:rPr>
-        <w:t>하-11 · 객관식</w:t>
-      </w:r>
-    </w:p>
-    <w:p>
-      <w:r>
-        <w:rPr>
-          <w:rFonts w:ascii="맑은 고딕" w:hAnsi="맑은 고딕" w:eastAsia="맑은 고딕"/>
-          <w:sz w:val="21"/>
-        </w:rPr>
-        <w:t>[하-11] 적용을 중지하면 `OPEN_MODE`는 무엇으로 바뀌는가?</w:t>
-      </w:r>
-    </w:p>
-    <w:p>
-      <w:r>
-        <w:rPr>
-          <w:rFonts w:ascii="맑은 고딕" w:hAnsi="맑은 고딕" w:eastAsia="맑은 고딕"/>
-          <w:sz w:val="21"/>
-        </w:rPr>
-        <w:t>① READ ONLY</w:t>
-      </w:r>
-    </w:p>
-    <w:p>
-      <w:r>
-        <w:rPr>
-          <w:rFonts w:ascii="맑은 고딕" w:hAnsi="맑은 고딕" w:eastAsia="맑은 고딕"/>
-          <w:sz w:val="21"/>
-        </w:rPr>
-        <w:t>② MOUNTED</w:t>
-      </w:r>
-    </w:p>
-    <w:p>
-      <w:r>
-        <w:rPr>
-          <w:rFonts w:ascii="맑은 고딕" w:hAnsi="맑은 고딕" w:eastAsia="맑은 고딕"/>
-          <w:sz w:val="21"/>
-        </w:rPr>
-        <w:t>③ READ WRITE</w:t>
-      </w:r>
-    </w:p>
-    <w:p>
-      <w:r>
-        <w:rPr>
-          <w:rFonts w:ascii="맑은 고딕" w:hAnsi="맑은 고딕" w:eastAsia="맑은 고딕"/>
-          <w:sz w:val="21"/>
-        </w:rPr>
         <w:t>④ 변하지 않는다</w:t>
       </w:r>
     </w:p>
@@ -645,7 +645,7 @@
           <w:rFonts w:ascii="맑은 고딕" w:hAnsi="맑은 고딕" w:eastAsia="맑은 고딕"/>
           <w:sz w:val="21"/>
         </w:rPr>
-        <w:t>① MANAGED REAL TIME APPLY</w:t>
+        <w:t>① ACTIVE</w:t>
       </w:r>
     </w:p>
     <w:p>
@@ -672,7 +672,7 @@
           <w:rFonts w:ascii="맑은 고딕" w:hAnsi="맑은 고딕" w:eastAsia="맑은 고딕"/>
           <w:sz w:val="21"/>
         </w:rPr>
-        <w:t>④ ACTIVE</w:t>
+        <w:t>④ MANAGED REAL TIME APPLY</w:t>
       </w:r>
     </w:p>
     <w:p>
@@ -699,7 +699,7 @@
           <w:rFonts w:ascii="맑은 고딕" w:hAnsi="맑은 고딕" w:eastAsia="맑은 고딕"/>
           <w:sz w:val="21"/>
         </w:rPr>
-        <w:t>① 4행</w:t>
+        <w:t>① 9행</w:t>
       </w:r>
     </w:p>
     <w:p>
@@ -717,7 +717,7 @@
           <w:rFonts w:ascii="맑은 고딕" w:hAnsi="맑은 고딕" w:eastAsia="맑은 고딕"/>
           <w:sz w:val="21"/>
         </w:rPr>
-        <w:t>③ 9행</w:t>
+        <w:t>③ 4행</w:t>
       </w:r>
     </w:p>
     <w:p>
@@ -753,7 +753,7 @@
           <w:rFonts w:ascii="맑은 고딕" w:hAnsi="맑은 고딕" w:eastAsia="맑은 고딕"/>
           <w:sz w:val="21"/>
         </w:rPr>
-        <w:t>① Primary가 만든 리두 중 아직 오지 않은 분량의 시간</w:t>
+        <w:t>① 적용을 마치는 데 걸릴 예상 시간</w:t>
       </w:r>
     </w:p>
     <w:p>
@@ -771,7 +771,7 @@
           <w:rFonts w:ascii="맑은 고딕" w:hAnsi="맑은 고딕" w:eastAsia="맑은 고딕"/>
           <w:sz w:val="21"/>
         </w:rPr>
-        <w:t>③ 적용을 마치는 데 걸릴 예상 시간</w:t>
+        <w:t>③ Primary가 만든 리두 중 아직 오지 않은 분량의 시간</w:t>
       </w:r>
     </w:p>
     <w:p>
@@ -807,34 +807,34 @@
           <w:rFonts w:ascii="맑은 고딕" w:hAnsi="맑은 고딕" w:eastAsia="맑은 고딕"/>
           <w:sz w:val="21"/>
         </w:rPr>
-        <w:t>① V$ARCHIVE_GAP</w:t>
-      </w:r>
-    </w:p>
-    <w:p>
-      <w:r>
-        <w:rPr>
-          <w:rFonts w:ascii="맑은 고딕" w:hAnsi="맑은 고딕" w:eastAsia="맑은 고딕"/>
-          <w:sz w:val="21"/>
-        </w:rPr>
-        <w:t>② V$ARCHIVED_LOG</w:t>
-      </w:r>
-    </w:p>
-    <w:p>
-      <w:r>
-        <w:rPr>
-          <w:rFonts w:ascii="맑은 고딕" w:hAnsi="맑은 고딕" w:eastAsia="맑은 고딕"/>
-          <w:sz w:val="21"/>
-        </w:rPr>
-        <w:t>③ V$DATAGUARD_STATS</w:t>
-      </w:r>
-    </w:p>
-    <w:p>
-      <w:r>
-        <w:rPr>
-          <w:rFonts w:ascii="맑은 고딕" w:hAnsi="맑은 고딕" w:eastAsia="맑은 고딕"/>
-          <w:sz w:val="21"/>
-        </w:rPr>
-        <w:t>④ V$STANDBY_LOG</w:t>
+        <w:t>① V$ARCHIVED_LOG</w:t>
+      </w:r>
+    </w:p>
+    <w:p>
+      <w:r>
+        <w:rPr>
+          <w:rFonts w:ascii="맑은 고딕" w:hAnsi="맑은 고딕" w:eastAsia="맑은 고딕"/>
+          <w:sz w:val="21"/>
+        </w:rPr>
+        <w:t>② V$ARCHIVE_GAP</w:t>
+      </w:r>
+    </w:p>
+    <w:p>
+      <w:r>
+        <w:rPr>
+          <w:rFonts w:ascii="맑은 고딕" w:hAnsi="맑은 고딕" w:eastAsia="맑은 고딕"/>
+          <w:sz w:val="21"/>
+        </w:rPr>
+        <w:t>③ V$STANDBY_LOG</w:t>
+      </w:r>
+    </w:p>
+    <w:p>
+      <w:r>
+        <w:rPr>
+          <w:rFonts w:ascii="맑은 고딕" w:hAnsi="맑은 고딕" w:eastAsia="맑은 고딕"/>
+          <w:sz w:val="21"/>
+        </w:rPr>
+        <w:t>④ V$DATAGUARD_STATS</w:t>
       </w:r>
     </w:p>
     <w:p>
@@ -861,25 +861,25 @@
           <w:rFonts w:ascii="맑은 고딕" w:hAnsi="맑은 고딕" w:eastAsia="맑은 고딕"/>
           <w:sz w:val="21"/>
         </w:rPr>
-        <w:t>① FAL_SERVER</w:t>
-      </w:r>
-    </w:p>
-    <w:p>
-      <w:r>
-        <w:rPr>
-          <w:rFonts w:ascii="맑은 고딕" w:hAnsi="맑은 고딕" w:eastAsia="맑은 고딕"/>
-          <w:sz w:val="21"/>
-        </w:rPr>
-        <w:t>② FAL_CLIENT</w:t>
-      </w:r>
-    </w:p>
-    <w:p>
-      <w:r>
-        <w:rPr>
-          <w:rFonts w:ascii="맑은 고딕" w:hAnsi="맑은 고딕" w:eastAsia="맑은 고딕"/>
-          <w:sz w:val="21"/>
-        </w:rPr>
-        <w:t>③ LOG_ARCHIVE_DEST_2</w:t>
+        <w:t>① FAL_CLIENT</w:t>
+      </w:r>
+    </w:p>
+    <w:p>
+      <w:r>
+        <w:rPr>
+          <w:rFonts w:ascii="맑은 고딕" w:hAnsi="맑은 고딕" w:eastAsia="맑은 고딕"/>
+          <w:sz w:val="21"/>
+        </w:rPr>
+        <w:t>② LOG_ARCHIVE_DEST_2</w:t>
+      </w:r>
+    </w:p>
+    <w:p>
+      <w:r>
+        <w:rPr>
+          <w:rFonts w:ascii="맑은 고딕" w:hAnsi="맑은 고딕" w:eastAsia="맑은 고딕"/>
+          <w:sz w:val="21"/>
+        </w:rPr>
+        <w:t>③ FAL_SERVER</w:t>
       </w:r>
     </w:p>
     <w:p>
@@ -915,34 +915,34 @@
           <w:rFonts w:ascii="맑은 고딕" w:hAnsi="맑은 고딕" w:eastAsia="맑은 고딕"/>
           <w:sz w:val="21"/>
         </w:rPr>
-        <w:t>① Fetch Archive Log</w:t>
-      </w:r>
-    </w:p>
-    <w:p>
-      <w:r>
-        <w:rPr>
-          <w:rFonts w:ascii="맑은 고딕" w:hAnsi="맑은 고딕" w:eastAsia="맑은 고딕"/>
-          <w:sz w:val="21"/>
-        </w:rPr>
-        <w:t>② Fast Apply Log</w:t>
-      </w:r>
-    </w:p>
-    <w:p>
-      <w:r>
-        <w:rPr>
-          <w:rFonts w:ascii="맑은 고딕" w:hAnsi="맑은 고딕" w:eastAsia="맑은 고딕"/>
-          <w:sz w:val="21"/>
-        </w:rPr>
-        <w:t>③ Failover Archive Link</w:t>
-      </w:r>
-    </w:p>
-    <w:p>
-      <w:r>
-        <w:rPr>
-          <w:rFonts w:ascii="맑은 고딕" w:hAnsi="맑은 고딕" w:eastAsia="맑은 고딕"/>
-          <w:sz w:val="21"/>
-        </w:rPr>
-        <w:t>④ File Access Layer</w:t>
+        <w:t>① Failover Archive Link</w:t>
+      </w:r>
+    </w:p>
+    <w:p>
+      <w:r>
+        <w:rPr>
+          <w:rFonts w:ascii="맑은 고딕" w:hAnsi="맑은 고딕" w:eastAsia="맑은 고딕"/>
+          <w:sz w:val="21"/>
+        </w:rPr>
+        <w:t>② Fetch Archive Log</w:t>
+      </w:r>
+    </w:p>
+    <w:p>
+      <w:r>
+        <w:rPr>
+          <w:rFonts w:ascii="맑은 고딕" w:hAnsi="맑은 고딕" w:eastAsia="맑은 고딕"/>
+          <w:sz w:val="21"/>
+        </w:rPr>
+        <w:t>③ File Access Layer</w:t>
+      </w:r>
+    </w:p>
+    <w:p>
+      <w:r>
+        <w:rPr>
+          <w:rFonts w:ascii="맑은 고딕" w:hAnsi="맑은 고딕" w:eastAsia="맑은 고딕"/>
+          <w:sz w:val="21"/>
+        </w:rPr>
+        <w:t>④ Fast Apply Log</w:t>
       </w:r>
     </w:p>
     <w:p>
@@ -969,6 +969,60 @@
           <w:rFonts w:ascii="맑은 고딕" w:hAnsi="맑은 고딕" w:eastAsia="맑은 고딕"/>
           <w:sz w:val="21"/>
         </w:rPr>
+        <w:t>① ORA-01184</w:t>
+      </w:r>
+    </w:p>
+    <w:p>
+      <w:r>
+        <w:rPr>
+          <w:rFonts w:ascii="맑은 고딕" w:hAnsi="맑은 고딕" w:eastAsia="맑은 고딕"/>
+          <w:sz w:val="21"/>
+        </w:rPr>
+        <w:t>② ORA-01153</w:t>
+      </w:r>
+    </w:p>
+    <w:p>
+      <w:r>
+        <w:rPr>
+          <w:rFonts w:ascii="맑은 고딕" w:hAnsi="맑은 고딕" w:eastAsia="맑은 고딕"/>
+          <w:sz w:val="21"/>
+        </w:rPr>
+        <w:t>③ ORA-00261</w:t>
+      </w:r>
+    </w:p>
+    <w:p>
+      <w:r>
+        <w:rPr>
+          <w:rFonts w:ascii="맑은 고딕" w:hAnsi="맑은 고딕" w:eastAsia="맑은 고딕"/>
+          <w:sz w:val="21"/>
+        </w:rPr>
+        <w:t>④ ORA-16136</w:t>
+      </w:r>
+    </w:p>
+    <w:p>
+      <w:r>
+        <w:rPr>
+          <w:rFonts w:ascii="맑은 고딕" w:hAnsi="맑은 고딕" w:eastAsia="맑은 고딕"/>
+          <w:sz w:val="21"/>
+        </w:rPr>
+        <w:t>하-19 · 객관식</w:t>
+      </w:r>
+    </w:p>
+    <w:p>
+      <w:r>
+        <w:rPr>
+          <w:rFonts w:ascii="맑은 고딕" w:hAnsi="맑은 고딕" w:eastAsia="맑은 고딕"/>
+          <w:sz w:val="21"/>
+        </w:rPr>
+        <w:t>[하-19] 이미 있는 그룹 번호로 SRL을 추가하면?</w:t>
+      </w:r>
+    </w:p>
+    <w:p>
+      <w:r>
+        <w:rPr>
+          <w:rFonts w:ascii="맑은 고딕" w:hAnsi="맑은 고딕" w:eastAsia="맑은 고딕"/>
+          <w:sz w:val="21"/>
+        </w:rPr>
         <w:t>① ORA-00261</w:t>
       </w:r>
     </w:p>
@@ -987,60 +1041,6 @@
           <w:rFonts w:ascii="맑은 고딕" w:hAnsi="맑은 고딕" w:eastAsia="맑은 고딕"/>
           <w:sz w:val="21"/>
         </w:rPr>
-        <w:t>③ ORA-16136</w:t>
-      </w:r>
-    </w:p>
-    <w:p>
-      <w:r>
-        <w:rPr>
-          <w:rFonts w:ascii="맑은 고딕" w:hAnsi="맑은 고딕" w:eastAsia="맑은 고딕"/>
-          <w:sz w:val="21"/>
-        </w:rPr>
-        <w:t>④ ORA-01153</w:t>
-      </w:r>
-    </w:p>
-    <w:p>
-      <w:r>
-        <w:rPr>
-          <w:rFonts w:ascii="맑은 고딕" w:hAnsi="맑은 고딕" w:eastAsia="맑은 고딕"/>
-          <w:sz w:val="21"/>
-        </w:rPr>
-        <w:t>하-19 · 객관식</w:t>
-      </w:r>
-    </w:p>
-    <w:p>
-      <w:r>
-        <w:rPr>
-          <w:rFonts w:ascii="맑은 고딕" w:hAnsi="맑은 고딕" w:eastAsia="맑은 고딕"/>
-          <w:sz w:val="21"/>
-        </w:rPr>
-        <w:t>[하-19] 이미 있는 그룹 번호로 SRL을 추가하면?</w:t>
-      </w:r>
-    </w:p>
-    <w:p>
-      <w:r>
-        <w:rPr>
-          <w:rFonts w:ascii="맑은 고딕" w:hAnsi="맑은 고딕" w:eastAsia="맑은 고딕"/>
-          <w:sz w:val="21"/>
-        </w:rPr>
-        <w:t>① ORA-01184</w:t>
-      </w:r>
-    </w:p>
-    <w:p>
-      <w:r>
-        <w:rPr>
-          <w:rFonts w:ascii="맑은 고딕" w:hAnsi="맑은 고딕" w:eastAsia="맑은 고딕"/>
-          <w:sz w:val="21"/>
-        </w:rPr>
-        <w:t>② ORA-00261</w:t>
-      </w:r>
-    </w:p>
-    <w:p>
-      <w:r>
-        <w:rPr>
-          <w:rFonts w:ascii="맑은 고딕" w:hAnsi="맑은 고딕" w:eastAsia="맑은 고딕"/>
-          <w:sz w:val="21"/>
-        </w:rPr>
         <w:t>③ ORA-00312</w:t>
       </w:r>
     </w:p>
@@ -1077,7 +1077,7 @@
           <w:rFonts w:ascii="맑은 고딕" w:hAnsi="맑은 고딕" w:eastAsia="맑은 고딕"/>
           <w:sz w:val="21"/>
         </w:rPr>
-        <w:t>① 설정하지 않은 목적지다. 정상이다</w:t>
+        <w:t>① 오류로 중단되었다</w:t>
       </w:r>
     </w:p>
     <w:p>
@@ -1095,16 +1095,16 @@
           <w:rFonts w:ascii="맑은 고딕" w:hAnsi="맑은 고딕" w:eastAsia="맑은 고딕"/>
           <w:sz w:val="21"/>
         </w:rPr>
-        <w:t>③ 오류로 중단되었다</w:t>
-      </w:r>
-    </w:p>
-    <w:p>
-      <w:r>
-        <w:rPr>
-          <w:rFonts w:ascii="맑은 고딕" w:hAnsi="맑은 고딕" w:eastAsia="맑은 고딕"/>
-          <w:sz w:val="21"/>
-        </w:rPr>
-        <w:t>④ 전송 중이다</w:t>
+        <w:t>③ 전송 중이다</w:t>
+      </w:r>
+    </w:p>
+    <w:p>
+      <w:r>
+        <w:rPr>
+          <w:rFonts w:ascii="맑은 고딕" w:hAnsi="맑은 고딕" w:eastAsia="맑은 고딕"/>
+          <w:sz w:val="21"/>
+        </w:rPr>
+        <w:t>④ 설정하지 않은 목적지다. 정상이다</w:t>
       </w:r>
     </w:p>
     <w:p>
@@ -1139,16 +1139,16 @@
           <w:rFonts w:ascii="맑은 고딕" w:hAnsi="맑은 고딕" w:eastAsia="맑은 고딕"/>
           <w:sz w:val="21"/>
         </w:rPr>
-        <w:t>① 받는 지점과 적용하는 지점이 같다 — 실시간 적용의 직접 증거</w:t>
-      </w:r>
-    </w:p>
-    <w:p>
-      <w:r>
-        <w:rPr>
-          <w:rFonts w:ascii="맑은 고딕" w:hAnsi="맑은 고딕" w:eastAsia="맑은 고딕"/>
-          <w:sz w:val="21"/>
-        </w:rPr>
-        <w:t>② 오류 상태다</w:t>
+        <w:t>① 오류 상태다</w:t>
+      </w:r>
+    </w:p>
+    <w:p>
+      <w:r>
+        <w:rPr>
+          <w:rFonts w:ascii="맑은 고딕" w:hAnsi="맑은 고딕" w:eastAsia="맑은 고딕"/>
+          <w:sz w:val="21"/>
+        </w:rPr>
+        <w:t>② 받는 지점과 적용하는 지점이 같다 — 실시간 적용의 직접 증거</w:t>
       </w:r>
     </w:p>
     <w:p>
@@ -1202,7 +1202,7 @@
           <w:rFonts w:ascii="맑은 고딕" w:hAnsi="맑은 고딕" w:eastAsia="맑은 고딕"/>
           <w:sz w:val="21"/>
         </w:rPr>
-        <w:t>② 데이터 파일 크기</w:t>
+        <w:t>② 아카이브 개수</w:t>
       </w:r>
     </w:p>
     <w:p>
@@ -1220,7 +1220,7 @@
           <w:rFonts w:ascii="맑은 고딕" w:hAnsi="맑은 고딕" w:eastAsia="맑은 고딕"/>
           <w:sz w:val="21"/>
         </w:rPr>
-        <w:t>④ 아카이브 개수</w:t>
+        <w:t>④ 데이터 파일 크기</w:t>
       </w:r>
     </w:p>
     <w:p>
@@ -1247,7 +1247,7 @@
           <w:rFonts w:ascii="맑은 고딕" w:hAnsi="맑은 고딕" w:eastAsia="맑은 고딕"/>
           <w:sz w:val="21"/>
         </w:rPr>
-        <w:t>① Primary 값 `db_unique_name=chicago`를 상속받았다</w:t>
+        <w:t>① 리스너가 죽었다</w:t>
       </w:r>
     </w:p>
     <w:p>
@@ -1274,7 +1274,7 @@
           <w:rFonts w:ascii="맑은 고딕" w:hAnsi="맑은 고딕" w:eastAsia="맑은 고딕"/>
           <w:sz w:val="21"/>
         </w:rPr>
-        <w:t>④ 리스너가 죽었다</w:t>
+        <w:t>④ Primary 값 `db_unique_name=chicago`를 상속받았다</w:t>
       </w:r>
     </w:p>
     <w:p>
@@ -1310,16 +1310,16 @@
           <w:rFonts w:ascii="맑은 고딕" w:hAnsi="맑은 고딕" w:eastAsia="맑은 고딕"/>
           <w:sz w:val="21"/>
         </w:rPr>
-        <w:t>② BAD PARAM은 경고일 뿐이다</w:t>
-      </w:r>
-    </w:p>
-    <w:p>
-      <w:r>
-        <w:rPr>
-          <w:rFonts w:ascii="맑은 고딕" w:hAnsi="맑은 고딕" w:eastAsia="맑은 고딕"/>
-          <w:sz w:val="21"/>
-        </w:rPr>
-        <w:t>③ 목적지 2번이 대신했다</w:t>
+        <w:t>② 목적지 2번이 대신했다</w:t>
+      </w:r>
+    </w:p>
+    <w:p>
+      <w:r>
+        <w:rPr>
+          <w:rFonts w:ascii="맑은 고딕" w:hAnsi="맑은 고딕" w:eastAsia="맑은 고딕"/>
+          <w:sz w:val="21"/>
+        </w:rPr>
+        <w:t>③ BAD PARAM은 경고일 뿐이다</w:t>
       </w:r>
     </w:p>
     <w:p>
@@ -1355,34 +1355,34 @@
           <w:rFonts w:ascii="맑은 고딕" w:hAnsi="맑은 고딕" w:eastAsia="맑은 고딕"/>
           <w:sz w:val="21"/>
         </w:rPr>
-        <w:t>① 전자는 설정이 있는데 해석 불가, 후자는 설정 자체가 없다</w:t>
-      </w:r>
-    </w:p>
-    <w:p>
-      <w:r>
-        <w:rPr>
-          <w:rFonts w:ascii="맑은 고딕" w:hAnsi="맑은 고딕" w:eastAsia="맑은 고딕"/>
-          <w:sz w:val="21"/>
-        </w:rPr>
-        <w:t>② 전자는 정상, 후자는 오류</w:t>
-      </w:r>
-    </w:p>
-    <w:p>
-      <w:r>
-        <w:rPr>
-          <w:rFonts w:ascii="맑은 고딕" w:hAnsi="맑은 고딕" w:eastAsia="맑은 고딕"/>
-          <w:sz w:val="21"/>
-        </w:rPr>
-        <w:t>③ 차이가 없다</w:t>
-      </w:r>
-    </w:p>
-    <w:p>
-      <w:r>
-        <w:rPr>
-          <w:rFonts w:ascii="맑은 고딕" w:hAnsi="맑은 고딕" w:eastAsia="맑은 고딕"/>
-          <w:sz w:val="21"/>
-        </w:rPr>
-        <w:t>④ 전자는 원격, 후자는 로컬</w:t>
+        <w:t>① 전자는 정상, 후자는 오류</w:t>
+      </w:r>
+    </w:p>
+    <w:p>
+      <w:r>
+        <w:rPr>
+          <w:rFonts w:ascii="맑은 고딕" w:hAnsi="맑은 고딕" w:eastAsia="맑은 고딕"/>
+          <w:sz w:val="21"/>
+        </w:rPr>
+        <w:t>② 차이가 없다</w:t>
+      </w:r>
+    </w:p>
+    <w:p>
+      <w:r>
+        <w:rPr>
+          <w:rFonts w:ascii="맑은 고딕" w:hAnsi="맑은 고딕" w:eastAsia="맑은 고딕"/>
+          <w:sz w:val="21"/>
+        </w:rPr>
+        <w:t>③ 전자는 원격, 후자는 로컬</w:t>
+      </w:r>
+    </w:p>
+    <w:p>
+      <w:r>
+        <w:rPr>
+          <w:rFonts w:ascii="맑은 고딕" w:hAnsi="맑은 고딕" w:eastAsia="맑은 고딕"/>
+          <w:sz w:val="21"/>
+        </w:rPr>
+        <w:t>④ 전자는 설정이 있는데 해석 불가, 후자는 설정 자체가 없다</w:t>
       </w:r>
     </w:p>
     <w:p>
@@ -1418,7 +1418,7 @@
           <w:rFonts w:ascii="맑은 고딕" w:hAnsi="맑은 고딕" w:eastAsia="맑은 고딕"/>
           <w:sz w:val="21"/>
         </w:rPr>
-        <w:t>② 즉시 고친다</w:t>
+        <w:t>② 재기동한다</w:t>
       </w:r>
     </w:p>
     <w:p>
@@ -1436,7 +1436,7 @@
           <w:rFonts w:ascii="맑은 고딕" w:hAnsi="맑은 고딕" w:eastAsia="맑은 고딕"/>
           <w:sz w:val="21"/>
         </w:rPr>
-        <w:t>④ 재기동한다</w:t>
+        <w:t>④ 즉시 고친다</w:t>
       </w:r>
     </w:p>
     <w:p>
@@ -1463,34 +1463,34 @@
           <w:rFonts w:ascii="맑은 고딕" w:hAnsi="맑은 고딕" w:eastAsia="맑은 고딕"/>
           <w:sz w:val="21"/>
         </w:rPr>
-        <w:t>① `valid_for`가 primary_role인데 현재 역할이 Standby이기 때문</w:t>
-      </w:r>
-    </w:p>
-    <w:p>
-      <w:r>
-        <w:rPr>
-          <w:rFonts w:ascii="맑은 고딕" w:hAnsi="맑은 고딕" w:eastAsia="맑은 고딕"/>
-          <w:sz w:val="21"/>
-        </w:rPr>
-        <w:t>② 파라미터 오타 때문</w:t>
-      </w:r>
-    </w:p>
-    <w:p>
-      <w:r>
-        <w:rPr>
-          <w:rFonts w:ascii="맑은 고딕" w:hAnsi="맑은 고딕" w:eastAsia="맑은 고딕"/>
-          <w:sz w:val="21"/>
-        </w:rPr>
-        <w:t>③ 네트워크 오류 때문</w:t>
-      </w:r>
-    </w:p>
-    <w:p>
-      <w:r>
-        <w:rPr>
-          <w:rFonts w:ascii="맑은 고딕" w:hAnsi="맑은 고딕" w:eastAsia="맑은 고딕"/>
-          <w:sz w:val="21"/>
-        </w:rPr>
-        <w:t>④ SRL이 부족하기 때문</w:t>
+        <w:t>① 파라미터 오타 때문</w:t>
+      </w:r>
+    </w:p>
+    <w:p>
+      <w:r>
+        <w:rPr>
+          <w:rFonts w:ascii="맑은 고딕" w:hAnsi="맑은 고딕" w:eastAsia="맑은 고딕"/>
+          <w:sz w:val="21"/>
+        </w:rPr>
+        <w:t>② 네트워크 오류 때문</w:t>
+      </w:r>
+    </w:p>
+    <w:p>
+      <w:r>
+        <w:rPr>
+          <w:rFonts w:ascii="맑은 고딕" w:hAnsi="맑은 고딕" w:eastAsia="맑은 고딕"/>
+          <w:sz w:val="21"/>
+        </w:rPr>
+        <w:t>③ SRL이 부족하기 때문</w:t>
+      </w:r>
+    </w:p>
+    <w:p>
+      <w:r>
+        <w:rPr>
+          <w:rFonts w:ascii="맑은 고딕" w:hAnsi="맑은 고딕" w:eastAsia="맑은 고딕"/>
+          <w:sz w:val="21"/>
+        </w:rPr>
+        <w:t>④ `valid_for`가 primary_role인데 현재 역할이 Standby이기 때문</w:t>
       </w:r>
     </w:p>
     <w:p>
@@ -1526,25 +1526,25 @@
           <w:rFonts w:ascii="맑은 고딕" w:hAnsi="맑은 고딕" w:eastAsia="맑은 고딕"/>
           <w:sz w:val="21"/>
         </w:rPr>
-        <w:t>② OPEN_MODE가 바뀌었다</w:t>
-      </w:r>
-    </w:p>
-    <w:p>
-      <w:r>
-        <w:rPr>
-          <w:rFonts w:ascii="맑은 고딕" w:hAnsi="맑은 고딕" w:eastAsia="맑은 고딕"/>
-          <w:sz w:val="21"/>
-        </w:rPr>
-        <w:t>③ DBID가 바뀌었다</w:t>
-      </w:r>
-    </w:p>
-    <w:p>
-      <w:r>
-        <w:rPr>
-          <w:rFonts w:ascii="맑은 고딕" w:hAnsi="맑은 고딕" w:eastAsia="맑은 고딕"/>
-          <w:sz w:val="21"/>
-        </w:rPr>
-        <w:t>④ 아무것도 바뀌지 않았다</w:t>
+        <w:t>② 아무것도 바뀌지 않았다</w:t>
+      </w:r>
+    </w:p>
+    <w:p>
+      <w:r>
+        <w:rPr>
+          <w:rFonts w:ascii="맑은 고딕" w:hAnsi="맑은 고딕" w:eastAsia="맑은 고딕"/>
+          <w:sz w:val="21"/>
+        </w:rPr>
+        <w:t>③ OPEN_MODE가 바뀌었다</w:t>
+      </w:r>
+    </w:p>
+    <w:p>
+      <w:r>
+        <w:rPr>
+          <w:rFonts w:ascii="맑은 고딕" w:hAnsi="맑은 고딕" w:eastAsia="맑은 고딕"/>
+          <w:sz w:val="21"/>
+        </w:rPr>
+        <w:t>④ DBID가 바뀌었다</w:t>
       </w:r>
     </w:p>
     <w:p>
@@ -1571,34 +1571,34 @@
           <w:rFonts w:ascii="맑은 고딕" w:hAnsi="맑은 고딕" w:eastAsia="맑은 고딕"/>
           <w:sz w:val="21"/>
         </w:rPr>
-        <w:t>① BOTH — 동적 파라미터이므로 즉시 반영된다</w:t>
-      </w:r>
-    </w:p>
-    <w:p>
-      <w:r>
-        <w:rPr>
-          <w:rFonts w:ascii="맑은 고딕" w:hAnsi="맑은 고딕" w:eastAsia="맑은 고딕"/>
-          <w:sz w:val="21"/>
-        </w:rPr>
-        <w:t>② SPFILE만 가능</w:t>
-      </w:r>
-    </w:p>
-    <w:p>
-      <w:r>
-        <w:rPr>
-          <w:rFonts w:ascii="맑은 고딕" w:hAnsi="맑은 고딕" w:eastAsia="맑은 고딕"/>
-          <w:sz w:val="21"/>
-        </w:rPr>
-        <w:t>③ MEMORY만 가능</w:t>
-      </w:r>
-    </w:p>
-    <w:p>
-      <w:r>
-        <w:rPr>
-          <w:rFonts w:ascii="맑은 고딕" w:hAnsi="맑은 고딕" w:eastAsia="맑은 고딕"/>
-          <w:sz w:val="21"/>
-        </w:rPr>
-        <w:t>④ 변경할 수 없다</w:t>
+        <w:t>① SPFILE만 가능</w:t>
+      </w:r>
+    </w:p>
+    <w:p>
+      <w:r>
+        <w:rPr>
+          <w:rFonts w:ascii="맑은 고딕" w:hAnsi="맑은 고딕" w:eastAsia="맑은 고딕"/>
+          <w:sz w:val="21"/>
+        </w:rPr>
+        <w:t>② 변경할 수 없다</w:t>
+      </w:r>
+    </w:p>
+    <w:p>
+      <w:r>
+        <w:rPr>
+          <w:rFonts w:ascii="맑은 고딕" w:hAnsi="맑은 고딕" w:eastAsia="맑은 고딕"/>
+          <w:sz w:val="21"/>
+        </w:rPr>
+        <w:t>③ BOTH — 동적 파라미터이므로 즉시 반영된다</w:t>
+      </w:r>
+    </w:p>
+    <w:p>
+      <w:r>
+        <w:rPr>
+          <w:rFonts w:ascii="맑은 고딕" w:hAnsi="맑은 고딕" w:eastAsia="맑은 고딕"/>
+          <w:sz w:val="21"/>
+        </w:rPr>
+        <w:t>④ MEMORY만 가능</w:t>
       </w:r>
     </w:p>
     <w:p>
@@ -1625,34 +1625,34 @@
           <w:rFonts w:ascii="맑은 고딕" w:hAnsi="맑은 고딕" w:eastAsia="맑은 고딕"/>
           <w:sz w:val="21"/>
         </w:rPr>
-        <w:t>① chicago — Primary 값을 상속받았다</w:t>
-      </w:r>
-    </w:p>
-    <w:p>
-      <w:r>
-        <w:rPr>
-          <w:rFonts w:ascii="맑은 고딕" w:hAnsi="맑은 고딕" w:eastAsia="맑은 고딕"/>
-          <w:sz w:val="21"/>
-        </w:rPr>
-        <w:t>② boston</w:t>
-      </w:r>
-    </w:p>
-    <w:p>
-      <w:r>
-        <w:rPr>
-          <w:rFonts w:ascii="맑은 고딕" w:hAnsi="맑은 고딕" w:eastAsia="맑은 고딕"/>
-          <w:sz w:val="21"/>
-        </w:rPr>
-        <w:t>③ 비어 있었다</w:t>
-      </w:r>
-    </w:p>
-    <w:p>
-      <w:r>
-        <w:rPr>
-          <w:rFonts w:ascii="맑은 고딕" w:hAnsi="맑은 고딕" w:eastAsia="맑은 고딕"/>
-          <w:sz w:val="21"/>
-        </w:rPr>
-        <w:t>④ NULL</w:t>
+        <w:t>① boston</w:t>
+      </w:r>
+    </w:p>
+    <w:p>
+      <w:r>
+        <w:rPr>
+          <w:rFonts w:ascii="맑은 고딕" w:hAnsi="맑은 고딕" w:eastAsia="맑은 고딕"/>
+          <w:sz w:val="21"/>
+        </w:rPr>
+        <w:t>② 비어 있었다</w:t>
+      </w:r>
+    </w:p>
+    <w:p>
+      <w:r>
+        <w:rPr>
+          <w:rFonts w:ascii="맑은 고딕" w:hAnsi="맑은 고딕" w:eastAsia="맑은 고딕"/>
+          <w:sz w:val="21"/>
+        </w:rPr>
+        <w:t>③ NULL</w:t>
+      </w:r>
+    </w:p>
+    <w:p>
+      <w:r>
+        <w:rPr>
+          <w:rFonts w:ascii="맑은 고딕" w:hAnsi="맑은 고딕" w:eastAsia="맑은 고딕"/>
+          <w:sz w:val="21"/>
+        </w:rPr>
+        <w:t>④ chicago — Primary 값을 상속받았다</w:t>
       </w:r>
     </w:p>
     <w:p>
@@ -1679,7 +1679,7 @@
           <w:rFonts w:ascii="맑은 고딕" w:hAnsi="맑은 고딕" w:eastAsia="맑은 고딕"/>
           <w:sz w:val="21"/>
         </w:rPr>
-        <w:t>① 오류를 내지 않아 발견되지 않는다</w:t>
+        <w:t>① 데이터가 손상된다</w:t>
       </w:r>
     </w:p>
     <w:p>
@@ -1697,7 +1697,7 @@
           <w:rFonts w:ascii="맑은 고딕" w:hAnsi="맑은 고딕" w:eastAsia="맑은 고딕"/>
           <w:sz w:val="21"/>
         </w:rPr>
-        <w:t>③ 데이터가 손상된다</w:t>
+        <w:t>③ 오류를 내지 않아 발견되지 않는다</w:t>
       </w:r>
     </w:p>
     <w:p>
@@ -1733,34 +1733,34 @@
           <w:rFonts w:ascii="맑은 고딕" w:hAnsi="맑은 고딕" w:eastAsia="맑은 고딕"/>
           <w:sz w:val="21"/>
         </w:rPr>
-        <w:t>① SRL이 있으면 실시간 적용이 된다</w:t>
-      </w:r>
-    </w:p>
-    <w:p>
-      <w:r>
-        <w:rPr>
-          <w:rFonts w:ascii="맑은 고딕" w:hAnsi="맑은 고딕" w:eastAsia="맑은 고딕"/>
-          <w:sz w:val="21"/>
-        </w:rPr>
-        <w:t>② 반드시 아카이브 적용이 된다</w:t>
-      </w:r>
-    </w:p>
-    <w:p>
-      <w:r>
-        <w:rPr>
-          <w:rFonts w:ascii="맑은 고딕" w:hAnsi="맑은 고딕" w:eastAsia="맑은 고딕"/>
-          <w:sz w:val="21"/>
-        </w:rPr>
-        <w:t>③ 오류가 난다</w:t>
-      </w:r>
-    </w:p>
-    <w:p>
-      <w:r>
-        <w:rPr>
-          <w:rFonts w:ascii="맑은 고딕" w:hAnsi="맑은 고딕" w:eastAsia="맑은 고딕"/>
-          <w:sz w:val="21"/>
-        </w:rPr>
-        <w:t>④ MRP가 뜨지 않는다</w:t>
+        <w:t>① MRP가 뜨지 않는다</w:t>
+      </w:r>
+    </w:p>
+    <w:p>
+      <w:r>
+        <w:rPr>
+          <w:rFonts w:ascii="맑은 고딕" w:hAnsi="맑은 고딕" w:eastAsia="맑은 고딕"/>
+          <w:sz w:val="21"/>
+        </w:rPr>
+        <w:t>② SRL이 있으면 실시간 적용이 된다</w:t>
+      </w:r>
+    </w:p>
+    <w:p>
+      <w:r>
+        <w:rPr>
+          <w:rFonts w:ascii="맑은 고딕" w:hAnsi="맑은 고딕" w:eastAsia="맑은 고딕"/>
+          <w:sz w:val="21"/>
+        </w:rPr>
+        <w:t>③ 반드시 아카이브 적용이 된다</w:t>
+      </w:r>
+    </w:p>
+    <w:p>
+      <w:r>
+        <w:rPr>
+          <w:rFonts w:ascii="맑은 고딕" w:hAnsi="맑은 고딕" w:eastAsia="맑은 고딕"/>
+          <w:sz w:val="21"/>
+        </w:rPr>
+        <w:t>④ 오류가 난다</w:t>
       </w:r>
     </w:p>
     <w:p>
@@ -1787,34 +1787,34 @@
           <w:rFonts w:ascii="맑은 고딕" w:hAnsi="맑은 고딕" w:eastAsia="맑은 고딕"/>
           <w:sz w:val="21"/>
         </w:rPr>
-        <w:t>① 의도를 드러내고 SRL 없는 환경에서의 조용한 변화를 막는다</w:t>
-      </w:r>
-    </w:p>
-    <w:p>
-      <w:r>
-        <w:rPr>
-          <w:rFonts w:ascii="맑은 고딕" w:hAnsi="맑은 고딕" w:eastAsia="맑은 고딕"/>
-          <w:sz w:val="21"/>
-        </w:rPr>
-        <w:t>② 성능이 빨라진다</w:t>
-      </w:r>
-    </w:p>
-    <w:p>
-      <w:r>
-        <w:rPr>
-          <w:rFonts w:ascii="맑은 고딕" w:hAnsi="맑은 고딕" w:eastAsia="맑은 고딕"/>
-          <w:sz w:val="21"/>
-        </w:rPr>
-        <w:t>③ 필수 문법이다</w:t>
-      </w:r>
-    </w:p>
-    <w:p>
-      <w:r>
-        <w:rPr>
-          <w:rFonts w:ascii="맑은 고딕" w:hAnsi="맑은 고딕" w:eastAsia="맑은 고딕"/>
-          <w:sz w:val="21"/>
-        </w:rPr>
-        <w:t>④ 지연이 줄어든다</w:t>
+        <w:t>① 성능이 빨라진다</w:t>
+      </w:r>
+    </w:p>
+    <w:p>
+      <w:r>
+        <w:rPr>
+          <w:rFonts w:ascii="맑은 고딕" w:hAnsi="맑은 고딕" w:eastAsia="맑은 고딕"/>
+          <w:sz w:val="21"/>
+        </w:rPr>
+        <w:t>② 지연이 줄어든다</w:t>
+      </w:r>
+    </w:p>
+    <w:p>
+      <w:r>
+        <w:rPr>
+          <w:rFonts w:ascii="맑은 고딕" w:hAnsi="맑은 고딕" w:eastAsia="맑은 고딕"/>
+          <w:sz w:val="21"/>
+        </w:rPr>
+        <w:t>③ 의도를 드러내고 SRL 없는 환경에서의 조용한 변화를 막는다</w:t>
+      </w:r>
+    </w:p>
+    <w:p>
+      <w:r>
+        <w:rPr>
+          <w:rFonts w:ascii="맑은 고딕" w:hAnsi="맑은 고딕" w:eastAsia="맑은 고딕"/>
+          <w:sz w:val="21"/>
+        </w:rPr>
+        <w:t>④ 필수 문법이다</w:t>
       </w:r>
     </w:p>
     <w:p>
@@ -1841,16 +1841,16 @@
           <w:rFonts w:ascii="맑은 고딕" w:hAnsi="맑은 고딕" w:eastAsia="맑은 고딕"/>
           <w:sz w:val="21"/>
         </w:rPr>
-        <w:t>① 로그를 전환하지 않고 커밋한 데이터가 Standby에서 보이는지 본다</w:t>
-      </w:r>
-    </w:p>
-    <w:p>
-      <w:r>
-        <w:rPr>
-          <w:rFonts w:ascii="맑은 고딕" w:hAnsi="맑은 고딕" w:eastAsia="맑은 고딕"/>
-          <w:sz w:val="21"/>
-        </w:rPr>
-        <w:t>② SRL 개수를 센다</w:t>
+        <w:t>① SRL 개수를 센다</w:t>
+      </w:r>
+    </w:p>
+    <w:p>
+      <w:r>
+        <w:rPr>
+          <w:rFonts w:ascii="맑은 고딕" w:hAnsi="맑은 고딕" w:eastAsia="맑은 고딕"/>
+          <w:sz w:val="21"/>
+        </w:rPr>
+        <w:t>② SGA 크기를 본다</w:t>
       </w:r>
     </w:p>
     <w:p>
@@ -1868,7 +1868,7 @@
           <w:rFonts w:ascii="맑은 고딕" w:hAnsi="맑은 고딕" w:eastAsia="맑은 고딕"/>
           <w:sz w:val="21"/>
         </w:rPr>
-        <w:t>④ SGA 크기를 본다</w:t>
+        <w:t>④ 로그를 전환하지 않고 커밋한 데이터가 Standby에서 보이는지 본다</w:t>
       </w:r>
     </w:p>
     <w:p>
@@ -1904,25 +1904,25 @@
           <w:rFonts w:ascii="맑은 고딕" w:hAnsi="맑은 고딕" w:eastAsia="맑은 고딕"/>
           <w:sz w:val="21"/>
         </w:rPr>
-        <w:t>② 1~2초</w:t>
-      </w:r>
-    </w:p>
-    <w:p>
-      <w:r>
-        <w:rPr>
-          <w:rFonts w:ascii="맑은 고딕" w:hAnsi="맑은 고딕" w:eastAsia="맑은 고딕"/>
-          <w:sz w:val="21"/>
-        </w:rPr>
-        <w:t>③ 5분 이상</w:t>
-      </w:r>
-    </w:p>
-    <w:p>
-      <w:r>
-        <w:rPr>
-          <w:rFonts w:ascii="맑은 고딕" w:hAnsi="맑은 고딕" w:eastAsia="맑은 고딕"/>
-          <w:sz w:val="21"/>
-        </w:rPr>
-        <w:t>④ 보이지 않았다</w:t>
+        <w:t>② 보이지 않았다</w:t>
+      </w:r>
+    </w:p>
+    <w:p>
+      <w:r>
+        <w:rPr>
+          <w:rFonts w:ascii="맑은 고딕" w:hAnsi="맑은 고딕" w:eastAsia="맑은 고딕"/>
+          <w:sz w:val="21"/>
+        </w:rPr>
+        <w:t>③ 1~2초</w:t>
+      </w:r>
+    </w:p>
+    <w:p>
+      <w:r>
+        <w:rPr>
+          <w:rFonts w:ascii="맑은 고딕" w:hAnsi="맑은 고딕" w:eastAsia="맑은 고딕"/>
+          <w:sz w:val="21"/>
+        </w:rPr>
+        <w:t>④ 5분 이상</w:t>
       </w:r>
     </w:p>
     <w:p>
@@ -2003,34 +2003,34 @@
           <w:rFonts w:ascii="맑은 고딕" w:hAnsi="맑은 고딕" w:eastAsia="맑은 고딕"/>
           <w:sz w:val="21"/>
         </w:rPr>
-        <w:t>① 받은 것 66, 적용한 것 61</w:t>
-      </w:r>
-    </w:p>
-    <w:p>
-      <w:r>
-        <w:rPr>
-          <w:rFonts w:ascii="맑은 고딕" w:hAnsi="맑은 고딕" w:eastAsia="맑은 고딕"/>
-          <w:sz w:val="21"/>
-        </w:rPr>
-        <w:t>② 받은 것 61, 적용한 것 66</w:t>
-      </w:r>
-    </w:p>
-    <w:p>
-      <w:r>
-        <w:rPr>
-          <w:rFonts w:ascii="맑은 고딕" w:hAnsi="맑은 고딕" w:eastAsia="맑은 고딕"/>
-          <w:sz w:val="21"/>
-        </w:rPr>
-        <w:t>③ 둘 다 66</w:t>
-      </w:r>
-    </w:p>
-    <w:p>
-      <w:r>
-        <w:rPr>
-          <w:rFonts w:ascii="맑은 고딕" w:hAnsi="맑은 고딕" w:eastAsia="맑은 고딕"/>
-          <w:sz w:val="21"/>
-        </w:rPr>
-        <w:t>④ 둘 다 61</w:t>
+        <w:t>① 둘 다 66</w:t>
+      </w:r>
+    </w:p>
+    <w:p>
+      <w:r>
+        <w:rPr>
+          <w:rFonts w:ascii="맑은 고딕" w:hAnsi="맑은 고딕" w:eastAsia="맑은 고딕"/>
+          <w:sz w:val="21"/>
+        </w:rPr>
+        <w:t>② 받은 것 66, 적용한 것 61</w:t>
+      </w:r>
+    </w:p>
+    <w:p>
+      <w:r>
+        <w:rPr>
+          <w:rFonts w:ascii="맑은 고딕" w:hAnsi="맑은 고딕" w:eastAsia="맑은 고딕"/>
+          <w:sz w:val="21"/>
+        </w:rPr>
+        <w:t>③ 둘 다 61</w:t>
+      </w:r>
+    </w:p>
+    <w:p>
+      <w:r>
+        <w:rPr>
+          <w:rFonts w:ascii="맑은 고딕" w:hAnsi="맑은 고딕" w:eastAsia="맑은 고딕"/>
+          <w:sz w:val="21"/>
+        </w:rPr>
+        <w:t>④ 받은 것 61, 적용한 것 66</w:t>
       </w:r>
     </w:p>
     <w:p>
@@ -2057,7 +2057,7 @@
           <w:rFonts w:ascii="맑은 고딕" w:hAnsi="맑은 고딕" w:eastAsia="맑은 고딕"/>
           <w:sz w:val="21"/>
         </w:rPr>
-        <w:t>① 적용해야 하는데 파일이 없는 것</w:t>
+        <w:t>① 삭제된 아카이브</w:t>
       </w:r>
     </w:p>
     <w:p>
@@ -2075,16 +2075,16 @@
           <w:rFonts w:ascii="맑은 고딕" w:hAnsi="맑은 고딕" w:eastAsia="맑은 고딕"/>
           <w:sz w:val="21"/>
         </w:rPr>
-        <w:t>③ 전송하지 않은 것 전부</w:t>
-      </w:r>
-    </w:p>
-    <w:p>
-      <w:r>
-        <w:rPr>
-          <w:rFonts w:ascii="맑은 고딕" w:hAnsi="맑은 고딕" w:eastAsia="맑은 고딕"/>
-          <w:sz w:val="21"/>
-        </w:rPr>
-        <w:t>④ 삭제된 아카이브</w:t>
+        <w:t>③ 적용해야 하는데 파일이 없는 것</w:t>
+      </w:r>
+    </w:p>
+    <w:p>
+      <w:r>
+        <w:rPr>
+          <w:rFonts w:ascii="맑은 고딕" w:hAnsi="맑은 고딕" w:eastAsia="맑은 고딕"/>
+          <w:sz w:val="21"/>
+        </w:rPr>
+        <w:t>④ 전송하지 않은 것 전부</w:t>
       </w:r>
     </w:p>
     <w:p>
@@ -2111,7 +2111,7 @@
           <w:rFonts w:ascii="맑은 고딕" w:hAnsi="맑은 고딕" w:eastAsia="맑은 고딕"/>
           <w:sz w:val="21"/>
         </w:rPr>
-        <w:t>① Primary가 마지막으로 확인한 시점의 값이라 시차가 있다</w:t>
+        <w:t>① 뷰가 존재하지 않기 때문</w:t>
       </w:r>
     </w:p>
     <w:p>
@@ -2138,7 +2138,7 @@
           <w:rFonts w:ascii="맑은 고딕" w:hAnsi="맑은 고딕" w:eastAsia="맑은 고딕"/>
           <w:sz w:val="21"/>
         </w:rPr>
-        <w:t>④ 뷰가 존재하지 않기 때문</w:t>
+        <w:t>④ Primary가 마지막으로 확인한 시점의 값이라 시차가 있다</w:t>
       </w:r>
     </w:p>
     <w:p>
@@ -2165,7 +2165,7 @@
           <w:rFonts w:ascii="맑은 고딕" w:hAnsi="맑은 고딕" w:eastAsia="맑은 고딕"/>
           <w:sz w:val="21"/>
         </w:rPr>
-        <w:t>① 적용(MRP)과 수신(RFS)은 별개이며 수신은 계속된다</w:t>
+        <w:t>① 파일이 손상되었기 때문</w:t>
       </w:r>
     </w:p>
     <w:p>
@@ -2183,7 +2183,7 @@
           <w:rFonts w:ascii="맑은 고딕" w:hAnsi="맑은 고딕" w:eastAsia="맑은 고딕"/>
           <w:sz w:val="21"/>
         </w:rPr>
-        <w:t>③ 파일이 손상되었기 때문</w:t>
+        <w:t>③ 적용(MRP)과 수신(RFS)은 별개이며 수신은 계속된다</w:t>
       </w:r>
     </w:p>
     <w:p>
@@ -2227,34 +2227,34 @@
           <w:rFonts w:ascii="맑은 고딕" w:hAnsi="맑은 고딕" w:eastAsia="맑은 고딕"/>
           <w:sz w:val="21"/>
         </w:rPr>
-        <w:t>① 적용할 것이 없으니 뒤처질 것도 없다는 계산이기 때문</w:t>
-      </w:r>
-    </w:p>
-    <w:p>
-      <w:r>
-        <w:rPr>
-          <w:rFonts w:ascii="맑은 고딕" w:hAnsi="맑은 고딕" w:eastAsia="맑은 고딕"/>
-          <w:sz w:val="21"/>
-        </w:rPr>
-        <w:t>② 뷰가 갱신되지 않기 때문</w:t>
-      </w:r>
-    </w:p>
-    <w:p>
-      <w:r>
-        <w:rPr>
-          <w:rFonts w:ascii="맑은 고딕" w:hAnsi="맑은 고딕" w:eastAsia="맑은 고딕"/>
-          <w:sz w:val="21"/>
-        </w:rPr>
-        <w:t>③ 권한 문제 때문</w:t>
-      </w:r>
-    </w:p>
-    <w:p>
-      <w:r>
-        <w:rPr>
-          <w:rFonts w:ascii="맑은 고딕" w:hAnsi="맑은 고딕" w:eastAsia="맑은 고딕"/>
-          <w:sz w:val="21"/>
-        </w:rPr>
-        <w:t>④ 버그이기 때문</w:t>
+        <w:t>① 뷰가 갱신되지 않기 때문</w:t>
+      </w:r>
+    </w:p>
+    <w:p>
+      <w:r>
+        <w:rPr>
+          <w:rFonts w:ascii="맑은 고딕" w:hAnsi="맑은 고딕" w:eastAsia="맑은 고딕"/>
+          <w:sz w:val="21"/>
+        </w:rPr>
+        <w:t>② 버그이기 때문</w:t>
+      </w:r>
+    </w:p>
+    <w:p>
+      <w:r>
+        <w:rPr>
+          <w:rFonts w:ascii="맑은 고딕" w:hAnsi="맑은 고딕" w:eastAsia="맑은 고딕"/>
+          <w:sz w:val="21"/>
+        </w:rPr>
+        <w:t>③ 적용할 것이 없으니 뒤처질 것도 없다는 계산이기 때문</w:t>
+      </w:r>
+    </w:p>
+    <w:p>
+      <w:r>
+        <w:rPr>
+          <w:rFonts w:ascii="맑은 고딕" w:hAnsi="맑은 고딕" w:eastAsia="맑은 고딕"/>
+          <w:sz w:val="21"/>
+        </w:rPr>
+        <w:t>④ 권한 문제 때문</w:t>
       </w:r>
     </w:p>
     <w:p>
@@ -2281,34 +2281,34 @@
           <w:rFonts w:ascii="맑은 고딕" w:hAnsi="맑은 고딕" w:eastAsia="맑은 고딕"/>
           <w:sz w:val="21"/>
         </w:rPr>
-        <w:t>① MRP0의 존재와 OPEN_MODE</w:t>
-      </w:r>
-    </w:p>
-    <w:p>
-      <w:r>
-        <w:rPr>
-          <w:rFonts w:ascii="맑은 고딕" w:hAnsi="맑은 고딕" w:eastAsia="맑은 고딕"/>
-          <w:sz w:val="21"/>
-        </w:rPr>
-        <w:t>② SRL 개수</w:t>
-      </w:r>
-    </w:p>
-    <w:p>
-      <w:r>
-        <w:rPr>
-          <w:rFonts w:ascii="맑은 고딕" w:hAnsi="맑은 고딕" w:eastAsia="맑은 고딕"/>
-          <w:sz w:val="21"/>
-        </w:rPr>
-        <w:t>③ 아카이브 파일 개수</w:t>
-      </w:r>
-    </w:p>
-    <w:p>
-      <w:r>
-        <w:rPr>
-          <w:rFonts w:ascii="맑은 고딕" w:hAnsi="맑은 고딕" w:eastAsia="맑은 고딕"/>
-          <w:sz w:val="21"/>
-        </w:rPr>
-        <w:t>④ FRA 사용량</w:t>
+        <w:t>① SRL 개수</w:t>
+      </w:r>
+    </w:p>
+    <w:p>
+      <w:r>
+        <w:rPr>
+          <w:rFonts w:ascii="맑은 고딕" w:hAnsi="맑은 고딕" w:eastAsia="맑은 고딕"/>
+          <w:sz w:val="21"/>
+        </w:rPr>
+        <w:t>② MRP0의 존재와 OPEN_MODE</w:t>
+      </w:r>
+    </w:p>
+    <w:p>
+      <w:r>
+        <w:rPr>
+          <w:rFonts w:ascii="맑은 고딕" w:hAnsi="맑은 고딕" w:eastAsia="맑은 고딕"/>
+          <w:sz w:val="21"/>
+        </w:rPr>
+        <w:t>③ FRA 사용량</w:t>
+      </w:r>
+    </w:p>
+    <w:p>
+      <w:r>
+        <w:rPr>
+          <w:rFonts w:ascii="맑은 고딕" w:hAnsi="맑은 고딕" w:eastAsia="맑은 고딕"/>
+          <w:sz w:val="21"/>
+        </w:rPr>
+        <w:t>④ 아카이브 파일 개수</w:t>
       </w:r>
     </w:p>
     <w:p>
@@ -2344,25 +2344,25 @@
           <w:rFonts w:ascii="맑은 고딕" w:hAnsi="맑은 고딕" w:eastAsia="맑은 고딕"/>
           <w:sz w:val="21"/>
         </w:rPr>
-        <w:t>② 서버 시각이 어긋났다</w:t>
-      </w:r>
-    </w:p>
-    <w:p>
-      <w:r>
-        <w:rPr>
-          <w:rFonts w:ascii="맑은 고딕" w:hAnsi="맑은 고딕" w:eastAsia="맑은 고딕"/>
-          <w:sz w:val="21"/>
-        </w:rPr>
-        <w:t>③ 뷰가 손상되었다</w:t>
-      </w:r>
-    </w:p>
-    <w:p>
-      <w:r>
-        <w:rPr>
-          <w:rFonts w:ascii="맑은 고딕" w:hAnsi="맑은 고딕" w:eastAsia="맑은 고딕"/>
-          <w:sz w:val="21"/>
-        </w:rPr>
-        <w:t>④ 네트워크 지연이 12초다</w:t>
+        <w:t>② 네트워크 지연이 12초다</w:t>
+      </w:r>
+    </w:p>
+    <w:p>
+      <w:r>
+        <w:rPr>
+          <w:rFonts w:ascii="맑은 고딕" w:hAnsi="맑은 고딕" w:eastAsia="맑은 고딕"/>
+          <w:sz w:val="21"/>
+        </w:rPr>
+        <w:t>③ 서버 시각이 어긋났다</w:t>
+      </w:r>
+    </w:p>
+    <w:p>
+      <w:r>
+        <w:rPr>
+          <w:rFonts w:ascii="맑은 고딕" w:hAnsi="맑은 고딕" w:eastAsia="맑은 고딕"/>
+          <w:sz w:val="21"/>
+        </w:rPr>
+        <w:t>④ 뷰가 손상되었다</w:t>
       </w:r>
     </w:p>
     <w:p>
@@ -2389,34 +2389,34 @@
           <w:rFonts w:ascii="맑은 고딕" w:hAnsi="맑은 고딕" w:eastAsia="맑은 고딕"/>
           <w:sz w:val="21"/>
         </w:rPr>
-        <w:t>① 받아야 적용할 수 있으므로 적용이 더 뒤처진다</w:t>
-      </w:r>
-    </w:p>
-    <w:p>
-      <w:r>
-        <w:rPr>
-          <w:rFonts w:ascii="맑은 고딕" w:hAnsi="맑은 고딕" w:eastAsia="맑은 고딕"/>
-          <w:sz w:val="21"/>
-        </w:rPr>
-        <w:t>② 적용이 더 빠르기 때문</w:t>
-      </w:r>
-    </w:p>
-    <w:p>
-      <w:r>
-        <w:rPr>
-          <w:rFonts w:ascii="맑은 고딕" w:hAnsi="맑은 고딕" w:eastAsia="맑은 고딕"/>
-          <w:sz w:val="21"/>
-        </w:rPr>
-        <w:t>③ 계산 방식이 다르기 때문</w:t>
-      </w:r>
-    </w:p>
-    <w:p>
-      <w:r>
-        <w:rPr>
-          <w:rFonts w:ascii="맑은 고딕" w:hAnsi="맑은 고딕" w:eastAsia="맑은 고딕"/>
-          <w:sz w:val="21"/>
-        </w:rPr>
-        <w:t>④ 정상이 아니다</w:t>
+        <w:t>① 정상이 아니다</w:t>
+      </w:r>
+    </w:p>
+    <w:p>
+      <w:r>
+        <w:rPr>
+          <w:rFonts w:ascii="맑은 고딕" w:hAnsi="맑은 고딕" w:eastAsia="맑은 고딕"/>
+          <w:sz w:val="21"/>
+        </w:rPr>
+        <w:t>② 받아야 적용할 수 있으므로 적용이 더 뒤처진다</w:t>
+      </w:r>
+    </w:p>
+    <w:p>
+      <w:r>
+        <w:rPr>
+          <w:rFonts w:ascii="맑은 고딕" w:hAnsi="맑은 고딕" w:eastAsia="맑은 고딕"/>
+          <w:sz w:val="21"/>
+        </w:rPr>
+        <w:t>③ 적용이 더 빠르기 때문</w:t>
+      </w:r>
+    </w:p>
+    <w:p>
+      <w:r>
+        <w:rPr>
+          <w:rFonts w:ascii="맑은 고딕" w:hAnsi="맑은 고딕" w:eastAsia="맑은 고딕"/>
+          <w:sz w:val="21"/>
+        </w:rPr>
+        <w:t>④ 계산 방식이 다르기 때문</w:t>
       </w:r>
     </w:p>
     <w:p>
@@ -2443,7 +2443,7 @@
           <w:rFonts w:ascii="맑은 고딕" w:hAnsi="맑은 고딕" w:eastAsia="맑은 고딕"/>
           <w:sz w:val="21"/>
         </w:rPr>
-        <w:t>① 네트워크 또는 전송 경로</w:t>
+        <w:t>① SRL 개수</w:t>
       </w:r>
     </w:p>
     <w:p>
@@ -2461,16 +2461,16 @@
           <w:rFonts w:ascii="맑은 고딕" w:hAnsi="맑은 고딕" w:eastAsia="맑은 고딕"/>
           <w:sz w:val="21"/>
         </w:rPr>
-        <w:t>③ Primary의 CPU</w:t>
-      </w:r>
-    </w:p>
-    <w:p>
-      <w:r>
-        <w:rPr>
-          <w:rFonts w:ascii="맑은 고딕" w:hAnsi="맑은 고딕" w:eastAsia="맑은 고딕"/>
-          <w:sz w:val="21"/>
-        </w:rPr>
-        <w:t>④ SRL 개수</w:t>
+        <w:t>③ 네트워크 또는 전송 경로</w:t>
+      </w:r>
+    </w:p>
+    <w:p>
+      <w:r>
+        <w:rPr>
+          <w:rFonts w:ascii="맑은 고딕" w:hAnsi="맑은 고딕" w:eastAsia="맑은 고딕"/>
+          <w:sz w:val="21"/>
+        </w:rPr>
+        <w:t>④ Primary의 CPU</w:t>
       </w:r>
     </w:p>
     <w:p>
@@ -2515,16 +2515,16 @@
           <w:rFonts w:ascii="맑은 고딕" w:hAnsi="맑은 고딕" w:eastAsia="맑은 고딕"/>
           <w:sz w:val="21"/>
         </w:rPr>
-        <w:t>③ 전송이 끊겼다</w:t>
-      </w:r>
-    </w:p>
-    <w:p>
-      <w:r>
-        <w:rPr>
-          <w:rFonts w:ascii="맑은 고딕" w:hAnsi="맑은 고딕" w:eastAsia="맑은 고딕"/>
-          <w:sz w:val="21"/>
-        </w:rPr>
-        <w:t>④ 적용이 멈췄다</w:t>
+        <w:t>③ 적용이 멈췄다</w:t>
+      </w:r>
+    </w:p>
+    <w:p>
+      <w:r>
+        <w:rPr>
+          <w:rFonts w:ascii="맑은 고딕" w:hAnsi="맑은 고딕" w:eastAsia="맑은 고딕"/>
+          <w:sz w:val="21"/>
+        </w:rPr>
+        <w:t>④ 전송이 끊겼다</w:t>
       </w:r>
     </w:p>
     <w:p>
@@ -2551,16 +2551,16 @@
           <w:rFonts w:ascii="맑은 고딕" w:hAnsi="맑은 고딕" w:eastAsia="맑은 고딕"/>
           <w:sz w:val="21"/>
         </w:rPr>
-        <w:t>① 개수 규칙(온라인+1)은 최소 요건이 아니라 여유를 위한 권장이다</w:t>
-      </w:r>
-    </w:p>
-    <w:p>
-      <w:r>
-        <w:rPr>
-          <w:rFonts w:ascii="맑은 고딕" w:hAnsi="맑은 고딕" w:eastAsia="맑은 고딕"/>
-          <w:sz w:val="21"/>
-        </w:rPr>
-        <w:t>② SRL은 필요 없다</w:t>
+        <w:t>① SRL은 필요 없다</w:t>
+      </w:r>
+    </w:p>
+    <w:p>
+      <w:r>
+        <w:rPr>
+          <w:rFonts w:ascii="맑은 고딕" w:hAnsi="맑은 고딕" w:eastAsia="맑은 고딕"/>
+          <w:sz w:val="21"/>
+        </w:rPr>
+        <w:t>② 19c에서 규칙이 폐지되었다</w:t>
       </w:r>
     </w:p>
     <w:p>
@@ -2578,7 +2578,7 @@
           <w:rFonts w:ascii="맑은 고딕" w:hAnsi="맑은 고딕" w:eastAsia="맑은 고딕"/>
           <w:sz w:val="21"/>
         </w:rPr>
-        <w:t>④ 19c에서 규칙이 폐지되었다</w:t>
+        <w:t>④ 개수 규칙(온라인+1)은 최소 요건이 아니라 여유를 위한 권장이다</w:t>
       </w:r>
     </w:p>
     <w:p>
@@ -2605,34 +2605,34 @@
           <w:rFonts w:ascii="맑은 고딕" w:hAnsi="맑은 고딕" w:eastAsia="맑은 고딕"/>
           <w:sz w:val="21"/>
         </w:rPr>
-        <w:t>① 그룹당 멤버가 두 개(oradata와 FRA)이기 때문</w:t>
-      </w:r>
-    </w:p>
-    <w:p>
-      <w:r>
-        <w:rPr>
-          <w:rFonts w:ascii="맑은 고딕" w:hAnsi="맑은 고딕" w:eastAsia="맑은 고딕"/>
-          <w:sz w:val="21"/>
-        </w:rPr>
-        <w:t>② 오류가 두 번 났기 때문</w:t>
-      </w:r>
-    </w:p>
-    <w:p>
-      <w:r>
-        <w:rPr>
-          <w:rFonts w:ascii="맑은 고딕" w:hAnsi="맑은 고딕" w:eastAsia="맑은 고딕"/>
-          <w:sz w:val="21"/>
-        </w:rPr>
-        <w:t>③ 스레드가 두 개이기 때문</w:t>
-      </w:r>
-    </w:p>
-    <w:p>
-      <w:r>
-        <w:rPr>
-          <w:rFonts w:ascii="맑은 고딕" w:hAnsi="맑은 고딕" w:eastAsia="맑은 고딕"/>
-          <w:sz w:val="21"/>
-        </w:rPr>
-        <w:t>④ 노드가 둘이기 때문</w:t>
+        <w:t>① 스레드가 두 개이기 때문</w:t>
+      </w:r>
+    </w:p>
+    <w:p>
+      <w:r>
+        <w:rPr>
+          <w:rFonts w:ascii="맑은 고딕" w:hAnsi="맑은 고딕" w:eastAsia="맑은 고딕"/>
+          <w:sz w:val="21"/>
+        </w:rPr>
+        <w:t>② 노드가 둘이기 때문</w:t>
+      </w:r>
+    </w:p>
+    <w:p>
+      <w:r>
+        <w:rPr>
+          <w:rFonts w:ascii="맑은 고딕" w:hAnsi="맑은 고딕" w:eastAsia="맑은 고딕"/>
+          <w:sz w:val="21"/>
+        </w:rPr>
+        <w:t>③ 오류가 두 번 났기 때문</w:t>
+      </w:r>
+    </w:p>
+    <w:p>
+      <w:r>
+        <w:rPr>
+          <w:rFonts w:ascii="맑은 고딕" w:hAnsi="맑은 고딕" w:eastAsia="맑은 고딕"/>
+          <w:sz w:val="21"/>
+        </w:rPr>
+        <w:t>④ 그룹당 멤버가 두 개(oradata와 FRA)이기 때문</w:t>
       </w:r>
     </w:p>
     <w:p>
@@ -2659,34 +2659,34 @@
           <w:rFonts w:ascii="맑은 고딕" w:hAnsi="맑은 고딕" w:eastAsia="맑은 고딕"/>
           <w:sz w:val="21"/>
         </w:rPr>
-        <w:t>① `SELECT name, value FROM v$parameter WHERE value LIKE '%chicago%'`</w:t>
-      </w:r>
-    </w:p>
-    <w:p>
-      <w:r>
-        <w:rPr>
-          <w:rFonts w:ascii="맑은 고딕" w:hAnsi="맑은 고딕" w:eastAsia="맑은 고딕"/>
-          <w:sz w:val="21"/>
-        </w:rPr>
-        <w:t>② `SELECT * FROM v$database`</w:t>
-      </w:r>
-    </w:p>
-    <w:p>
-      <w:r>
-        <w:rPr>
-          <w:rFonts w:ascii="맑은 고딕" w:hAnsi="맑은 고딕" w:eastAsia="맑은 고딕"/>
-          <w:sz w:val="21"/>
-        </w:rPr>
-        <w:t>③ `SELECT * FROM v$managed_standby`</w:t>
-      </w:r>
-    </w:p>
-    <w:p>
-      <w:r>
-        <w:rPr>
-          <w:rFonts w:ascii="맑은 고딕" w:hAnsi="맑은 고딕" w:eastAsia="맑은 고딕"/>
-          <w:sz w:val="21"/>
-        </w:rPr>
-        <w:t>④ `SELECT * FROM v$archive_gap`</w:t>
+        <w:t>① `SELECT * FROM v$archive_gap`</w:t>
+      </w:r>
+    </w:p>
+    <w:p>
+      <w:r>
+        <w:rPr>
+          <w:rFonts w:ascii="맑은 고딕" w:hAnsi="맑은 고딕" w:eastAsia="맑은 고딕"/>
+          <w:sz w:val="21"/>
+        </w:rPr>
+        <w:t>② `SELECT name, value FROM v$parameter WHERE value LIKE '%chicago%'`</w:t>
+      </w:r>
+    </w:p>
+    <w:p>
+      <w:r>
+        <w:rPr>
+          <w:rFonts w:ascii="맑은 고딕" w:hAnsi="맑은 고딕" w:eastAsia="맑은 고딕"/>
+          <w:sz w:val="21"/>
+        </w:rPr>
+        <w:t>③ `SELECT * FROM v$database`</w:t>
+      </w:r>
+    </w:p>
+    <w:p>
+      <w:r>
+        <w:rPr>
+          <w:rFonts w:ascii="맑은 고딕" w:hAnsi="맑은 고딕" w:eastAsia="맑은 고딕"/>
+          <w:sz w:val="21"/>
+        </w:rPr>
+        <w:t>④ `SELECT * FROM v$managed_standby`</w:t>
       </w:r>
     </w:p>
     <w:p>
@@ -2722,25 +2722,25 @@
           <w:rFonts w:ascii="맑은 고딕" w:hAnsi="맑은 고딕" w:eastAsia="맑은 고딕"/>
           <w:sz w:val="21"/>
         </w:rPr>
-        <w:t>② 성능을 높이려고</w:t>
-      </w:r>
-    </w:p>
-    <w:p>
-      <w:r>
-        <w:rPr>
-          <w:rFonts w:ascii="맑은 고딕" w:hAnsi="맑은 고딕" w:eastAsia="맑은 고딕"/>
-          <w:sz w:val="21"/>
-        </w:rPr>
-        <w:t>③ 문법상 필수이기 때문</w:t>
-      </w:r>
-    </w:p>
-    <w:p>
-      <w:r>
-        <w:rPr>
-          <w:rFonts w:ascii="맑은 고딕" w:hAnsi="맑은 고딕" w:eastAsia="맑은 고딕"/>
-          <w:sz w:val="21"/>
-        </w:rPr>
-        <w:t>④ 정렬을 위해</w:t>
+        <w:t>② 정렬을 위해</w:t>
+      </w:r>
+    </w:p>
+    <w:p>
+      <w:r>
+        <w:rPr>
+          <w:rFonts w:ascii="맑은 고딕" w:hAnsi="맑은 고딕" w:eastAsia="맑은 고딕"/>
+          <w:sz w:val="21"/>
+        </w:rPr>
+        <w:t>③ 성능을 높이려고</w:t>
+      </w:r>
+    </w:p>
+    <w:p>
+      <w:r>
+        <w:rPr>
+          <w:rFonts w:ascii="맑은 고딕" w:hAnsi="맑은 고딕" w:eastAsia="맑은 고딕"/>
+          <w:sz w:val="21"/>
+        </w:rPr>
+        <w:t>④ 문법상 필수이기 때문</w:t>
       </w:r>
     </w:p>
     <w:sectPr>

--- a/ADG/07장/7장_실습문제.docx
+++ b/ADG/07장/7장_실습문제.docx
@@ -258,7 +258,21 @@
           <w:rFonts w:ascii="맑은 고딕" w:hAnsi="맑은 고딕" w:eastAsia="맑은 고딕"/>
           <w:sz w:val="21"/>
         </w:rPr>
-        <w:t>[하-05] MRP0의 상태 `WAIT_FOR_LOG`가 뜻하는 것은?</w:t>
+        <w:t xml:space="preserve">[하-05] MRP0의 상태 </w:t>
+      </w:r>
+      <w:r>
+        <w:rPr>
+          <w:rFonts w:ascii="Consolas" w:hAnsi="Consolas" w:eastAsia="맑은 고딕"/>
+          <w:sz w:val="21"/>
+        </w:rPr>
+        <w:t xml:space="preserve">WAIT_FOR_LOG</w:t>
+      </w:r>
+      <w:r>
+        <w:rPr>
+          <w:rFonts w:ascii="맑은 고딕" w:hAnsi="맑은 고딕" w:eastAsia="맑은 고딕"/>
+          <w:sz w:val="21"/>
+        </w:rPr>
+        <w:t xml:space="preserve">가 뜻하는 것은?</w:t>
       </w:r>
     </w:p>
     <w:p>
@@ -366,7 +380,21 @@
           <w:rFonts w:ascii="맑은 고딕" w:hAnsi="맑은 고딕" w:eastAsia="맑은 고딕"/>
           <w:sz w:val="21"/>
         </w:rPr>
-        <w:t>[하-07] `DISCONNECT FROM SESSION` 절의 역할은?</w:t>
+        <w:t xml:space="preserve">[하-07] </w:t>
+      </w:r>
+      <w:r>
+        <w:rPr>
+          <w:rFonts w:ascii="Consolas" w:hAnsi="Consolas" w:eastAsia="맑은 고딕"/>
+          <w:sz w:val="21"/>
+        </w:rPr>
+        <w:t xml:space="preserve">DISCONNECT FROM SESSION</w:t>
+      </w:r>
+      <w:r>
+        <w:rPr>
+          <w:rFonts w:ascii="맑은 고딕" w:hAnsi="맑은 고딕" w:eastAsia="맑은 고딕"/>
+          <w:sz w:val="21"/>
+        </w:rPr>
+        <w:t xml:space="preserve"> 절의 역할은?</w:t>
       </w:r>
     </w:p>
     <w:p>
@@ -528,7 +556,21 @@
           <w:rFonts w:ascii="맑은 고딕" w:hAnsi="맑은 고딕" w:eastAsia="맑은 고딕"/>
           <w:sz w:val="21"/>
         </w:rPr>
-        <w:t>[하-10] 적용이 돌고 있을 때 `V$DATABASE.OPEN_MODE` 값은?</w:t>
+        <w:t xml:space="preserve">[하-10] 적용이 돌고 있을 때 </w:t>
+      </w:r>
+      <w:r>
+        <w:rPr>
+          <w:rFonts w:ascii="Consolas" w:hAnsi="Consolas" w:eastAsia="맑은 고딕"/>
+          <w:sz w:val="21"/>
+        </w:rPr>
+        <w:t xml:space="preserve">V$DATABASE.OPEN_MODE</w:t>
+      </w:r>
+      <w:r>
+        <w:rPr>
+          <w:rFonts w:ascii="맑은 고딕" w:hAnsi="맑은 고딕" w:eastAsia="맑은 고딕"/>
+          <w:sz w:val="21"/>
+        </w:rPr>
+        <w:t xml:space="preserve"> 값은?</w:t>
       </w:r>
     </w:p>
     <w:p>
@@ -582,7 +624,21 @@
           <w:rFonts w:ascii="맑은 고딕" w:hAnsi="맑은 고딕" w:eastAsia="맑은 고딕"/>
           <w:sz w:val="21"/>
         </w:rPr>
-        <w:t>[하-11] 적용을 중지하면 `OPEN_MODE`는 무엇으로 바뀌는가?</w:t>
+        <w:t xml:space="preserve">[하-11] 적용을 중지하면 </w:t>
+      </w:r>
+      <w:r>
+        <w:rPr>
+          <w:rFonts w:ascii="Consolas" w:hAnsi="Consolas" w:eastAsia="맑은 고딕"/>
+          <w:sz w:val="21"/>
+        </w:rPr>
+        <w:t xml:space="preserve">OPEN_MODE</w:t>
+      </w:r>
+      <w:r>
+        <w:rPr>
+          <w:rFonts w:ascii="맑은 고딕" w:hAnsi="맑은 고딕" w:eastAsia="맑은 고딕"/>
+          <w:sz w:val="21"/>
+        </w:rPr>
+        <w:t xml:space="preserve">는 무엇으로 바뀌는가?</w:t>
       </w:r>
     </w:p>
     <w:p>
@@ -636,7 +692,21 @@
           <w:rFonts w:ascii="맑은 고딕" w:hAnsi="맑은 고딕" w:eastAsia="맑은 고딕"/>
           <w:sz w:val="21"/>
         </w:rPr>
-        <w:t>[하-12] 실시간 적용 중임을 나타내는 `RECOVERY_MODE` 값은?</w:t>
+        <w:t xml:space="preserve">[하-12] 실시간 적용 중임을 나타내는 </w:t>
+      </w:r>
+      <w:r>
+        <w:rPr>
+          <w:rFonts w:ascii="Consolas" w:hAnsi="Consolas" w:eastAsia="맑은 고딕"/>
+          <w:sz w:val="21"/>
+        </w:rPr>
+        <w:t xml:space="preserve">RECOVERY_MODE</w:t>
+      </w:r>
+      <w:r>
+        <w:rPr>
+          <w:rFonts w:ascii="맑은 고딕" w:hAnsi="맑은 고딕" w:eastAsia="맑은 고딕"/>
+          <w:sz w:val="21"/>
+        </w:rPr>
+        <w:t xml:space="preserve"> 값은?</w:t>
       </w:r>
     </w:p>
     <w:p>
@@ -690,7 +760,21 @@
           <w:rFonts w:ascii="맑은 고딕" w:hAnsi="맑은 고딕" w:eastAsia="맑은 고딕"/>
           <w:sz w:val="21"/>
         </w:rPr>
-        <w:t>[하-13] `V$DATAGUARD_STATS`가 돌려주는 행 수는?</w:t>
+        <w:t xml:space="preserve">[하-13] </w:t>
+      </w:r>
+      <w:r>
+        <w:rPr>
+          <w:rFonts w:ascii="Consolas" w:hAnsi="Consolas" w:eastAsia="맑은 고딕"/>
+          <w:sz w:val="21"/>
+        </w:rPr>
+        <w:t xml:space="preserve">V$DATAGUARD_STATS</w:t>
+      </w:r>
+      <w:r>
+        <w:rPr>
+          <w:rFonts w:ascii="맑은 고딕" w:hAnsi="맑은 고딕" w:eastAsia="맑은 고딕"/>
+          <w:sz w:val="21"/>
+        </w:rPr>
+        <w:t xml:space="preserve">가 돌려주는 행 수는?</w:t>
       </w:r>
     </w:p>
     <w:p>
@@ -744,7 +828,21 @@
           <w:rFonts w:ascii="맑은 고딕" w:hAnsi="맑은 고딕" w:eastAsia="맑은 고딕"/>
           <w:sz w:val="21"/>
         </w:rPr>
-        <w:t>[하-14] `transport lag`이 뜻하는 것은?</w:t>
+        <w:t xml:space="preserve">[하-14] </w:t>
+      </w:r>
+      <w:r>
+        <w:rPr>
+          <w:rFonts w:ascii="Consolas" w:hAnsi="Consolas" w:eastAsia="맑은 고딕"/>
+          <w:sz w:val="21"/>
+        </w:rPr>
+        <w:t xml:space="preserve">transport lag</w:t>
+      </w:r>
+      <w:r>
+        <w:rPr>
+          <w:rFonts w:ascii="맑은 고딕" w:hAnsi="맑은 고딕" w:eastAsia="맑은 고딕"/>
+          <w:sz w:val="21"/>
+        </w:rPr>
+        <w:t xml:space="preserve">이 뜻하는 것은?</w:t>
       </w:r>
     </w:p>
     <w:p>
@@ -906,7 +1004,21 @@
           <w:rFonts w:ascii="맑은 고딕" w:hAnsi="맑은 고딕" w:eastAsia="맑은 고딕"/>
           <w:sz w:val="21"/>
         </w:rPr>
-        <w:t>[하-17] `FAL`은 무엇의 약자인가?</w:t>
+        <w:t xml:space="preserve">[하-17] </w:t>
+      </w:r>
+      <w:r>
+        <w:rPr>
+          <w:rFonts w:ascii="Consolas" w:hAnsi="Consolas" w:eastAsia="맑은 고딕"/>
+          <w:sz w:val="21"/>
+        </w:rPr>
+        <w:t xml:space="preserve">FAL</w:t>
+      </w:r>
+      <w:r>
+        <w:rPr>
+          <w:rFonts w:ascii="맑은 고딕" w:hAnsi="맑은 고딕" w:eastAsia="맑은 고딕"/>
+          <w:sz w:val="21"/>
+        </w:rPr>
+        <w:t xml:space="preserve">은 무엇의 약자인가?</w:t>
       </w:r>
     </w:p>
     <w:p>
@@ -1068,7 +1180,21 @@
           <w:rFonts w:ascii="맑은 고딕" w:hAnsi="맑은 고딕" w:eastAsia="맑은 고딕"/>
           <w:sz w:val="21"/>
         </w:rPr>
-        <w:t>[하-20] 목적지 상태 `INACTIVE`가 뜻하는 것은?</w:t>
+        <w:t xml:space="preserve">[하-20] 목적지 상태 </w:t>
+      </w:r>
+      <w:r>
+        <w:rPr>
+          <w:rFonts w:ascii="Consolas" w:hAnsi="Consolas" w:eastAsia="맑은 고딕"/>
+          <w:sz w:val="21"/>
+        </w:rPr>
+        <w:t xml:space="preserve">INACTIVE</w:t>
+      </w:r>
+      <w:r>
+        <w:rPr>
+          <w:rFonts w:ascii="맑은 고딕" w:hAnsi="맑은 고딕" w:eastAsia="맑은 고딕"/>
+          <w:sz w:val="21"/>
+        </w:rPr>
+        <w:t xml:space="preserve">가 뜻하는 것은?</w:t>
       </w:r>
     </w:p>
     <w:p>
@@ -1130,7 +1256,35 @@
           <w:rFonts w:ascii="맑은 고딕" w:hAnsi="맑은 고딕" w:eastAsia="맑은 고딕"/>
           <w:sz w:val="21"/>
         </w:rPr>
-        <w:t>[중-01] RFS와 MRP0의 `SEQUENCE#`·`BLOCK#`이 같다는 것은?</w:t>
+        <w:t xml:space="preserve">[중-01] RFS와 MRP0의 </w:t>
+      </w:r>
+      <w:r>
+        <w:rPr>
+          <w:rFonts w:ascii="Consolas" w:hAnsi="Consolas" w:eastAsia="맑은 고딕"/>
+          <w:sz w:val="21"/>
+        </w:rPr>
+        <w:t xml:space="preserve">SEQUENCE#</w:t>
+      </w:r>
+      <w:r>
+        <w:rPr>
+          <w:rFonts w:ascii="맑은 고딕" w:hAnsi="맑은 고딕" w:eastAsia="맑은 고딕"/>
+          <w:sz w:val="21"/>
+        </w:rPr>
+        <w:t xml:space="preserve">·</w:t>
+      </w:r>
+      <w:r>
+        <w:rPr>
+          <w:rFonts w:ascii="Consolas" w:hAnsi="Consolas" w:eastAsia="맑은 고딕"/>
+          <w:sz w:val="21"/>
+        </w:rPr>
+        <w:t xml:space="preserve">BLOCK#</w:t>
+      </w:r>
+      <w:r>
+        <w:rPr>
+          <w:rFonts w:ascii="맑은 고딕" w:hAnsi="맑은 고딕" w:eastAsia="맑은 고딕"/>
+          <w:sz w:val="21"/>
+        </w:rPr>
+        <w:t xml:space="preserve">이 같다는 것은?</w:t>
       </w:r>
     </w:p>
     <w:p>
@@ -1184,7 +1338,21 @@
           <w:rFonts w:ascii="맑은 고딕" w:hAnsi="맑은 고딕" w:eastAsia="맑은 고딕"/>
           <w:sz w:val="21"/>
         </w:rPr>
-        <w:t>[중-02] MRP0의 `BLOCKS` 값 409600이 나온 근거는?</w:t>
+        <w:t xml:space="preserve">[중-02] MRP0의 </w:t>
+      </w:r>
+      <w:r>
+        <w:rPr>
+          <w:rFonts w:ascii="Consolas" w:hAnsi="Consolas" w:eastAsia="맑은 고딕"/>
+          <w:sz w:val="21"/>
+        </w:rPr>
+        <w:t xml:space="preserve">BLOCKS</w:t>
+      </w:r>
+      <w:r>
+        <w:rPr>
+          <w:rFonts w:ascii="맑은 고딕" w:hAnsi="맑은 고딕" w:eastAsia="맑은 고딕"/>
+          <w:sz w:val="21"/>
+        </w:rPr>
+        <w:t xml:space="preserve"> 값 409600이 나온 근거는?</w:t>
       </w:r>
     </w:p>
     <w:p>
@@ -1238,7 +1406,35 @@
           <w:rFonts w:ascii="맑은 고딕" w:hAnsi="맑은 고딕" w:eastAsia="맑은 고딕"/>
           <w:sz w:val="21"/>
         </w:rPr>
-        <w:t>[중-03] Standby의 `LOG_ARCHIVE_DEST_1`이 `BAD PARAM`이었던 원인은?</w:t>
+        <w:t xml:space="preserve">[중-03] Standby의 </w:t>
+      </w:r>
+      <w:r>
+        <w:rPr>
+          <w:rFonts w:ascii="Consolas" w:hAnsi="Consolas" w:eastAsia="맑은 고딕"/>
+          <w:sz w:val="21"/>
+        </w:rPr>
+        <w:t xml:space="preserve">LOG_ARCHIVE_DEST_1</w:t>
+      </w:r>
+      <w:r>
+        <w:rPr>
+          <w:rFonts w:ascii="맑은 고딕" w:hAnsi="맑은 고딕" w:eastAsia="맑은 고딕"/>
+          <w:sz w:val="21"/>
+        </w:rPr>
+        <w:t xml:space="preserve">이 </w:t>
+      </w:r>
+      <w:r>
+        <w:rPr>
+          <w:rFonts w:ascii="Consolas" w:hAnsi="Consolas" w:eastAsia="맑은 고딕"/>
+          <w:sz w:val="21"/>
+        </w:rPr>
+        <w:t xml:space="preserve">BAD PARAM</w:t>
+      </w:r>
+      <w:r>
+        <w:rPr>
+          <w:rFonts w:ascii="맑은 고딕" w:hAnsi="맑은 고딕" w:eastAsia="맑은 고딕"/>
+          <w:sz w:val="21"/>
+        </w:rPr>
+        <w:t xml:space="preserve">이었던 원인은?</w:t>
       </w:r>
     </w:p>
     <w:p>
@@ -1274,7 +1470,21 @@
           <w:rFonts w:ascii="맑은 고딕" w:hAnsi="맑은 고딕" w:eastAsia="맑은 고딕"/>
           <w:sz w:val="21"/>
         </w:rPr>
-        <w:t>④ Primary 값 `db_unique_name=chicago`를 상속받았다</w:t>
+        <w:t xml:space="preserve">④ Primary 값 </w:t>
+      </w:r>
+      <w:r>
+        <w:rPr>
+          <w:rFonts w:ascii="Consolas" w:hAnsi="Consolas" w:eastAsia="맑은 고딕"/>
+          <w:sz w:val="21"/>
+        </w:rPr>
+        <w:t xml:space="preserve">db_unique_name=chicago</w:t>
+      </w:r>
+      <w:r>
+        <w:rPr>
+          <w:rFonts w:ascii="맑은 고딕" w:hAnsi="맑은 고딕" w:eastAsia="맑은 고딕"/>
+          <w:sz w:val="21"/>
+        </w:rPr>
+        <w:t xml:space="preserve">를 상속받았다</w:t>
       </w:r>
     </w:p>
     <w:p>
@@ -1346,7 +1556,35 @@
           <w:rFonts w:ascii="맑은 고딕" w:hAnsi="맑은 고딕" w:eastAsia="맑은 고딕"/>
           <w:sz w:val="21"/>
         </w:rPr>
-        <w:t>[중-05] `BAD PARAM`과 `INACTIVE`의 차이는?</w:t>
+        <w:t xml:space="preserve">[중-05] </w:t>
+      </w:r>
+      <w:r>
+        <w:rPr>
+          <w:rFonts w:ascii="Consolas" w:hAnsi="Consolas" w:eastAsia="맑은 고딕"/>
+          <w:sz w:val="21"/>
+        </w:rPr>
+        <w:t xml:space="preserve">BAD PARAM</w:t>
+      </w:r>
+      <w:r>
+        <w:rPr>
+          <w:rFonts w:ascii="맑은 고딕" w:hAnsi="맑은 고딕" w:eastAsia="맑은 고딕"/>
+          <w:sz w:val="21"/>
+        </w:rPr>
+        <w:t xml:space="preserve">과 </w:t>
+      </w:r>
+      <w:r>
+        <w:rPr>
+          <w:rFonts w:ascii="Consolas" w:hAnsi="Consolas" w:eastAsia="맑은 고딕"/>
+          <w:sz w:val="21"/>
+        </w:rPr>
+        <w:t xml:space="preserve">INACTIVE</w:t>
+      </w:r>
+      <w:r>
+        <w:rPr>
+          <w:rFonts w:ascii="맑은 고딕" w:hAnsi="맑은 고딕" w:eastAsia="맑은 고딕"/>
+          <w:sz w:val="21"/>
+        </w:rPr>
+        <w:t xml:space="preserve">의 차이는?</w:t>
       </w:r>
     </w:p>
     <w:p>
@@ -1400,7 +1638,21 @@
           <w:rFonts w:ascii="맑은 고딕" w:hAnsi="맑은 고딕" w:eastAsia="맑은 고딕"/>
           <w:sz w:val="21"/>
         </w:rPr>
-        <w:t>[중-06] `VALID_NOW = WRONG VALID_TYPE`에 대한 올바른 대응은?</w:t>
+        <w:t xml:space="preserve">[중-06] </w:t>
+      </w:r>
+      <w:r>
+        <w:rPr>
+          <w:rFonts w:ascii="Consolas" w:hAnsi="Consolas" w:eastAsia="맑은 고딕"/>
+          <w:sz w:val="21"/>
+        </w:rPr>
+        <w:t xml:space="preserve">VALID_NOW = WRONG VALID_TYPE</w:t>
+      </w:r>
+      <w:r>
+        <w:rPr>
+          <w:rFonts w:ascii="맑은 고딕" w:hAnsi="맑은 고딕" w:eastAsia="맑은 고딕"/>
+          <w:sz w:val="21"/>
+        </w:rPr>
+        <w:t xml:space="preserve">에 대한 올바른 대응은?</w:t>
       </w:r>
     </w:p>
     <w:p>
@@ -1490,7 +1742,21 @@
           <w:rFonts w:ascii="맑은 고딕" w:hAnsi="맑은 고딕" w:eastAsia="맑은 고딕"/>
           <w:sz w:val="21"/>
         </w:rPr>
-        <w:t>④ `valid_for`가 primary_role인데 현재 역할이 Standby이기 때문</w:t>
+        <w:t xml:space="preserve">④ </w:t>
+      </w:r>
+      <w:r>
+        <w:rPr>
+          <w:rFonts w:ascii="Consolas" w:hAnsi="Consolas" w:eastAsia="맑은 고딕"/>
+          <w:sz w:val="21"/>
+        </w:rPr>
+        <w:t xml:space="preserve">valid_for</w:t>
+      </w:r>
+      <w:r>
+        <w:rPr>
+          <w:rFonts w:ascii="맑은 고딕" w:hAnsi="맑은 고딕" w:eastAsia="맑은 고딕"/>
+          <w:sz w:val="21"/>
+        </w:rPr>
+        <w:t xml:space="preserve">가 primary_role인데 현재 역할이 Standby이기 때문</w:t>
       </w:r>
     </w:p>
     <w:p>
@@ -1508,7 +1774,21 @@
           <w:rFonts w:ascii="맑은 고딕" w:hAnsi="맑은 고딕" w:eastAsia="맑은 고딕"/>
           <w:sz w:val="21"/>
         </w:rPr>
-        <w:t>[중-08] `LOG_ARCHIVE_DEST_1` 교정 후 함께 바뀐 것은?</w:t>
+        <w:t xml:space="preserve">[중-08] </w:t>
+      </w:r>
+      <w:r>
+        <w:rPr>
+          <w:rFonts w:ascii="Consolas" w:hAnsi="Consolas" w:eastAsia="맑은 고딕"/>
+          <w:sz w:val="21"/>
+        </w:rPr>
+        <w:t xml:space="preserve">LOG_ARCHIVE_DEST_1</w:t>
+      </w:r>
+      <w:r>
+        <w:rPr>
+          <w:rFonts w:ascii="맑은 고딕" w:hAnsi="맑은 고딕" w:eastAsia="맑은 고딕"/>
+          <w:sz w:val="21"/>
+        </w:rPr>
+        <w:t xml:space="preserve"> 교정 후 함께 바뀐 것은?</w:t>
       </w:r>
     </w:p>
     <w:p>
@@ -1562,7 +1842,21 @@
           <w:rFonts w:ascii="맑은 고딕" w:hAnsi="맑은 고딕" w:eastAsia="맑은 고딕"/>
           <w:sz w:val="21"/>
         </w:rPr>
-        <w:t>[중-09] `LOG_ARCHIVE_DEST_n` 변경에 쓸 수 있는 SCOPE는?</w:t>
+        <w:t xml:space="preserve">[중-09] </w:t>
+      </w:r>
+      <w:r>
+        <w:rPr>
+          <w:rFonts w:ascii="Consolas" w:hAnsi="Consolas" w:eastAsia="맑은 고딕"/>
+          <w:sz w:val="21"/>
+        </w:rPr>
+        <w:t xml:space="preserve">LOG_ARCHIVE_DEST_n</w:t>
+      </w:r>
+      <w:r>
+        <w:rPr>
+          <w:rFonts w:ascii="맑은 고딕" w:hAnsi="맑은 고딕" w:eastAsia="맑은 고딕"/>
+          <w:sz w:val="21"/>
+        </w:rPr>
+        <w:t xml:space="preserve"> 변경에 쓸 수 있는 SCOPE는?</w:t>
       </w:r>
     </w:p>
     <w:p>
@@ -1616,7 +1910,21 @@
           <w:rFonts w:ascii="맑은 고딕" w:hAnsi="맑은 고딕" w:eastAsia="맑은 고딕"/>
           <w:sz w:val="21"/>
         </w:rPr>
-        <w:t>[중-10] 실습 환경에서 boston의 `FAL_CLIENT` 초기값은?</w:t>
+        <w:t xml:space="preserve">[중-10] 실습 환경에서 boston의 </w:t>
+      </w:r>
+      <w:r>
+        <w:rPr>
+          <w:rFonts w:ascii="Consolas" w:hAnsi="Consolas" w:eastAsia="맑은 고딕"/>
+          <w:sz w:val="21"/>
+        </w:rPr>
+        <w:t xml:space="preserve">FAL_CLIENT</w:t>
+      </w:r>
+      <w:r>
+        <w:rPr>
+          <w:rFonts w:ascii="맑은 고딕" w:hAnsi="맑은 고딕" w:eastAsia="맑은 고딕"/>
+          <w:sz w:val="21"/>
+        </w:rPr>
+        <w:t xml:space="preserve"> 초기값은?</w:t>
       </w:r>
     </w:p>
     <w:p>
@@ -1670,7 +1978,21 @@
           <w:rFonts w:ascii="맑은 고딕" w:hAnsi="맑은 고딕" w:eastAsia="맑은 고딕"/>
           <w:sz w:val="21"/>
         </w:rPr>
-        <w:t>[중-11] 잘못된 `FAL_CLIENT`가 더 위험한 이유는?</w:t>
+        <w:t xml:space="preserve">[중-11] 잘못된 </w:t>
+      </w:r>
+      <w:r>
+        <w:rPr>
+          <w:rFonts w:ascii="Consolas" w:hAnsi="Consolas" w:eastAsia="맑은 고딕"/>
+          <w:sz w:val="21"/>
+        </w:rPr>
+        <w:t xml:space="preserve">FAL_CLIENT</w:t>
+      </w:r>
+      <w:r>
+        <w:rPr>
+          <w:rFonts w:ascii="맑은 고딕" w:hAnsi="맑은 고딕" w:eastAsia="맑은 고딕"/>
+          <w:sz w:val="21"/>
+        </w:rPr>
+        <w:t xml:space="preserve">가 더 위험한 이유는?</w:t>
       </w:r>
     </w:p>
     <w:p>
@@ -1724,7 +2046,21 @@
           <w:rFonts w:ascii="맑은 고딕" w:hAnsi="맑은 고딕" w:eastAsia="맑은 고딕"/>
           <w:sz w:val="21"/>
         </w:rPr>
-        <w:t>[중-12] 19c에서 `USING CURRENT LOGFILE` 없이 기동하면?</w:t>
+        <w:t xml:space="preserve">[중-12] 19c에서 </w:t>
+      </w:r>
+      <w:r>
+        <w:rPr>
+          <w:rFonts w:ascii="Consolas" w:hAnsi="Consolas" w:eastAsia="맑은 고딕"/>
+          <w:sz w:val="21"/>
+        </w:rPr>
+        <w:t xml:space="preserve">USING CURRENT LOGFILE</w:t>
+      </w:r>
+      <w:r>
+        <w:rPr>
+          <w:rFonts w:ascii="맑은 고딕" w:hAnsi="맑은 고딕" w:eastAsia="맑은 고딕"/>
+          <w:sz w:val="21"/>
+        </w:rPr>
+        <w:t xml:space="preserve"> 없이 기동하면?</w:t>
       </w:r>
     </w:p>
     <w:p>
@@ -1940,7 +2276,21 @@
           <w:rFonts w:ascii="맑은 고딕" w:hAnsi="맑은 고딕" w:eastAsia="맑은 고딕"/>
           <w:sz w:val="21"/>
         </w:rPr>
-        <w:t>[중-16] 적용을 멈추고 로그를 3회 전환한 뒤 `V$ARCHIVE_GAP` 결과는?</w:t>
+        <w:t xml:space="preserve">[중-16] 적용을 멈추고 로그를 3회 전환한 뒤 </w:t>
+      </w:r>
+      <w:r>
+        <w:rPr>
+          <w:rFonts w:ascii="Consolas" w:hAnsi="Consolas" w:eastAsia="맑은 고딕"/>
+          <w:sz w:val="21"/>
+        </w:rPr>
+        <w:t xml:space="preserve">V$ARCHIVE_GAP</w:t>
+      </w:r>
+      <w:r>
+        <w:rPr>
+          <w:rFonts w:ascii="맑은 고딕" w:hAnsi="맑은 고딕" w:eastAsia="맑은 고딕"/>
+          <w:sz w:val="21"/>
+        </w:rPr>
+        <w:t xml:space="preserve"> 결과는?</w:t>
       </w:r>
     </w:p>
     <w:p>
@@ -2048,7 +2398,21 @@
           <w:rFonts w:ascii="맑은 고딕" w:hAnsi="맑은 고딕" w:eastAsia="맑은 고딕"/>
           <w:sz w:val="21"/>
         </w:rPr>
-        <w:t>[중-18] `V$ARCHIVE_GAP`이 보여 주는 것은?</w:t>
+        <w:t xml:space="preserve">[중-18] </w:t>
+      </w:r>
+      <w:r>
+        <w:rPr>
+          <w:rFonts w:ascii="Consolas" w:hAnsi="Consolas" w:eastAsia="맑은 고딕"/>
+          <w:sz w:val="21"/>
+        </w:rPr>
+        <w:t xml:space="preserve">V$ARCHIVE_GAP</w:t>
+      </w:r>
+      <w:r>
+        <w:rPr>
+          <w:rFonts w:ascii="맑은 고딕" w:hAnsi="맑은 고딕" w:eastAsia="맑은 고딕"/>
+          <w:sz w:val="21"/>
+        </w:rPr>
+        <w:t xml:space="preserve">이 보여 주는 것은?</w:t>
       </w:r>
     </w:p>
     <w:p>
@@ -2102,7 +2466,21 @@
           <w:rFonts w:ascii="맑은 고딕" w:hAnsi="맑은 고딕" w:eastAsia="맑은 고딕"/>
           <w:sz w:val="21"/>
         </w:rPr>
-        <w:t>[중-19] Primary의 `APPLIED_SEQ#`를 판단 근거로 삼기 어려운 이유는?</w:t>
+        <w:t xml:space="preserve">[중-19] Primary의 </w:t>
+      </w:r>
+      <w:r>
+        <w:rPr>
+          <w:rFonts w:ascii="Consolas" w:hAnsi="Consolas" w:eastAsia="맑은 고딕"/>
+          <w:sz w:val="21"/>
+        </w:rPr>
+        <w:t xml:space="preserve">APPLIED_SEQ#</w:t>
+      </w:r>
+      <w:r>
+        <w:rPr>
+          <w:rFonts w:ascii="맑은 고딕" w:hAnsi="맑은 고딕" w:eastAsia="맑은 고딕"/>
+          <w:sz w:val="21"/>
+        </w:rPr>
+        <w:t xml:space="preserve">를 판단 근거로 삼기 어려운 이유는?</w:t>
       </w:r>
     </w:p>
     <w:p>
@@ -2326,7 +2704,35 @@
           <w:rFonts w:ascii="맑은 고딕" w:hAnsi="맑은 고딕" w:eastAsia="맑은 고딕"/>
           <w:sz w:val="21"/>
         </w:rPr>
-        <w:t>[상-03] `TIME_COMPUTED`와 `DATUM_TIME`이 12초 차이 났다는 사실의 함의는?</w:t>
+        <w:t xml:space="preserve">[상-03] </w:t>
+      </w:r>
+      <w:r>
+        <w:rPr>
+          <w:rFonts w:ascii="Consolas" w:hAnsi="Consolas" w:eastAsia="맑은 고딕"/>
+          <w:sz w:val="21"/>
+        </w:rPr>
+        <w:t xml:space="preserve">TIME_COMPUTED</w:t>
+      </w:r>
+      <w:r>
+        <w:rPr>
+          <w:rFonts w:ascii="맑은 고딕" w:hAnsi="맑은 고딕" w:eastAsia="맑은 고딕"/>
+          <w:sz w:val="21"/>
+        </w:rPr>
+        <w:t xml:space="preserve">와 </w:t>
+      </w:r>
+      <w:r>
+        <w:rPr>
+          <w:rFonts w:ascii="Consolas" w:hAnsi="Consolas" w:eastAsia="맑은 고딕"/>
+          <w:sz w:val="21"/>
+        </w:rPr>
+        <w:t xml:space="preserve">DATUM_TIME</w:t>
+      </w:r>
+      <w:r>
+        <w:rPr>
+          <w:rFonts w:ascii="맑은 고딕" w:hAnsi="맑은 고딕" w:eastAsia="맑은 고딕"/>
+          <w:sz w:val="21"/>
+        </w:rPr>
+        <w:t xml:space="preserve">이 12초 차이 났다는 사실의 함의는?</w:t>
       </w:r>
     </w:p>
     <w:p>
@@ -2380,7 +2786,35 @@
           <w:rFonts w:ascii="맑은 고딕" w:hAnsi="맑은 고딕" w:eastAsia="맑은 고딕"/>
           <w:sz w:val="21"/>
         </w:rPr>
-        <w:t>[상-04] `apply lag`이 `transport lag`보다 큰 것이 정상인 이유는?</w:t>
+        <w:t xml:space="preserve">[상-04] </w:t>
+      </w:r>
+      <w:r>
+        <w:rPr>
+          <w:rFonts w:ascii="Consolas" w:hAnsi="Consolas" w:eastAsia="맑은 고딕"/>
+          <w:sz w:val="21"/>
+        </w:rPr>
+        <w:t xml:space="preserve">apply lag</w:t>
+      </w:r>
+      <w:r>
+        <w:rPr>
+          <w:rFonts w:ascii="맑은 고딕" w:hAnsi="맑은 고딕" w:eastAsia="맑은 고딕"/>
+          <w:sz w:val="21"/>
+        </w:rPr>
+        <w:t xml:space="preserve">이 </w:t>
+      </w:r>
+      <w:r>
+        <w:rPr>
+          <w:rFonts w:ascii="Consolas" w:hAnsi="Consolas" w:eastAsia="맑은 고딕"/>
+          <w:sz w:val="21"/>
+        </w:rPr>
+        <w:t xml:space="preserve">transport lag</w:t>
+      </w:r>
+      <w:r>
+        <w:rPr>
+          <w:rFonts w:ascii="맑은 고딕" w:hAnsi="맑은 고딕" w:eastAsia="맑은 고딕"/>
+          <w:sz w:val="21"/>
+        </w:rPr>
+        <w:t xml:space="preserve">보다 큰 것이 정상인 이유는?</w:t>
       </w:r>
     </w:p>
     <w:p>
@@ -2434,7 +2868,35 @@
           <w:rFonts w:ascii="맑은 고딕" w:hAnsi="맑은 고딕" w:eastAsia="맑은 고딕"/>
           <w:sz w:val="21"/>
         </w:rPr>
-        <w:t>[상-05] `transport lag`만 크고 `apply lag`이 작다면 병목은?</w:t>
+        <w:t xml:space="preserve">[상-05] </w:t>
+      </w:r>
+      <w:r>
+        <w:rPr>
+          <w:rFonts w:ascii="Consolas" w:hAnsi="Consolas" w:eastAsia="맑은 고딕"/>
+          <w:sz w:val="21"/>
+        </w:rPr>
+        <w:t xml:space="preserve">transport lag</w:t>
+      </w:r>
+      <w:r>
+        <w:rPr>
+          <w:rFonts w:ascii="맑은 고딕" w:hAnsi="맑은 고딕" w:eastAsia="맑은 고딕"/>
+          <w:sz w:val="21"/>
+        </w:rPr>
+        <w:t xml:space="preserve">만 크고 </w:t>
+      </w:r>
+      <w:r>
+        <w:rPr>
+          <w:rFonts w:ascii="Consolas" w:hAnsi="Consolas" w:eastAsia="맑은 고딕"/>
+          <w:sz w:val="21"/>
+        </w:rPr>
+        <w:t xml:space="preserve">apply lag</w:t>
+      </w:r>
+      <w:r>
+        <w:rPr>
+          <w:rFonts w:ascii="맑은 고딕" w:hAnsi="맑은 고딕" w:eastAsia="맑은 고딕"/>
+          <w:sz w:val="21"/>
+        </w:rPr>
+        <w:t xml:space="preserve">이 작다면 병목은?</w:t>
       </w:r>
     </w:p>
     <w:p>
@@ -2596,7 +3058,21 @@
           <w:rFonts w:ascii="맑은 고딕" w:hAnsi="맑은 고딕" w:eastAsia="맑은 고딕"/>
           <w:sz w:val="21"/>
         </w:rPr>
-        <w:t>[상-08] OMF 구성에서 `ORA-00312`가 두 줄로 나온 이유는?</w:t>
+        <w:t xml:space="preserve">[상-08] OMF 구성에서 </w:t>
+      </w:r>
+      <w:r>
+        <w:rPr>
+          <w:rFonts w:ascii="Consolas" w:hAnsi="Consolas" w:eastAsia="맑은 고딕"/>
+          <w:sz w:val="21"/>
+        </w:rPr>
+        <w:t xml:space="preserve">ORA-00312</w:t>
+      </w:r>
+      <w:r>
+        <w:rPr>
+          <w:rFonts w:ascii="맑은 고딕" w:hAnsi="맑은 고딕" w:eastAsia="맑은 고딕"/>
+          <w:sz w:val="21"/>
+        </w:rPr>
+        <w:t xml:space="preserve">가 두 줄로 나온 이유는?</w:t>
       </w:r>
     </w:p>
     <w:p>
@@ -2659,34 +3135,62 @@
           <w:rFonts w:ascii="맑은 고딕" w:hAnsi="맑은 고딕" w:eastAsia="맑은 고딕"/>
           <w:sz w:val="21"/>
         </w:rPr>
-        <w:t>① `SELECT * FROM v$archive_gap`</w:t>
-      </w:r>
-    </w:p>
-    <w:p>
-      <w:r>
-        <w:rPr>
-          <w:rFonts w:ascii="맑은 고딕" w:hAnsi="맑은 고딕" w:eastAsia="맑은 고딕"/>
-          <w:sz w:val="21"/>
-        </w:rPr>
-        <w:t>② `SELECT name, value FROM v$parameter WHERE value LIKE '%chicago%'`</w:t>
-      </w:r>
-    </w:p>
-    <w:p>
-      <w:r>
-        <w:rPr>
-          <w:rFonts w:ascii="맑은 고딕" w:hAnsi="맑은 고딕" w:eastAsia="맑은 고딕"/>
-          <w:sz w:val="21"/>
-        </w:rPr>
-        <w:t>③ `SELECT * FROM v$database`</w:t>
-      </w:r>
-    </w:p>
-    <w:p>
-      <w:r>
-        <w:rPr>
-          <w:rFonts w:ascii="맑은 고딕" w:hAnsi="맑은 고딕" w:eastAsia="맑은 고딕"/>
-          <w:sz w:val="21"/>
-        </w:rPr>
-        <w:t>④ `SELECT * FROM v$managed_standby`</w:t>
+        <w:t xml:space="preserve">① </w:t>
+      </w:r>
+      <w:r>
+        <w:rPr>
+          <w:rFonts w:ascii="Consolas" w:hAnsi="Consolas" w:eastAsia="맑은 고딕"/>
+          <w:sz w:val="21"/>
+        </w:rPr>
+        <w:t xml:space="preserve">SELECT * FROM v$archive_gap</w:t>
+      </w:r>
+    </w:p>
+    <w:p>
+      <w:r>
+        <w:rPr>
+          <w:rFonts w:ascii="맑은 고딕" w:hAnsi="맑은 고딕" w:eastAsia="맑은 고딕"/>
+          <w:sz w:val="21"/>
+        </w:rPr>
+        <w:t xml:space="preserve">② </w:t>
+      </w:r>
+      <w:r>
+        <w:rPr>
+          <w:rFonts w:ascii="Consolas" w:hAnsi="Consolas" w:eastAsia="맑은 고딕"/>
+          <w:sz w:val="21"/>
+        </w:rPr>
+        <w:t xml:space="preserve">SELECT name, value FROM v$parameter WHERE value LIKE '%chicago%'</w:t>
+      </w:r>
+    </w:p>
+    <w:p>
+      <w:r>
+        <w:rPr>
+          <w:rFonts w:ascii="맑은 고딕" w:hAnsi="맑은 고딕" w:eastAsia="맑은 고딕"/>
+          <w:sz w:val="21"/>
+        </w:rPr>
+        <w:t xml:space="preserve">③ </w:t>
+      </w:r>
+      <w:r>
+        <w:rPr>
+          <w:rFonts w:ascii="Consolas" w:hAnsi="Consolas" w:eastAsia="맑은 고딕"/>
+          <w:sz w:val="21"/>
+        </w:rPr>
+        <w:t xml:space="preserve">SELECT * FROM v$database</w:t>
+      </w:r>
+    </w:p>
+    <w:p>
+      <w:r>
+        <w:rPr>
+          <w:rFonts w:ascii="맑은 고딕" w:hAnsi="맑은 고딕" w:eastAsia="맑은 고딕"/>
+          <w:sz w:val="21"/>
+        </w:rPr>
+        <w:t xml:space="preserve">④ </w:t>
+      </w:r>
+      <w:r>
+        <w:rPr>
+          <w:rFonts w:ascii="Consolas" w:hAnsi="Consolas" w:eastAsia="맑은 고딕"/>
+          <w:sz w:val="21"/>
+        </w:rPr>
+        <w:t xml:space="preserve">SELECT * FROM v$managed_standby</w:t>
       </w:r>
     </w:p>
     <w:p>
@@ -2704,7 +3208,35 @@
           <w:rFonts w:ascii="맑은 고딕" w:hAnsi="맑은 고딕" w:eastAsia="맑은 고딕"/>
           <w:sz w:val="21"/>
         </w:rPr>
-        <w:t>[상-10] 통합 점검 조회에서 `mrp` 행에 `NVL`을 쓴 이유는?</w:t>
+        <w:t xml:space="preserve">[상-10] 통합 점검 조회에서 </w:t>
+      </w:r>
+      <w:r>
+        <w:rPr>
+          <w:rFonts w:ascii="Consolas" w:hAnsi="Consolas" w:eastAsia="맑은 고딕"/>
+          <w:sz w:val="21"/>
+        </w:rPr>
+        <w:t xml:space="preserve">mrp</w:t>
+      </w:r>
+      <w:r>
+        <w:rPr>
+          <w:rFonts w:ascii="맑은 고딕" w:hAnsi="맑은 고딕" w:eastAsia="맑은 고딕"/>
+          <w:sz w:val="21"/>
+        </w:rPr>
+        <w:t xml:space="preserve"> 행에 </w:t>
+      </w:r>
+      <w:r>
+        <w:rPr>
+          <w:rFonts w:ascii="Consolas" w:hAnsi="Consolas" w:eastAsia="맑은 고딕"/>
+          <w:sz w:val="21"/>
+        </w:rPr>
+        <w:t xml:space="preserve">NVL</w:t>
+      </w:r>
+      <w:r>
+        <w:rPr>
+          <w:rFonts w:ascii="맑은 고딕" w:hAnsi="맑은 고딕" w:eastAsia="맑은 고딕"/>
+          <w:sz w:val="21"/>
+        </w:rPr>
+        <w:t xml:space="preserve">을 쓴 이유는?</w:t>
       </w:r>
     </w:p>
     <w:p>
@@ -2744,6 +3276,8 @@
       </w:r>
     </w:p>
     <w:sectPr>
+      <w:headerReference w:type="default" r:id="rId9"/>
+      <w:footerReference w:type="default" r:id="rId10"/>
       <w:pgSz w:w="12240" w:h="15840"/>
       <w:pgMar w:top="1440" w:right="1800" w:bottom="1440" w:left="1800" w:header="720" w:footer="720" w:gutter="0"/>
       <w:cols w:space="720"/>
@@ -2751,6 +3285,26 @@
     </w:sectPr>
   </w:body>
 </w:document>
+</file>
+
+<file path=word/footer1.xml><?xml version="1.0" encoding="utf-8"?>
+<w:ftr xmlns:m="http://schemas.openxmlformats.org/officeDocument/2006/math" xmlns:mc="http://schemas.openxmlformats.org/markup-compatibility/2006" xmlns:mo="http://schemas.microsoft.com/office/mac/office/2008/main" xmlns:mv="urn:schemas-microsoft-com:mac:vml" xmlns:o="urn:schemas-microsoft-com:office:office" xmlns:r="http://schemas.openxmlformats.org/officeDocument/2006/relationships" xmlns:v="urn:schemas-microsoft-com:vml" xmlns:w10="urn:schemas-microsoft-com:office:word" xmlns:w14="http://schemas.microsoft.com/office/word/2010/wordml" xmlns:w="http://schemas.openxmlformats.org/wordprocessingml/2006/main" xmlns:wne="http://schemas.microsoft.com/office/word/2006/wordml" xmlns:wp14="http://schemas.microsoft.com/office/word/2010/wordprocessingDrawing" xmlns:wp="http://schemas.openxmlformats.org/drawingml/2006/wordprocessingDrawing" xmlns:wpc="http://schemas.microsoft.com/office/word/2010/wordprocessingCanvas" xmlns:wpg="http://schemas.microsoft.com/office/word/2010/wordprocessingGroup" xmlns:wpi="http://schemas.microsoft.com/office/word/2010/wordprocessingInk" xmlns:wps="http://schemas.microsoft.com/office/word/2010/wordprocessingShape" mc:Ignorable="w14 wp14">
+  <w:p>
+    <w:pPr>
+      <w:pStyle w:val="Footer"/>
+    </w:pPr>
+  </w:p>
+</w:ftr>
+</file>
+
+<file path=word/header1.xml><?xml version="1.0" encoding="utf-8"?>
+<w:hdr xmlns:m="http://schemas.openxmlformats.org/officeDocument/2006/math" xmlns:mc="http://schemas.openxmlformats.org/markup-compatibility/2006" xmlns:mo="http://schemas.microsoft.com/office/mac/office/2008/main" xmlns:mv="urn:schemas-microsoft-com:mac:vml" xmlns:o="urn:schemas-microsoft-com:office:office" xmlns:r="http://schemas.openxmlformats.org/officeDocument/2006/relationships" xmlns:v="urn:schemas-microsoft-com:vml" xmlns:w10="urn:schemas-microsoft-com:office:word" xmlns:w14="http://schemas.microsoft.com/office/word/2010/wordml" xmlns:w="http://schemas.openxmlformats.org/wordprocessingml/2006/main" xmlns:wne="http://schemas.microsoft.com/office/word/2006/wordml" xmlns:wp14="http://schemas.microsoft.com/office/word/2010/wordprocessingDrawing" xmlns:wp="http://schemas.openxmlformats.org/drawingml/2006/wordprocessingDrawing" xmlns:wpc="http://schemas.microsoft.com/office/word/2010/wordprocessingCanvas" xmlns:wpg="http://schemas.microsoft.com/office/word/2010/wordprocessingGroup" xmlns:wpi="http://schemas.microsoft.com/office/word/2010/wordprocessingInk" xmlns:wps="http://schemas.microsoft.com/office/word/2010/wordprocessingShape" mc:Ignorable="w14 wp14">
+  <w:p>
+    <w:pPr>
+      <w:pStyle w:val="Header"/>
+    </w:pPr>
+  </w:p>
+</w:hdr>
 </file>
 
 <file path=word/numbering.xml><?xml version="1.0" encoding="utf-8"?>

--- a/ADG/07장/7장_실습문제.docx
+++ b/ADG/07장/7장_실습문제.docx
@@ -51,16 +51,16 @@
           <w:rFonts w:ascii="맑은 고딕" w:hAnsi="맑은 고딕" w:eastAsia="맑은 고딕"/>
           <w:sz w:val="21"/>
         </w:rPr>
-        <w:t>① RFS</w:t>
-      </w:r>
-    </w:p>
-    <w:p>
-      <w:r>
-        <w:rPr>
-          <w:rFonts w:ascii="맑은 고딕" w:hAnsi="맑은 고딕" w:eastAsia="맑은 고딕"/>
-          <w:sz w:val="21"/>
-        </w:rPr>
-        <w:t>② MRP0</w:t>
+        <w:t>① MRP0</w:t>
+      </w:r>
+    </w:p>
+    <w:p>
+      <w:r>
+        <w:rPr>
+          <w:rFonts w:ascii="맑은 고딕" w:hAnsi="맑은 고딕" w:eastAsia="맑은 고딕"/>
+          <w:sz w:val="21"/>
+        </w:rPr>
+        <w:t>② RFS</w:t>
       </w:r>
     </w:p>
     <w:p>
@@ -105,34 +105,34 @@
           <w:rFonts w:ascii="맑은 고딕" w:hAnsi="맑은 고딕" w:eastAsia="맑은 고딕"/>
           <w:sz w:val="21"/>
         </w:rPr>
-        <w:t>① MRP0</w:t>
-      </w:r>
-    </w:p>
-    <w:p>
-      <w:r>
-        <w:rPr>
-          <w:rFonts w:ascii="맑은 고딕" w:hAnsi="맑은 고딕" w:eastAsia="맑은 고딕"/>
-          <w:sz w:val="21"/>
-        </w:rPr>
-        <w:t>② RFS</w:t>
-      </w:r>
-    </w:p>
-    <w:p>
-      <w:r>
-        <w:rPr>
-          <w:rFonts w:ascii="맑은 고딕" w:hAnsi="맑은 고딕" w:eastAsia="맑은 고딕"/>
-          <w:sz w:val="21"/>
-        </w:rPr>
-        <w:t>③ LNS</w:t>
-      </w:r>
-    </w:p>
-    <w:p>
-      <w:r>
-        <w:rPr>
-          <w:rFonts w:ascii="맑은 고딕" w:hAnsi="맑은 고딕" w:eastAsia="맑은 고딕"/>
-          <w:sz w:val="21"/>
-        </w:rPr>
-        <w:t>④ LGWR</w:t>
+        <w:t>① LNS</w:t>
+      </w:r>
+    </w:p>
+    <w:p>
+      <w:r>
+        <w:rPr>
+          <w:rFonts w:ascii="맑은 고딕" w:hAnsi="맑은 고딕" w:eastAsia="맑은 고딕"/>
+          <w:sz w:val="21"/>
+        </w:rPr>
+        <w:t>② LGWR</w:t>
+      </w:r>
+    </w:p>
+    <w:p>
+      <w:r>
+        <w:rPr>
+          <w:rFonts w:ascii="맑은 고딕" w:hAnsi="맑은 고딕" w:eastAsia="맑은 고딕"/>
+          <w:sz w:val="21"/>
+        </w:rPr>
+        <w:t>③ MRP0</w:t>
+      </w:r>
+    </w:p>
+    <w:p>
+      <w:r>
+        <w:rPr>
+          <w:rFonts w:ascii="맑은 고딕" w:hAnsi="맑은 고딕" w:eastAsia="맑은 고딕"/>
+          <w:sz w:val="21"/>
+        </w:rPr>
+        <w:t>④ RFS</w:t>
       </w:r>
     </w:p>
     <w:p>
@@ -159,34 +159,34 @@
           <w:rFonts w:ascii="맑은 고딕" w:hAnsi="맑은 고딕" w:eastAsia="맑은 고딕"/>
           <w:sz w:val="21"/>
         </w:rPr>
-        <w:t>① 1개</w:t>
-      </w:r>
-    </w:p>
-    <w:p>
-      <w:r>
-        <w:rPr>
-          <w:rFonts w:ascii="맑은 고딕" w:hAnsi="맑은 고딕" w:eastAsia="맑은 고딕"/>
-          <w:sz w:val="21"/>
-        </w:rPr>
-        <w:t>② 2개</w:t>
-      </w:r>
-    </w:p>
-    <w:p>
-      <w:r>
-        <w:rPr>
-          <w:rFonts w:ascii="맑은 고딕" w:hAnsi="맑은 고딕" w:eastAsia="맑은 고딕"/>
-          <w:sz w:val="21"/>
-        </w:rPr>
-        <w:t>③ 4개</w:t>
-      </w:r>
-    </w:p>
-    <w:p>
-      <w:r>
-        <w:rPr>
-          <w:rFonts w:ascii="맑은 고딕" w:hAnsi="맑은 고딕" w:eastAsia="맑은 고딕"/>
-          <w:sz w:val="21"/>
-        </w:rPr>
-        <w:t>④ 제한 없음</w:t>
+        <w:t>① 2개</w:t>
+      </w:r>
+    </w:p>
+    <w:p>
+      <w:r>
+        <w:rPr>
+          <w:rFonts w:ascii="맑은 고딕" w:hAnsi="맑은 고딕" w:eastAsia="맑은 고딕"/>
+          <w:sz w:val="21"/>
+        </w:rPr>
+        <w:t>② 4개</w:t>
+      </w:r>
+    </w:p>
+    <w:p>
+      <w:r>
+        <w:rPr>
+          <w:rFonts w:ascii="맑은 고딕" w:hAnsi="맑은 고딕" w:eastAsia="맑은 고딕"/>
+          <w:sz w:val="21"/>
+        </w:rPr>
+        <w:t>③ 제한 없음</w:t>
+      </w:r>
+    </w:p>
+    <w:p>
+      <w:r>
+        <w:rPr>
+          <w:rFonts w:ascii="맑은 고딕" w:hAnsi="맑은 고딕" w:eastAsia="맑은 고딕"/>
+          <w:sz w:val="21"/>
+        </w:rPr>
+        <w:t>④ 1개</w:t>
       </w:r>
     </w:p>
     <w:p>
@@ -222,16 +222,16 @@
           <w:rFonts w:ascii="맑은 고딕" w:hAnsi="맑은 고딕" w:eastAsia="맑은 고딕"/>
           <w:sz w:val="21"/>
         </w:rPr>
-        <w:t>② SRL 그룹이 4개</w:t>
-      </w:r>
-    </w:p>
-    <w:p>
-      <w:r>
-        <w:rPr>
-          <w:rFonts w:ascii="맑은 고딕" w:hAnsi="맑은 고딕" w:eastAsia="맑은 고딕"/>
-          <w:sz w:val="21"/>
-        </w:rPr>
-        <w:t>③ 온라인 리두가 4개</w:t>
+        <w:t>② 온라인 리두가 4개</w:t>
+      </w:r>
+    </w:p>
+    <w:p>
+      <w:r>
+        <w:rPr>
+          <w:rFonts w:ascii="맑은 고딕" w:hAnsi="맑은 고딕" w:eastAsia="맑은 고딕"/>
+          <w:sz w:val="21"/>
+        </w:rPr>
+        <w:t>③ SRL 그룹이 4개</w:t>
       </w:r>
     </w:p>
     <w:p>
@@ -258,43 +258,57 @@
           <w:rFonts w:ascii="맑은 고딕" w:hAnsi="맑은 고딕" w:eastAsia="맑은 고딕"/>
           <w:sz w:val="21"/>
         </w:rPr>
-        <w:t>[하-05] MRP0의 상태 `WAIT_FOR_LOG`가 뜻하는 것은?</w:t>
-      </w:r>
-    </w:p>
-    <w:p>
-      <w:r>
-        <w:rPr>
-          <w:rFonts w:ascii="맑은 고딕" w:hAnsi="맑은 고딕" w:eastAsia="맑은 고딕"/>
-          <w:sz w:val="21"/>
-        </w:rPr>
-        <w:t>① 적용할 리두가 없어 기다리는 중</w:t>
-      </w:r>
-    </w:p>
-    <w:p>
-      <w:r>
-        <w:rPr>
-          <w:rFonts w:ascii="맑은 고딕" w:hAnsi="맑은 고딕" w:eastAsia="맑은 고딕"/>
-          <w:sz w:val="21"/>
-        </w:rPr>
-        <w:t>② 오류로 멈춘 상태</w:t>
-      </w:r>
-    </w:p>
-    <w:p>
-      <w:r>
-        <w:rPr>
-          <w:rFonts w:ascii="맑은 고딕" w:hAnsi="맑은 고딕" w:eastAsia="맑은 고딕"/>
-          <w:sz w:val="21"/>
-        </w:rPr>
-        <w:t>③ 아카이브 중</w:t>
-      </w:r>
-    </w:p>
-    <w:p>
-      <w:r>
-        <w:rPr>
-          <w:rFonts w:ascii="맑은 고딕" w:hAnsi="맑은 고딕" w:eastAsia="맑은 고딕"/>
-          <w:sz w:val="21"/>
-        </w:rPr>
-        <w:t>④ 종료 중</w:t>
+        <w:t xml:space="preserve">[하-05] MRP0의 상태 </w:t>
+      </w:r>
+      <w:r>
+        <w:rPr>
+          <w:rFonts w:ascii="Consolas" w:hAnsi="Consolas" w:eastAsia="맑은 고딕"/>
+          <w:sz w:val="21"/>
+        </w:rPr>
+        <w:t xml:space="preserve">WAIT_FOR_LOG</w:t>
+      </w:r>
+      <w:r>
+        <w:rPr>
+          <w:rFonts w:ascii="맑은 고딕" w:hAnsi="맑은 고딕" w:eastAsia="맑은 고딕"/>
+          <w:sz w:val="21"/>
+        </w:rPr>
+        <w:t xml:space="preserve">가 뜻하는 것은?</w:t>
+      </w:r>
+    </w:p>
+    <w:p>
+      <w:r>
+        <w:rPr>
+          <w:rFonts w:ascii="맑은 고딕" w:hAnsi="맑은 고딕" w:eastAsia="맑은 고딕"/>
+          <w:sz w:val="21"/>
+        </w:rPr>
+        <w:t>① 오류로 멈춘 상태</w:t>
+      </w:r>
+    </w:p>
+    <w:p>
+      <w:r>
+        <w:rPr>
+          <w:rFonts w:ascii="맑은 고딕" w:hAnsi="맑은 고딕" w:eastAsia="맑은 고딕"/>
+          <w:sz w:val="21"/>
+        </w:rPr>
+        <w:t>② 아카이브 중</w:t>
+      </w:r>
+    </w:p>
+    <w:p>
+      <w:r>
+        <w:rPr>
+          <w:rFonts w:ascii="맑은 고딕" w:hAnsi="맑은 고딕" w:eastAsia="맑은 고딕"/>
+          <w:sz w:val="21"/>
+        </w:rPr>
+        <w:t>③ 종료 중</w:t>
+      </w:r>
+    </w:p>
+    <w:p>
+      <w:r>
+        <w:rPr>
+          <w:rFonts w:ascii="맑은 고딕" w:hAnsi="맑은 고딕" w:eastAsia="맑은 고딕"/>
+          <w:sz w:val="21"/>
+        </w:rPr>
+        <w:t>④ 적용할 리두가 없어 기다리는 중</w:t>
       </w:r>
     </w:p>
     <w:p>
@@ -366,7 +380,21 @@
           <w:rFonts w:ascii="맑은 고딕" w:hAnsi="맑은 고딕" w:eastAsia="맑은 고딕"/>
           <w:sz w:val="21"/>
         </w:rPr>
-        <w:t>[하-07] `DISCONNECT FROM SESSION` 절의 역할은?</w:t>
+        <w:t xml:space="preserve">[하-07] </w:t>
+      </w:r>
+      <w:r>
+        <w:rPr>
+          <w:rFonts w:ascii="Consolas" w:hAnsi="Consolas" w:eastAsia="맑은 고딕"/>
+          <w:sz w:val="21"/>
+        </w:rPr>
+        <w:t xml:space="preserve">DISCONNECT FROM SESSION</w:t>
+      </w:r>
+      <w:r>
+        <w:rPr>
+          <w:rFonts w:ascii="맑은 고딕" w:hAnsi="맑은 고딕" w:eastAsia="맑은 고딕"/>
+          <w:sz w:val="21"/>
+        </w:rPr>
+        <w:t xml:space="preserve"> 절의 역할은?</w:t>
       </w:r>
     </w:p>
     <w:p>
@@ -429,7 +457,61 @@
           <w:rFonts w:ascii="맑은 고딕" w:hAnsi="맑은 고딕" w:eastAsia="맑은 고딕"/>
           <w:sz w:val="21"/>
         </w:rPr>
-        <w:t>① ORA-16136</w:t>
+        <w:t>① ORA-01153</w:t>
+      </w:r>
+    </w:p>
+    <w:p>
+      <w:r>
+        <w:rPr>
+          <w:rFonts w:ascii="맑은 고딕" w:hAnsi="맑은 고딕" w:eastAsia="맑은 고딕"/>
+          <w:sz w:val="21"/>
+        </w:rPr>
+        <w:t>② ORA-00261</w:t>
+      </w:r>
+    </w:p>
+    <w:p>
+      <w:r>
+        <w:rPr>
+          <w:rFonts w:ascii="맑은 고딕" w:hAnsi="맑은 고딕" w:eastAsia="맑은 고딕"/>
+          <w:sz w:val="21"/>
+        </w:rPr>
+        <w:t>③ ORA-16000</w:t>
+      </w:r>
+    </w:p>
+    <w:p>
+      <w:r>
+        <w:rPr>
+          <w:rFonts w:ascii="맑은 고딕" w:hAnsi="맑은 고딕" w:eastAsia="맑은 고딕"/>
+          <w:sz w:val="21"/>
+        </w:rPr>
+        <w:t>④ ORA-16136</w:t>
+      </w:r>
+    </w:p>
+    <w:p>
+      <w:r>
+        <w:rPr>
+          <w:rFonts w:ascii="맑은 고딕" w:hAnsi="맑은 고딕" w:eastAsia="맑은 고딕"/>
+          <w:sz w:val="21"/>
+        </w:rPr>
+        <w:t>하-09 · 객관식</w:t>
+      </w:r>
+    </w:p>
+    <w:p>
+      <w:r>
+        <w:rPr>
+          <w:rFonts w:ascii="맑은 고딕" w:hAnsi="맑은 고딕" w:eastAsia="맑은 고딕"/>
+          <w:sz w:val="21"/>
+        </w:rPr>
+        <w:t>[하-09] 이미 적용 중인데 다시 기동하면 나오는 오류는?</w:t>
+      </w:r>
+    </w:p>
+    <w:p>
+      <w:r>
+        <w:rPr>
+          <w:rFonts w:ascii="맑은 고딕" w:hAnsi="맑은 고딕" w:eastAsia="맑은 고딕"/>
+          <w:sz w:val="21"/>
+        </w:rPr>
+        <w:t>① ORA-32002</w:t>
       </w:r>
     </w:p>
     <w:p>
@@ -447,60 +529,6 @@
           <w:rFonts w:ascii="맑은 고딕" w:hAnsi="맑은 고딕" w:eastAsia="맑은 고딕"/>
           <w:sz w:val="21"/>
         </w:rPr>
-        <w:t>③ ORA-16000</w:t>
-      </w:r>
-    </w:p>
-    <w:p>
-      <w:r>
-        <w:rPr>
-          <w:rFonts w:ascii="맑은 고딕" w:hAnsi="맑은 고딕" w:eastAsia="맑은 고딕"/>
-          <w:sz w:val="21"/>
-        </w:rPr>
-        <w:t>④ ORA-00261</w:t>
-      </w:r>
-    </w:p>
-    <w:p>
-      <w:r>
-        <w:rPr>
-          <w:rFonts w:ascii="맑은 고딕" w:hAnsi="맑은 고딕" w:eastAsia="맑은 고딕"/>
-          <w:sz w:val="21"/>
-        </w:rPr>
-        <w:t>하-09 · 객관식</w:t>
-      </w:r>
-    </w:p>
-    <w:p>
-      <w:r>
-        <w:rPr>
-          <w:rFonts w:ascii="맑은 고딕" w:hAnsi="맑은 고딕" w:eastAsia="맑은 고딕"/>
-          <w:sz w:val="21"/>
-        </w:rPr>
-        <w:t>[하-09] 이미 적용 중인데 다시 기동하면 나오는 오류는?</w:t>
-      </w:r>
-    </w:p>
-    <w:p>
-      <w:r>
-        <w:rPr>
-          <w:rFonts w:ascii="맑은 고딕" w:hAnsi="맑은 고딕" w:eastAsia="맑은 고딕"/>
-          <w:sz w:val="21"/>
-        </w:rPr>
-        <w:t>① ORA-01153</w:t>
-      </w:r>
-    </w:p>
-    <w:p>
-      <w:r>
-        <w:rPr>
-          <w:rFonts w:ascii="맑은 고딕" w:hAnsi="맑은 고딕" w:eastAsia="맑은 고딕"/>
-          <w:sz w:val="21"/>
-        </w:rPr>
-        <w:t>② ORA-16136</w:t>
-      </w:r>
-    </w:p>
-    <w:p>
-      <w:r>
-        <w:rPr>
-          <w:rFonts w:ascii="맑은 고딕" w:hAnsi="맑은 고딕" w:eastAsia="맑은 고딕"/>
-          <w:sz w:val="21"/>
-        </w:rPr>
         <w:t>③ ORA-00205</w:t>
       </w:r>
     </w:p>
@@ -510,7 +538,7 @@
           <w:rFonts w:ascii="맑은 고딕" w:hAnsi="맑은 고딕" w:eastAsia="맑은 고딕"/>
           <w:sz w:val="21"/>
         </w:rPr>
-        <w:t>④ ORA-32002</w:t>
+        <w:t>④ ORA-16136</w:t>
       </w:r>
     </w:p>
     <w:p>
@@ -528,16 +556,98 @@
           <w:rFonts w:ascii="맑은 고딕" w:hAnsi="맑은 고딕" w:eastAsia="맑은 고딕"/>
           <w:sz w:val="21"/>
         </w:rPr>
-        <w:t>[하-10] 적용이 돌고 있을 때 `V$DATABASE.OPEN_MODE` 값은?</w:t>
-      </w:r>
-    </w:p>
-    <w:p>
-      <w:r>
-        <w:rPr>
-          <w:rFonts w:ascii="맑은 고딕" w:hAnsi="맑은 고딕" w:eastAsia="맑은 고딕"/>
-          <w:sz w:val="21"/>
-        </w:rPr>
-        <w:t>① READ ONLY WITH APPLY</w:t>
+        <w:t xml:space="preserve">[하-10] 적용이 돌고 있을 때 </w:t>
+      </w:r>
+      <w:r>
+        <w:rPr>
+          <w:rFonts w:ascii="Consolas" w:hAnsi="Consolas" w:eastAsia="맑은 고딕"/>
+          <w:sz w:val="21"/>
+        </w:rPr>
+        <w:t xml:space="preserve">V$DATABASE.OPEN_MODE</w:t>
+      </w:r>
+      <w:r>
+        <w:rPr>
+          <w:rFonts w:ascii="맑은 고딕" w:hAnsi="맑은 고딕" w:eastAsia="맑은 고딕"/>
+          <w:sz w:val="21"/>
+        </w:rPr>
+        <w:t xml:space="preserve"> 값은?</w:t>
+      </w:r>
+    </w:p>
+    <w:p>
+      <w:r>
+        <w:rPr>
+          <w:rFonts w:ascii="맑은 고딕" w:hAnsi="맑은 고딕" w:eastAsia="맑은 고딕"/>
+          <w:sz w:val="21"/>
+        </w:rPr>
+        <w:t>① MOUNTED</w:t>
+      </w:r>
+    </w:p>
+    <w:p>
+      <w:r>
+        <w:rPr>
+          <w:rFonts w:ascii="맑은 고딕" w:hAnsi="맑은 고딕" w:eastAsia="맑은 고딕"/>
+          <w:sz w:val="21"/>
+        </w:rPr>
+        <w:t>② READ WRITE</w:t>
+      </w:r>
+    </w:p>
+    <w:p>
+      <w:r>
+        <w:rPr>
+          <w:rFonts w:ascii="맑은 고딕" w:hAnsi="맑은 고딕" w:eastAsia="맑은 고딕"/>
+          <w:sz w:val="21"/>
+        </w:rPr>
+        <w:t>③ READ ONLY WITH APPLY</w:t>
+      </w:r>
+    </w:p>
+    <w:p>
+      <w:r>
+        <w:rPr>
+          <w:rFonts w:ascii="맑은 고딕" w:hAnsi="맑은 고딕" w:eastAsia="맑은 고딕"/>
+          <w:sz w:val="21"/>
+        </w:rPr>
+        <w:t>④ READ ONLY</w:t>
+      </w:r>
+    </w:p>
+    <w:p>
+      <w:r>
+        <w:rPr>
+          <w:rFonts w:ascii="맑은 고딕" w:hAnsi="맑은 고딕" w:eastAsia="맑은 고딕"/>
+          <w:sz w:val="21"/>
+        </w:rPr>
+        <w:t>하-11 · 객관식</w:t>
+      </w:r>
+    </w:p>
+    <w:p>
+      <w:r>
+        <w:rPr>
+          <w:rFonts w:ascii="맑은 고딕" w:hAnsi="맑은 고딕" w:eastAsia="맑은 고딕"/>
+          <w:sz w:val="21"/>
+        </w:rPr>
+        <w:t xml:space="preserve">[하-11] 적용을 중지하면 </w:t>
+      </w:r>
+      <w:r>
+        <w:rPr>
+          <w:rFonts w:ascii="Consolas" w:hAnsi="Consolas" w:eastAsia="맑은 고딕"/>
+          <w:sz w:val="21"/>
+        </w:rPr>
+        <w:t xml:space="preserve">OPEN_MODE</w:t>
+      </w:r>
+      <w:r>
+        <w:rPr>
+          <w:rFonts w:ascii="맑은 고딕" w:hAnsi="맑은 고딕" w:eastAsia="맑은 고딕"/>
+          <w:sz w:val="21"/>
+        </w:rPr>
+        <w:t xml:space="preserve">는 무엇으로 바뀌는가?</w:t>
+      </w:r>
+    </w:p>
+    <w:p>
+      <w:r>
+        <w:rPr>
+          <w:rFonts w:ascii="맑은 고딕" w:hAnsi="맑은 고딕" w:eastAsia="맑은 고딕"/>
+          <w:sz w:val="21"/>
+        </w:rPr>
+        <w:t>① READ WRITE</w:t>
       </w:r>
     </w:p>
     <w:p>
@@ -564,60 +674,6 @@
           <w:rFonts w:ascii="맑은 고딕" w:hAnsi="맑은 고딕" w:eastAsia="맑은 고딕"/>
           <w:sz w:val="21"/>
         </w:rPr>
-        <w:t>④ READ WRITE</w:t>
-      </w:r>
-    </w:p>
-    <w:p>
-      <w:r>
-        <w:rPr>
-          <w:rFonts w:ascii="맑은 고딕" w:hAnsi="맑은 고딕" w:eastAsia="맑은 고딕"/>
-          <w:sz w:val="21"/>
-        </w:rPr>
-        <w:t>하-11 · 객관식</w:t>
-      </w:r>
-    </w:p>
-    <w:p>
-      <w:r>
-        <w:rPr>
-          <w:rFonts w:ascii="맑은 고딕" w:hAnsi="맑은 고딕" w:eastAsia="맑은 고딕"/>
-          <w:sz w:val="21"/>
-        </w:rPr>
-        <w:t>[하-11] 적용을 중지하면 `OPEN_MODE`는 무엇으로 바뀌는가?</w:t>
-      </w:r>
-    </w:p>
-    <w:p>
-      <w:r>
-        <w:rPr>
-          <w:rFonts w:ascii="맑은 고딕" w:hAnsi="맑은 고딕" w:eastAsia="맑은 고딕"/>
-          <w:sz w:val="21"/>
-        </w:rPr>
-        <w:t>① READ ONLY</w:t>
-      </w:r>
-    </w:p>
-    <w:p>
-      <w:r>
-        <w:rPr>
-          <w:rFonts w:ascii="맑은 고딕" w:hAnsi="맑은 고딕" w:eastAsia="맑은 고딕"/>
-          <w:sz w:val="21"/>
-        </w:rPr>
-        <w:t>② MOUNTED</w:t>
-      </w:r>
-    </w:p>
-    <w:p>
-      <w:r>
-        <w:rPr>
-          <w:rFonts w:ascii="맑은 고딕" w:hAnsi="맑은 고딕" w:eastAsia="맑은 고딕"/>
-          <w:sz w:val="21"/>
-        </w:rPr>
-        <w:t>③ READ WRITE</w:t>
-      </w:r>
-    </w:p>
-    <w:p>
-      <w:r>
-        <w:rPr>
-          <w:rFonts w:ascii="맑은 고딕" w:hAnsi="맑은 고딕" w:eastAsia="맑은 고딕"/>
-          <w:sz w:val="21"/>
-        </w:rPr>
         <w:t>④ 변하지 않는다</w:t>
       </w:r>
     </w:p>
@@ -636,16 +692,30 @@
           <w:rFonts w:ascii="맑은 고딕" w:hAnsi="맑은 고딕" w:eastAsia="맑은 고딕"/>
           <w:sz w:val="21"/>
         </w:rPr>
-        <w:t>[하-12] 실시간 적용 중임을 나타내는 `RECOVERY_MODE` 값은?</w:t>
-      </w:r>
-    </w:p>
-    <w:p>
-      <w:r>
-        <w:rPr>
-          <w:rFonts w:ascii="맑은 고딕" w:hAnsi="맑은 고딕" w:eastAsia="맑은 고딕"/>
-          <w:sz w:val="21"/>
-        </w:rPr>
-        <w:t>① MANAGED REAL TIME APPLY</w:t>
+        <w:t xml:space="preserve">[하-12] 실시간 적용 중임을 나타내는 </w:t>
+      </w:r>
+      <w:r>
+        <w:rPr>
+          <w:rFonts w:ascii="Consolas" w:hAnsi="Consolas" w:eastAsia="맑은 고딕"/>
+          <w:sz w:val="21"/>
+        </w:rPr>
+        <w:t xml:space="preserve">RECOVERY_MODE</w:t>
+      </w:r>
+      <w:r>
+        <w:rPr>
+          <w:rFonts w:ascii="맑은 고딕" w:hAnsi="맑은 고딕" w:eastAsia="맑은 고딕"/>
+          <w:sz w:val="21"/>
+        </w:rPr>
+        <w:t xml:space="preserve"> 값은?</w:t>
+      </w:r>
+    </w:p>
+    <w:p>
+      <w:r>
+        <w:rPr>
+          <w:rFonts w:ascii="맑은 고딕" w:hAnsi="맑은 고딕" w:eastAsia="맑은 고딕"/>
+          <w:sz w:val="21"/>
+        </w:rPr>
+        <w:t>① ACTIVE</w:t>
       </w:r>
     </w:p>
     <w:p>
@@ -672,7 +742,7 @@
           <w:rFonts w:ascii="맑은 고딕" w:hAnsi="맑은 고딕" w:eastAsia="맑은 고딕"/>
           <w:sz w:val="21"/>
         </w:rPr>
-        <w:t>④ ACTIVE</w:t>
+        <w:t>④ MANAGED REAL TIME APPLY</w:t>
       </w:r>
     </w:p>
     <w:p>
@@ -690,16 +760,30 @@
           <w:rFonts w:ascii="맑은 고딕" w:hAnsi="맑은 고딕" w:eastAsia="맑은 고딕"/>
           <w:sz w:val="21"/>
         </w:rPr>
-        <w:t>[하-13] `V$DATAGUARD_STATS`가 돌려주는 행 수는?</w:t>
-      </w:r>
-    </w:p>
-    <w:p>
-      <w:r>
-        <w:rPr>
-          <w:rFonts w:ascii="맑은 고딕" w:hAnsi="맑은 고딕" w:eastAsia="맑은 고딕"/>
-          <w:sz w:val="21"/>
-        </w:rPr>
-        <w:t>① 4행</w:t>
+        <w:t xml:space="preserve">[하-13] </w:t>
+      </w:r>
+      <w:r>
+        <w:rPr>
+          <w:rFonts w:ascii="Consolas" w:hAnsi="Consolas" w:eastAsia="맑은 고딕"/>
+          <w:sz w:val="21"/>
+        </w:rPr>
+        <w:t xml:space="preserve">V$DATAGUARD_STATS</w:t>
+      </w:r>
+      <w:r>
+        <w:rPr>
+          <w:rFonts w:ascii="맑은 고딕" w:hAnsi="맑은 고딕" w:eastAsia="맑은 고딕"/>
+          <w:sz w:val="21"/>
+        </w:rPr>
+        <w:t xml:space="preserve">가 돌려주는 행 수는?</w:t>
+      </w:r>
+    </w:p>
+    <w:p>
+      <w:r>
+        <w:rPr>
+          <w:rFonts w:ascii="맑은 고딕" w:hAnsi="맑은 고딕" w:eastAsia="맑은 고딕"/>
+          <w:sz w:val="21"/>
+        </w:rPr>
+        <w:t>① 9행</w:t>
       </w:r>
     </w:p>
     <w:p>
@@ -717,7 +801,7 @@
           <w:rFonts w:ascii="맑은 고딕" w:hAnsi="맑은 고딕" w:eastAsia="맑은 고딕"/>
           <w:sz w:val="21"/>
         </w:rPr>
-        <w:t>③ 9행</w:t>
+        <w:t>③ 4행</w:t>
       </w:r>
     </w:p>
     <w:p>
@@ -744,16 +828,30 @@
           <w:rFonts w:ascii="맑은 고딕" w:hAnsi="맑은 고딕" w:eastAsia="맑은 고딕"/>
           <w:sz w:val="21"/>
         </w:rPr>
-        <w:t>[하-14] `transport lag`이 뜻하는 것은?</w:t>
-      </w:r>
-    </w:p>
-    <w:p>
-      <w:r>
-        <w:rPr>
-          <w:rFonts w:ascii="맑은 고딕" w:hAnsi="맑은 고딕" w:eastAsia="맑은 고딕"/>
-          <w:sz w:val="21"/>
-        </w:rPr>
-        <w:t>① Primary가 만든 리두 중 아직 오지 않은 분량의 시간</w:t>
+        <w:t xml:space="preserve">[하-14] </w:t>
+      </w:r>
+      <w:r>
+        <w:rPr>
+          <w:rFonts w:ascii="Consolas" w:hAnsi="Consolas" w:eastAsia="맑은 고딕"/>
+          <w:sz w:val="21"/>
+        </w:rPr>
+        <w:t xml:space="preserve">transport lag</w:t>
+      </w:r>
+      <w:r>
+        <w:rPr>
+          <w:rFonts w:ascii="맑은 고딕" w:hAnsi="맑은 고딕" w:eastAsia="맑은 고딕"/>
+          <w:sz w:val="21"/>
+        </w:rPr>
+        <w:t xml:space="preserve">이 뜻하는 것은?</w:t>
+      </w:r>
+    </w:p>
+    <w:p>
+      <w:r>
+        <w:rPr>
+          <w:rFonts w:ascii="맑은 고딕" w:hAnsi="맑은 고딕" w:eastAsia="맑은 고딕"/>
+          <w:sz w:val="21"/>
+        </w:rPr>
+        <w:t>① 적용을 마치는 데 걸릴 예상 시간</w:t>
       </w:r>
     </w:p>
     <w:p>
@@ -771,7 +869,7 @@
           <w:rFonts w:ascii="맑은 고딕" w:hAnsi="맑은 고딕" w:eastAsia="맑은 고딕"/>
           <w:sz w:val="21"/>
         </w:rPr>
-        <w:t>③ 적용을 마치는 데 걸릴 예상 시간</w:t>
+        <w:t>③ Primary가 만든 리두 중 아직 오지 않은 분량의 시간</w:t>
       </w:r>
     </w:p>
     <w:p>
@@ -807,34 +905,34 @@
           <w:rFonts w:ascii="맑은 고딕" w:hAnsi="맑은 고딕" w:eastAsia="맑은 고딕"/>
           <w:sz w:val="21"/>
         </w:rPr>
-        <w:t>① V$ARCHIVE_GAP</w:t>
-      </w:r>
-    </w:p>
-    <w:p>
-      <w:r>
-        <w:rPr>
-          <w:rFonts w:ascii="맑은 고딕" w:hAnsi="맑은 고딕" w:eastAsia="맑은 고딕"/>
-          <w:sz w:val="21"/>
-        </w:rPr>
-        <w:t>② V$ARCHIVED_LOG</w:t>
-      </w:r>
-    </w:p>
-    <w:p>
-      <w:r>
-        <w:rPr>
-          <w:rFonts w:ascii="맑은 고딕" w:hAnsi="맑은 고딕" w:eastAsia="맑은 고딕"/>
-          <w:sz w:val="21"/>
-        </w:rPr>
-        <w:t>③ V$DATAGUARD_STATS</w:t>
-      </w:r>
-    </w:p>
-    <w:p>
-      <w:r>
-        <w:rPr>
-          <w:rFonts w:ascii="맑은 고딕" w:hAnsi="맑은 고딕" w:eastAsia="맑은 고딕"/>
-          <w:sz w:val="21"/>
-        </w:rPr>
-        <w:t>④ V$STANDBY_LOG</w:t>
+        <w:t>① V$ARCHIVED_LOG</w:t>
+      </w:r>
+    </w:p>
+    <w:p>
+      <w:r>
+        <w:rPr>
+          <w:rFonts w:ascii="맑은 고딕" w:hAnsi="맑은 고딕" w:eastAsia="맑은 고딕"/>
+          <w:sz w:val="21"/>
+        </w:rPr>
+        <w:t>② V$ARCHIVE_GAP</w:t>
+      </w:r>
+    </w:p>
+    <w:p>
+      <w:r>
+        <w:rPr>
+          <w:rFonts w:ascii="맑은 고딕" w:hAnsi="맑은 고딕" w:eastAsia="맑은 고딕"/>
+          <w:sz w:val="21"/>
+        </w:rPr>
+        <w:t>③ V$STANDBY_LOG</w:t>
+      </w:r>
+    </w:p>
+    <w:p>
+      <w:r>
+        <w:rPr>
+          <w:rFonts w:ascii="맑은 고딕" w:hAnsi="맑은 고딕" w:eastAsia="맑은 고딕"/>
+          <w:sz w:val="21"/>
+        </w:rPr>
+        <w:t>④ V$DATAGUARD_STATS</w:t>
       </w:r>
     </w:p>
     <w:p>
@@ -861,25 +959,25 @@
           <w:rFonts w:ascii="맑은 고딕" w:hAnsi="맑은 고딕" w:eastAsia="맑은 고딕"/>
           <w:sz w:val="21"/>
         </w:rPr>
-        <w:t>① FAL_SERVER</w:t>
-      </w:r>
-    </w:p>
-    <w:p>
-      <w:r>
-        <w:rPr>
-          <w:rFonts w:ascii="맑은 고딕" w:hAnsi="맑은 고딕" w:eastAsia="맑은 고딕"/>
-          <w:sz w:val="21"/>
-        </w:rPr>
-        <w:t>② FAL_CLIENT</w:t>
-      </w:r>
-    </w:p>
-    <w:p>
-      <w:r>
-        <w:rPr>
-          <w:rFonts w:ascii="맑은 고딕" w:hAnsi="맑은 고딕" w:eastAsia="맑은 고딕"/>
-          <w:sz w:val="21"/>
-        </w:rPr>
-        <w:t>③ LOG_ARCHIVE_DEST_2</w:t>
+        <w:t>① FAL_CLIENT</w:t>
+      </w:r>
+    </w:p>
+    <w:p>
+      <w:r>
+        <w:rPr>
+          <w:rFonts w:ascii="맑은 고딕" w:hAnsi="맑은 고딕" w:eastAsia="맑은 고딕"/>
+          <w:sz w:val="21"/>
+        </w:rPr>
+        <w:t>② LOG_ARCHIVE_DEST_2</w:t>
+      </w:r>
+    </w:p>
+    <w:p>
+      <w:r>
+        <w:rPr>
+          <w:rFonts w:ascii="맑은 고딕" w:hAnsi="맑은 고딕" w:eastAsia="맑은 고딕"/>
+          <w:sz w:val="21"/>
+        </w:rPr>
+        <w:t>③ FAL_SERVER</w:t>
       </w:r>
     </w:p>
     <w:p>
@@ -906,43 +1004,57 @@
           <w:rFonts w:ascii="맑은 고딕" w:hAnsi="맑은 고딕" w:eastAsia="맑은 고딕"/>
           <w:sz w:val="21"/>
         </w:rPr>
-        <w:t>[하-17] `FAL`은 무엇의 약자인가?</w:t>
-      </w:r>
-    </w:p>
-    <w:p>
-      <w:r>
-        <w:rPr>
-          <w:rFonts w:ascii="맑은 고딕" w:hAnsi="맑은 고딕" w:eastAsia="맑은 고딕"/>
-          <w:sz w:val="21"/>
-        </w:rPr>
-        <w:t>① Fetch Archive Log</w:t>
-      </w:r>
-    </w:p>
-    <w:p>
-      <w:r>
-        <w:rPr>
-          <w:rFonts w:ascii="맑은 고딕" w:hAnsi="맑은 고딕" w:eastAsia="맑은 고딕"/>
-          <w:sz w:val="21"/>
-        </w:rPr>
-        <w:t>② Fast Apply Log</w:t>
-      </w:r>
-    </w:p>
-    <w:p>
-      <w:r>
-        <w:rPr>
-          <w:rFonts w:ascii="맑은 고딕" w:hAnsi="맑은 고딕" w:eastAsia="맑은 고딕"/>
-          <w:sz w:val="21"/>
-        </w:rPr>
-        <w:t>③ Failover Archive Link</w:t>
-      </w:r>
-    </w:p>
-    <w:p>
-      <w:r>
-        <w:rPr>
-          <w:rFonts w:ascii="맑은 고딕" w:hAnsi="맑은 고딕" w:eastAsia="맑은 고딕"/>
-          <w:sz w:val="21"/>
-        </w:rPr>
-        <w:t>④ File Access Layer</w:t>
+        <w:t xml:space="preserve">[하-17] </w:t>
+      </w:r>
+      <w:r>
+        <w:rPr>
+          <w:rFonts w:ascii="Consolas" w:hAnsi="Consolas" w:eastAsia="맑은 고딕"/>
+          <w:sz w:val="21"/>
+        </w:rPr>
+        <w:t xml:space="preserve">FAL</w:t>
+      </w:r>
+      <w:r>
+        <w:rPr>
+          <w:rFonts w:ascii="맑은 고딕" w:hAnsi="맑은 고딕" w:eastAsia="맑은 고딕"/>
+          <w:sz w:val="21"/>
+        </w:rPr>
+        <w:t xml:space="preserve">은 무엇의 약자인가?</w:t>
+      </w:r>
+    </w:p>
+    <w:p>
+      <w:r>
+        <w:rPr>
+          <w:rFonts w:ascii="맑은 고딕" w:hAnsi="맑은 고딕" w:eastAsia="맑은 고딕"/>
+          <w:sz w:val="21"/>
+        </w:rPr>
+        <w:t>① Failover Archive Link</w:t>
+      </w:r>
+    </w:p>
+    <w:p>
+      <w:r>
+        <w:rPr>
+          <w:rFonts w:ascii="맑은 고딕" w:hAnsi="맑은 고딕" w:eastAsia="맑은 고딕"/>
+          <w:sz w:val="21"/>
+        </w:rPr>
+        <w:t>② Fetch Archive Log</w:t>
+      </w:r>
+    </w:p>
+    <w:p>
+      <w:r>
+        <w:rPr>
+          <w:rFonts w:ascii="맑은 고딕" w:hAnsi="맑은 고딕" w:eastAsia="맑은 고딕"/>
+          <w:sz w:val="21"/>
+        </w:rPr>
+        <w:t>③ File Access Layer</w:t>
+      </w:r>
+    </w:p>
+    <w:p>
+      <w:r>
+        <w:rPr>
+          <w:rFonts w:ascii="맑은 고딕" w:hAnsi="맑은 고딕" w:eastAsia="맑은 고딕"/>
+          <w:sz w:val="21"/>
+        </w:rPr>
+        <w:t>④ Fast Apply Log</w:t>
       </w:r>
     </w:p>
     <w:p>
@@ -969,6 +1081,60 @@
           <w:rFonts w:ascii="맑은 고딕" w:hAnsi="맑은 고딕" w:eastAsia="맑은 고딕"/>
           <w:sz w:val="21"/>
         </w:rPr>
+        <w:t>① ORA-01184</w:t>
+      </w:r>
+    </w:p>
+    <w:p>
+      <w:r>
+        <w:rPr>
+          <w:rFonts w:ascii="맑은 고딕" w:hAnsi="맑은 고딕" w:eastAsia="맑은 고딕"/>
+          <w:sz w:val="21"/>
+        </w:rPr>
+        <w:t>② ORA-01153</w:t>
+      </w:r>
+    </w:p>
+    <w:p>
+      <w:r>
+        <w:rPr>
+          <w:rFonts w:ascii="맑은 고딕" w:hAnsi="맑은 고딕" w:eastAsia="맑은 고딕"/>
+          <w:sz w:val="21"/>
+        </w:rPr>
+        <w:t>③ ORA-00261</w:t>
+      </w:r>
+    </w:p>
+    <w:p>
+      <w:r>
+        <w:rPr>
+          <w:rFonts w:ascii="맑은 고딕" w:hAnsi="맑은 고딕" w:eastAsia="맑은 고딕"/>
+          <w:sz w:val="21"/>
+        </w:rPr>
+        <w:t>④ ORA-16136</w:t>
+      </w:r>
+    </w:p>
+    <w:p>
+      <w:r>
+        <w:rPr>
+          <w:rFonts w:ascii="맑은 고딕" w:hAnsi="맑은 고딕" w:eastAsia="맑은 고딕"/>
+          <w:sz w:val="21"/>
+        </w:rPr>
+        <w:t>하-19 · 객관식</w:t>
+      </w:r>
+    </w:p>
+    <w:p>
+      <w:r>
+        <w:rPr>
+          <w:rFonts w:ascii="맑은 고딕" w:hAnsi="맑은 고딕" w:eastAsia="맑은 고딕"/>
+          <w:sz w:val="21"/>
+        </w:rPr>
+        <w:t>[하-19] 이미 있는 그룹 번호로 SRL을 추가하면?</w:t>
+      </w:r>
+    </w:p>
+    <w:p>
+      <w:r>
+        <w:rPr>
+          <w:rFonts w:ascii="맑은 고딕" w:hAnsi="맑은 고딕" w:eastAsia="맑은 고딕"/>
+          <w:sz w:val="21"/>
+        </w:rPr>
         <w:t>① ORA-00261</w:t>
       </w:r>
     </w:p>
@@ -987,60 +1153,6 @@
           <w:rFonts w:ascii="맑은 고딕" w:hAnsi="맑은 고딕" w:eastAsia="맑은 고딕"/>
           <w:sz w:val="21"/>
         </w:rPr>
-        <w:t>③ ORA-16136</w:t>
-      </w:r>
-    </w:p>
-    <w:p>
-      <w:r>
-        <w:rPr>
-          <w:rFonts w:ascii="맑은 고딕" w:hAnsi="맑은 고딕" w:eastAsia="맑은 고딕"/>
-          <w:sz w:val="21"/>
-        </w:rPr>
-        <w:t>④ ORA-01153</w:t>
-      </w:r>
-    </w:p>
-    <w:p>
-      <w:r>
-        <w:rPr>
-          <w:rFonts w:ascii="맑은 고딕" w:hAnsi="맑은 고딕" w:eastAsia="맑은 고딕"/>
-          <w:sz w:val="21"/>
-        </w:rPr>
-        <w:t>하-19 · 객관식</w:t>
-      </w:r>
-    </w:p>
-    <w:p>
-      <w:r>
-        <w:rPr>
-          <w:rFonts w:ascii="맑은 고딕" w:hAnsi="맑은 고딕" w:eastAsia="맑은 고딕"/>
-          <w:sz w:val="21"/>
-        </w:rPr>
-        <w:t>[하-19] 이미 있는 그룹 번호로 SRL을 추가하면?</w:t>
-      </w:r>
-    </w:p>
-    <w:p>
-      <w:r>
-        <w:rPr>
-          <w:rFonts w:ascii="맑은 고딕" w:hAnsi="맑은 고딕" w:eastAsia="맑은 고딕"/>
-          <w:sz w:val="21"/>
-        </w:rPr>
-        <w:t>① ORA-01184</w:t>
-      </w:r>
-    </w:p>
-    <w:p>
-      <w:r>
-        <w:rPr>
-          <w:rFonts w:ascii="맑은 고딕" w:hAnsi="맑은 고딕" w:eastAsia="맑은 고딕"/>
-          <w:sz w:val="21"/>
-        </w:rPr>
-        <w:t>② ORA-00261</w:t>
-      </w:r>
-    </w:p>
-    <w:p>
-      <w:r>
-        <w:rPr>
-          <w:rFonts w:ascii="맑은 고딕" w:hAnsi="맑은 고딕" w:eastAsia="맑은 고딕"/>
-          <w:sz w:val="21"/>
-        </w:rPr>
         <w:t>③ ORA-00312</w:t>
       </w:r>
     </w:p>
@@ -1068,16 +1180,30 @@
           <w:rFonts w:ascii="맑은 고딕" w:hAnsi="맑은 고딕" w:eastAsia="맑은 고딕"/>
           <w:sz w:val="21"/>
         </w:rPr>
-        <w:t>[하-20] 목적지 상태 `INACTIVE`가 뜻하는 것은?</w:t>
-      </w:r>
-    </w:p>
-    <w:p>
-      <w:r>
-        <w:rPr>
-          <w:rFonts w:ascii="맑은 고딕" w:hAnsi="맑은 고딕" w:eastAsia="맑은 고딕"/>
-          <w:sz w:val="21"/>
-        </w:rPr>
-        <w:t>① 설정하지 않은 목적지다. 정상이다</w:t>
+        <w:t xml:space="preserve">[하-20] 목적지 상태 </w:t>
+      </w:r>
+      <w:r>
+        <w:rPr>
+          <w:rFonts w:ascii="Consolas" w:hAnsi="Consolas" w:eastAsia="맑은 고딕"/>
+          <w:sz w:val="21"/>
+        </w:rPr>
+        <w:t xml:space="preserve">INACTIVE</w:t>
+      </w:r>
+      <w:r>
+        <w:rPr>
+          <w:rFonts w:ascii="맑은 고딕" w:hAnsi="맑은 고딕" w:eastAsia="맑은 고딕"/>
+          <w:sz w:val="21"/>
+        </w:rPr>
+        <w:t xml:space="preserve">가 뜻하는 것은?</w:t>
+      </w:r>
+    </w:p>
+    <w:p>
+      <w:r>
+        <w:rPr>
+          <w:rFonts w:ascii="맑은 고딕" w:hAnsi="맑은 고딕" w:eastAsia="맑은 고딕"/>
+          <w:sz w:val="21"/>
+        </w:rPr>
+        <w:t>① 오류로 중단되었다</w:t>
       </w:r>
     </w:p>
     <w:p>
@@ -1095,16 +1221,16 @@
           <w:rFonts w:ascii="맑은 고딕" w:hAnsi="맑은 고딕" w:eastAsia="맑은 고딕"/>
           <w:sz w:val="21"/>
         </w:rPr>
-        <w:t>③ 오류로 중단되었다</w:t>
-      </w:r>
-    </w:p>
-    <w:p>
-      <w:r>
-        <w:rPr>
-          <w:rFonts w:ascii="맑은 고딕" w:hAnsi="맑은 고딕" w:eastAsia="맑은 고딕"/>
-          <w:sz w:val="21"/>
-        </w:rPr>
-        <w:t>④ 전송 중이다</w:t>
+        <w:t>③ 전송 중이다</w:t>
+      </w:r>
+    </w:p>
+    <w:p>
+      <w:r>
+        <w:rPr>
+          <w:rFonts w:ascii="맑은 고딕" w:hAnsi="맑은 고딕" w:eastAsia="맑은 고딕"/>
+          <w:sz w:val="21"/>
+        </w:rPr>
+        <w:t>④ 설정하지 않은 목적지다. 정상이다</w:t>
       </w:r>
     </w:p>
     <w:p>
@@ -1130,25 +1256,53 @@
           <w:rFonts w:ascii="맑은 고딕" w:hAnsi="맑은 고딕" w:eastAsia="맑은 고딕"/>
           <w:sz w:val="21"/>
         </w:rPr>
-        <w:t>[중-01] RFS와 MRP0의 `SEQUENCE#`·`BLOCK#`이 같다는 것은?</w:t>
-      </w:r>
-    </w:p>
-    <w:p>
-      <w:r>
-        <w:rPr>
-          <w:rFonts w:ascii="맑은 고딕" w:hAnsi="맑은 고딕" w:eastAsia="맑은 고딕"/>
-          <w:sz w:val="21"/>
-        </w:rPr>
-        <w:t>① 받는 지점과 적용하는 지점이 같다 — 실시간 적용의 직접 증거</w:t>
-      </w:r>
-    </w:p>
-    <w:p>
-      <w:r>
-        <w:rPr>
-          <w:rFonts w:ascii="맑은 고딕" w:hAnsi="맑은 고딕" w:eastAsia="맑은 고딕"/>
-          <w:sz w:val="21"/>
-        </w:rPr>
-        <w:t>② 오류 상태다</w:t>
+        <w:t xml:space="preserve">[중-01] RFS와 MRP0의 </w:t>
+      </w:r>
+      <w:r>
+        <w:rPr>
+          <w:rFonts w:ascii="Consolas" w:hAnsi="Consolas" w:eastAsia="맑은 고딕"/>
+          <w:sz w:val="21"/>
+        </w:rPr>
+        <w:t xml:space="preserve">SEQUENCE#</w:t>
+      </w:r>
+      <w:r>
+        <w:rPr>
+          <w:rFonts w:ascii="맑은 고딕" w:hAnsi="맑은 고딕" w:eastAsia="맑은 고딕"/>
+          <w:sz w:val="21"/>
+        </w:rPr>
+        <w:t xml:space="preserve">·</w:t>
+      </w:r>
+      <w:r>
+        <w:rPr>
+          <w:rFonts w:ascii="Consolas" w:hAnsi="Consolas" w:eastAsia="맑은 고딕"/>
+          <w:sz w:val="21"/>
+        </w:rPr>
+        <w:t xml:space="preserve">BLOCK#</w:t>
+      </w:r>
+      <w:r>
+        <w:rPr>
+          <w:rFonts w:ascii="맑은 고딕" w:hAnsi="맑은 고딕" w:eastAsia="맑은 고딕"/>
+          <w:sz w:val="21"/>
+        </w:rPr>
+        <w:t xml:space="preserve">이 같다는 것은?</w:t>
+      </w:r>
+    </w:p>
+    <w:p>
+      <w:r>
+        <w:rPr>
+          <w:rFonts w:ascii="맑은 고딕" w:hAnsi="맑은 고딕" w:eastAsia="맑은 고딕"/>
+          <w:sz w:val="21"/>
+        </w:rPr>
+        <w:t>① 오류 상태다</w:t>
+      </w:r>
+    </w:p>
+    <w:p>
+      <w:r>
+        <w:rPr>
+          <w:rFonts w:ascii="맑은 고딕" w:hAnsi="맑은 고딕" w:eastAsia="맑은 고딕"/>
+          <w:sz w:val="21"/>
+        </w:rPr>
+        <w:t>② 받는 지점과 적용하는 지점이 같다 — 실시간 적용의 직접 증거</w:t>
       </w:r>
     </w:p>
     <w:p>
@@ -1184,7 +1338,21 @@
           <w:rFonts w:ascii="맑은 고딕" w:hAnsi="맑은 고딕" w:eastAsia="맑은 고딕"/>
           <w:sz w:val="21"/>
         </w:rPr>
-        <w:t>[중-02] MRP0의 `BLOCKS` 값 409600이 나온 근거는?</w:t>
+        <w:t xml:space="preserve">[중-02] MRP0의 </w:t>
+      </w:r>
+      <w:r>
+        <w:rPr>
+          <w:rFonts w:ascii="Consolas" w:hAnsi="Consolas" w:eastAsia="맑은 고딕"/>
+          <w:sz w:val="21"/>
+        </w:rPr>
+        <w:t xml:space="preserve">BLOCKS</w:t>
+      </w:r>
+      <w:r>
+        <w:rPr>
+          <w:rFonts w:ascii="맑은 고딕" w:hAnsi="맑은 고딕" w:eastAsia="맑은 고딕"/>
+          <w:sz w:val="21"/>
+        </w:rPr>
+        <w:t xml:space="preserve"> 값 409600이 나온 근거는?</w:t>
       </w:r>
     </w:p>
     <w:p>
@@ -1202,7 +1370,7 @@
           <w:rFonts w:ascii="맑은 고딕" w:hAnsi="맑은 고딕" w:eastAsia="맑은 고딕"/>
           <w:sz w:val="21"/>
         </w:rPr>
-        <w:t>② 데이터 파일 크기</w:t>
+        <w:t>② 아카이브 개수</w:t>
       </w:r>
     </w:p>
     <w:p>
@@ -1220,7 +1388,7 @@
           <w:rFonts w:ascii="맑은 고딕" w:hAnsi="맑은 고딕" w:eastAsia="맑은 고딕"/>
           <w:sz w:val="21"/>
         </w:rPr>
-        <w:t>④ 아카이브 개수</w:t>
+        <w:t>④ 데이터 파일 크기</w:t>
       </w:r>
     </w:p>
     <w:p>
@@ -1238,16 +1406,44 @@
           <w:rFonts w:ascii="맑은 고딕" w:hAnsi="맑은 고딕" w:eastAsia="맑은 고딕"/>
           <w:sz w:val="21"/>
         </w:rPr>
-        <w:t>[중-03] Standby의 `LOG_ARCHIVE_DEST_1`이 `BAD PARAM`이었던 원인은?</w:t>
-      </w:r>
-    </w:p>
-    <w:p>
-      <w:r>
-        <w:rPr>
-          <w:rFonts w:ascii="맑은 고딕" w:hAnsi="맑은 고딕" w:eastAsia="맑은 고딕"/>
-          <w:sz w:val="21"/>
-        </w:rPr>
-        <w:t>① Primary 값 `db_unique_name=chicago`를 상속받았다</w:t>
+        <w:t xml:space="preserve">[중-03] Standby의 </w:t>
+      </w:r>
+      <w:r>
+        <w:rPr>
+          <w:rFonts w:ascii="Consolas" w:hAnsi="Consolas" w:eastAsia="맑은 고딕"/>
+          <w:sz w:val="21"/>
+        </w:rPr>
+        <w:t xml:space="preserve">LOG_ARCHIVE_DEST_1</w:t>
+      </w:r>
+      <w:r>
+        <w:rPr>
+          <w:rFonts w:ascii="맑은 고딕" w:hAnsi="맑은 고딕" w:eastAsia="맑은 고딕"/>
+          <w:sz w:val="21"/>
+        </w:rPr>
+        <w:t xml:space="preserve">이 </w:t>
+      </w:r>
+      <w:r>
+        <w:rPr>
+          <w:rFonts w:ascii="Consolas" w:hAnsi="Consolas" w:eastAsia="맑은 고딕"/>
+          <w:sz w:val="21"/>
+        </w:rPr>
+        <w:t xml:space="preserve">BAD PARAM</w:t>
+      </w:r>
+      <w:r>
+        <w:rPr>
+          <w:rFonts w:ascii="맑은 고딕" w:hAnsi="맑은 고딕" w:eastAsia="맑은 고딕"/>
+          <w:sz w:val="21"/>
+        </w:rPr>
+        <w:t xml:space="preserve">이었던 원인은?</w:t>
+      </w:r>
+    </w:p>
+    <w:p>
+      <w:r>
+        <w:rPr>
+          <w:rFonts w:ascii="맑은 고딕" w:hAnsi="맑은 고딕" w:eastAsia="맑은 고딕"/>
+          <w:sz w:val="21"/>
+        </w:rPr>
+        <w:t>① 리스너가 죽었다</w:t>
       </w:r>
     </w:p>
     <w:p>
@@ -1274,7 +1470,21 @@
           <w:rFonts w:ascii="맑은 고딕" w:hAnsi="맑은 고딕" w:eastAsia="맑은 고딕"/>
           <w:sz w:val="21"/>
         </w:rPr>
-        <w:t>④ 리스너가 죽었다</w:t>
+        <w:t xml:space="preserve">④ Primary 값 </w:t>
+      </w:r>
+      <w:r>
+        <w:rPr>
+          <w:rFonts w:ascii="Consolas" w:hAnsi="Consolas" w:eastAsia="맑은 고딕"/>
+          <w:sz w:val="21"/>
+        </w:rPr>
+        <w:t xml:space="preserve">db_unique_name=chicago</w:t>
+      </w:r>
+      <w:r>
+        <w:rPr>
+          <w:rFonts w:ascii="맑은 고딕" w:hAnsi="맑은 고딕" w:eastAsia="맑은 고딕"/>
+          <w:sz w:val="21"/>
+        </w:rPr>
+        <w:t xml:space="preserve">를 상속받았다</w:t>
       </w:r>
     </w:p>
     <w:p>
@@ -1310,16 +1520,16 @@
           <w:rFonts w:ascii="맑은 고딕" w:hAnsi="맑은 고딕" w:eastAsia="맑은 고딕"/>
           <w:sz w:val="21"/>
         </w:rPr>
-        <w:t>② BAD PARAM은 경고일 뿐이다</w:t>
-      </w:r>
-    </w:p>
-    <w:p>
-      <w:r>
-        <w:rPr>
-          <w:rFonts w:ascii="맑은 고딕" w:hAnsi="맑은 고딕" w:eastAsia="맑은 고딕"/>
-          <w:sz w:val="21"/>
-        </w:rPr>
-        <w:t>③ 목적지 2번이 대신했다</w:t>
+        <w:t>② 목적지 2번이 대신했다</w:t>
+      </w:r>
+    </w:p>
+    <w:p>
+      <w:r>
+        <w:rPr>
+          <w:rFonts w:ascii="맑은 고딕" w:hAnsi="맑은 고딕" w:eastAsia="맑은 고딕"/>
+          <w:sz w:val="21"/>
+        </w:rPr>
+        <w:t>③ BAD PARAM은 경고일 뿐이다</w:t>
       </w:r>
     </w:p>
     <w:p>
@@ -1346,43 +1556,71 @@
           <w:rFonts w:ascii="맑은 고딕" w:hAnsi="맑은 고딕" w:eastAsia="맑은 고딕"/>
           <w:sz w:val="21"/>
         </w:rPr>
-        <w:t>[중-05] `BAD PARAM`과 `INACTIVE`의 차이는?</w:t>
-      </w:r>
-    </w:p>
-    <w:p>
-      <w:r>
-        <w:rPr>
-          <w:rFonts w:ascii="맑은 고딕" w:hAnsi="맑은 고딕" w:eastAsia="맑은 고딕"/>
-          <w:sz w:val="21"/>
-        </w:rPr>
-        <w:t>① 전자는 설정이 있는데 해석 불가, 후자는 설정 자체가 없다</w:t>
-      </w:r>
-    </w:p>
-    <w:p>
-      <w:r>
-        <w:rPr>
-          <w:rFonts w:ascii="맑은 고딕" w:hAnsi="맑은 고딕" w:eastAsia="맑은 고딕"/>
-          <w:sz w:val="21"/>
-        </w:rPr>
-        <w:t>② 전자는 정상, 후자는 오류</w:t>
-      </w:r>
-    </w:p>
-    <w:p>
-      <w:r>
-        <w:rPr>
-          <w:rFonts w:ascii="맑은 고딕" w:hAnsi="맑은 고딕" w:eastAsia="맑은 고딕"/>
-          <w:sz w:val="21"/>
-        </w:rPr>
-        <w:t>③ 차이가 없다</w:t>
-      </w:r>
-    </w:p>
-    <w:p>
-      <w:r>
-        <w:rPr>
-          <w:rFonts w:ascii="맑은 고딕" w:hAnsi="맑은 고딕" w:eastAsia="맑은 고딕"/>
-          <w:sz w:val="21"/>
-        </w:rPr>
-        <w:t>④ 전자는 원격, 후자는 로컬</w:t>
+        <w:t xml:space="preserve">[중-05] </w:t>
+      </w:r>
+      <w:r>
+        <w:rPr>
+          <w:rFonts w:ascii="Consolas" w:hAnsi="Consolas" w:eastAsia="맑은 고딕"/>
+          <w:sz w:val="21"/>
+        </w:rPr>
+        <w:t xml:space="preserve">BAD PARAM</w:t>
+      </w:r>
+      <w:r>
+        <w:rPr>
+          <w:rFonts w:ascii="맑은 고딕" w:hAnsi="맑은 고딕" w:eastAsia="맑은 고딕"/>
+          <w:sz w:val="21"/>
+        </w:rPr>
+        <w:t xml:space="preserve">과 </w:t>
+      </w:r>
+      <w:r>
+        <w:rPr>
+          <w:rFonts w:ascii="Consolas" w:hAnsi="Consolas" w:eastAsia="맑은 고딕"/>
+          <w:sz w:val="21"/>
+        </w:rPr>
+        <w:t xml:space="preserve">INACTIVE</w:t>
+      </w:r>
+      <w:r>
+        <w:rPr>
+          <w:rFonts w:ascii="맑은 고딕" w:hAnsi="맑은 고딕" w:eastAsia="맑은 고딕"/>
+          <w:sz w:val="21"/>
+        </w:rPr>
+        <w:t xml:space="preserve">의 차이는?</w:t>
+      </w:r>
+    </w:p>
+    <w:p>
+      <w:r>
+        <w:rPr>
+          <w:rFonts w:ascii="맑은 고딕" w:hAnsi="맑은 고딕" w:eastAsia="맑은 고딕"/>
+          <w:sz w:val="21"/>
+        </w:rPr>
+        <w:t>① 전자는 정상, 후자는 오류</w:t>
+      </w:r>
+    </w:p>
+    <w:p>
+      <w:r>
+        <w:rPr>
+          <w:rFonts w:ascii="맑은 고딕" w:hAnsi="맑은 고딕" w:eastAsia="맑은 고딕"/>
+          <w:sz w:val="21"/>
+        </w:rPr>
+        <w:t>② 차이가 없다</w:t>
+      </w:r>
+    </w:p>
+    <w:p>
+      <w:r>
+        <w:rPr>
+          <w:rFonts w:ascii="맑은 고딕" w:hAnsi="맑은 고딕" w:eastAsia="맑은 고딕"/>
+          <w:sz w:val="21"/>
+        </w:rPr>
+        <w:t>③ 전자는 원격, 후자는 로컬</w:t>
+      </w:r>
+    </w:p>
+    <w:p>
+      <w:r>
+        <w:rPr>
+          <w:rFonts w:ascii="맑은 고딕" w:hAnsi="맑은 고딕" w:eastAsia="맑은 고딕"/>
+          <w:sz w:val="21"/>
+        </w:rPr>
+        <w:t>④ 전자는 설정이 있는데 해석 불가, 후자는 설정 자체가 없다</w:t>
       </w:r>
     </w:p>
     <w:p>
@@ -1400,7 +1638,21 @@
           <w:rFonts w:ascii="맑은 고딕" w:hAnsi="맑은 고딕" w:eastAsia="맑은 고딕"/>
           <w:sz w:val="21"/>
         </w:rPr>
-        <w:t>[중-06] `VALID_NOW = WRONG VALID_TYPE`에 대한 올바른 대응은?</w:t>
+        <w:t xml:space="preserve">[중-06] </w:t>
+      </w:r>
+      <w:r>
+        <w:rPr>
+          <w:rFonts w:ascii="Consolas" w:hAnsi="Consolas" w:eastAsia="맑은 고딕"/>
+          <w:sz w:val="21"/>
+        </w:rPr>
+        <w:t xml:space="preserve">VALID_NOW = WRONG VALID_TYPE</w:t>
+      </w:r>
+      <w:r>
+        <w:rPr>
+          <w:rFonts w:ascii="맑은 고딕" w:hAnsi="맑은 고딕" w:eastAsia="맑은 고딕"/>
+          <w:sz w:val="21"/>
+        </w:rPr>
+        <w:t xml:space="preserve">에 대한 올바른 대응은?</w:t>
       </w:r>
     </w:p>
     <w:p>
@@ -1418,7 +1670,7 @@
           <w:rFonts w:ascii="맑은 고딕" w:hAnsi="맑은 고딕" w:eastAsia="맑은 고딕"/>
           <w:sz w:val="21"/>
         </w:rPr>
-        <w:t>② 즉시 고친다</w:t>
+        <w:t>② 재기동한다</w:t>
       </w:r>
     </w:p>
     <w:p>
@@ -1436,7 +1688,7 @@
           <w:rFonts w:ascii="맑은 고딕" w:hAnsi="맑은 고딕" w:eastAsia="맑은 고딕"/>
           <w:sz w:val="21"/>
         </w:rPr>
-        <w:t>④ 재기동한다</w:t>
+        <w:t>④ 즉시 고친다</w:t>
       </w:r>
     </w:p>
     <w:p>
@@ -1463,34 +1715,48 @@
           <w:rFonts w:ascii="맑은 고딕" w:hAnsi="맑은 고딕" w:eastAsia="맑은 고딕"/>
           <w:sz w:val="21"/>
         </w:rPr>
-        <w:t>① `valid_for`가 primary_role인데 현재 역할이 Standby이기 때문</w:t>
-      </w:r>
-    </w:p>
-    <w:p>
-      <w:r>
-        <w:rPr>
-          <w:rFonts w:ascii="맑은 고딕" w:hAnsi="맑은 고딕" w:eastAsia="맑은 고딕"/>
-          <w:sz w:val="21"/>
-        </w:rPr>
-        <w:t>② 파라미터 오타 때문</w:t>
-      </w:r>
-    </w:p>
-    <w:p>
-      <w:r>
-        <w:rPr>
-          <w:rFonts w:ascii="맑은 고딕" w:hAnsi="맑은 고딕" w:eastAsia="맑은 고딕"/>
-          <w:sz w:val="21"/>
-        </w:rPr>
-        <w:t>③ 네트워크 오류 때문</w:t>
-      </w:r>
-    </w:p>
-    <w:p>
-      <w:r>
-        <w:rPr>
-          <w:rFonts w:ascii="맑은 고딕" w:hAnsi="맑은 고딕" w:eastAsia="맑은 고딕"/>
-          <w:sz w:val="21"/>
-        </w:rPr>
-        <w:t>④ SRL이 부족하기 때문</w:t>
+        <w:t>① 파라미터 오타 때문</w:t>
+      </w:r>
+    </w:p>
+    <w:p>
+      <w:r>
+        <w:rPr>
+          <w:rFonts w:ascii="맑은 고딕" w:hAnsi="맑은 고딕" w:eastAsia="맑은 고딕"/>
+          <w:sz w:val="21"/>
+        </w:rPr>
+        <w:t>② 네트워크 오류 때문</w:t>
+      </w:r>
+    </w:p>
+    <w:p>
+      <w:r>
+        <w:rPr>
+          <w:rFonts w:ascii="맑은 고딕" w:hAnsi="맑은 고딕" w:eastAsia="맑은 고딕"/>
+          <w:sz w:val="21"/>
+        </w:rPr>
+        <w:t>③ SRL이 부족하기 때문</w:t>
+      </w:r>
+    </w:p>
+    <w:p>
+      <w:r>
+        <w:rPr>
+          <w:rFonts w:ascii="맑은 고딕" w:hAnsi="맑은 고딕" w:eastAsia="맑은 고딕"/>
+          <w:sz w:val="21"/>
+        </w:rPr>
+        <w:t xml:space="preserve">④ </w:t>
+      </w:r>
+      <w:r>
+        <w:rPr>
+          <w:rFonts w:ascii="Consolas" w:hAnsi="Consolas" w:eastAsia="맑은 고딕"/>
+          <w:sz w:val="21"/>
+        </w:rPr>
+        <w:t xml:space="preserve">valid_for</w:t>
+      </w:r>
+      <w:r>
+        <w:rPr>
+          <w:rFonts w:ascii="맑은 고딕" w:hAnsi="맑은 고딕" w:eastAsia="맑은 고딕"/>
+          <w:sz w:val="21"/>
+        </w:rPr>
+        <w:t xml:space="preserve">가 primary_role인데 현재 역할이 Standby이기 때문</w:t>
       </w:r>
     </w:p>
     <w:p>
@@ -1508,7 +1774,21 @@
           <w:rFonts w:ascii="맑은 고딕" w:hAnsi="맑은 고딕" w:eastAsia="맑은 고딕"/>
           <w:sz w:val="21"/>
         </w:rPr>
-        <w:t>[중-08] `LOG_ARCHIVE_DEST_1` 교정 후 함께 바뀐 것은?</w:t>
+        <w:t xml:space="preserve">[중-08] </w:t>
+      </w:r>
+      <w:r>
+        <w:rPr>
+          <w:rFonts w:ascii="Consolas" w:hAnsi="Consolas" w:eastAsia="맑은 고딕"/>
+          <w:sz w:val="21"/>
+        </w:rPr>
+        <w:t xml:space="preserve">LOG_ARCHIVE_DEST_1</w:t>
+      </w:r>
+      <w:r>
+        <w:rPr>
+          <w:rFonts w:ascii="맑은 고딕" w:hAnsi="맑은 고딕" w:eastAsia="맑은 고딕"/>
+          <w:sz w:val="21"/>
+        </w:rPr>
+        <w:t xml:space="preserve"> 교정 후 함께 바뀐 것은?</w:t>
       </w:r>
     </w:p>
     <w:p>
@@ -1526,25 +1806,25 @@
           <w:rFonts w:ascii="맑은 고딕" w:hAnsi="맑은 고딕" w:eastAsia="맑은 고딕"/>
           <w:sz w:val="21"/>
         </w:rPr>
-        <w:t>② OPEN_MODE가 바뀌었다</w:t>
-      </w:r>
-    </w:p>
-    <w:p>
-      <w:r>
-        <w:rPr>
-          <w:rFonts w:ascii="맑은 고딕" w:hAnsi="맑은 고딕" w:eastAsia="맑은 고딕"/>
-          <w:sz w:val="21"/>
-        </w:rPr>
-        <w:t>③ DBID가 바뀌었다</w:t>
-      </w:r>
-    </w:p>
-    <w:p>
-      <w:r>
-        <w:rPr>
-          <w:rFonts w:ascii="맑은 고딕" w:hAnsi="맑은 고딕" w:eastAsia="맑은 고딕"/>
-          <w:sz w:val="21"/>
-        </w:rPr>
-        <w:t>④ 아무것도 바뀌지 않았다</w:t>
+        <w:t>② 아무것도 바뀌지 않았다</w:t>
+      </w:r>
+    </w:p>
+    <w:p>
+      <w:r>
+        <w:rPr>
+          <w:rFonts w:ascii="맑은 고딕" w:hAnsi="맑은 고딕" w:eastAsia="맑은 고딕"/>
+          <w:sz w:val="21"/>
+        </w:rPr>
+        <w:t>③ OPEN_MODE가 바뀌었다</w:t>
+      </w:r>
+    </w:p>
+    <w:p>
+      <w:r>
+        <w:rPr>
+          <w:rFonts w:ascii="맑은 고딕" w:hAnsi="맑은 고딕" w:eastAsia="맑은 고딕"/>
+          <w:sz w:val="21"/>
+        </w:rPr>
+        <w:t>④ DBID가 바뀌었다</w:t>
       </w:r>
     </w:p>
     <w:p>
@@ -1562,43 +1842,57 @@
           <w:rFonts w:ascii="맑은 고딕" w:hAnsi="맑은 고딕" w:eastAsia="맑은 고딕"/>
           <w:sz w:val="21"/>
         </w:rPr>
-        <w:t>[중-09] `LOG_ARCHIVE_DEST_n` 변경에 쓸 수 있는 SCOPE는?</w:t>
-      </w:r>
-    </w:p>
-    <w:p>
-      <w:r>
-        <w:rPr>
-          <w:rFonts w:ascii="맑은 고딕" w:hAnsi="맑은 고딕" w:eastAsia="맑은 고딕"/>
-          <w:sz w:val="21"/>
-        </w:rPr>
-        <w:t>① BOTH — 동적 파라미터이므로 즉시 반영된다</w:t>
-      </w:r>
-    </w:p>
-    <w:p>
-      <w:r>
-        <w:rPr>
-          <w:rFonts w:ascii="맑은 고딕" w:hAnsi="맑은 고딕" w:eastAsia="맑은 고딕"/>
-          <w:sz w:val="21"/>
-        </w:rPr>
-        <w:t>② SPFILE만 가능</w:t>
-      </w:r>
-    </w:p>
-    <w:p>
-      <w:r>
-        <w:rPr>
-          <w:rFonts w:ascii="맑은 고딕" w:hAnsi="맑은 고딕" w:eastAsia="맑은 고딕"/>
-          <w:sz w:val="21"/>
-        </w:rPr>
-        <w:t>③ MEMORY만 가능</w:t>
-      </w:r>
-    </w:p>
-    <w:p>
-      <w:r>
-        <w:rPr>
-          <w:rFonts w:ascii="맑은 고딕" w:hAnsi="맑은 고딕" w:eastAsia="맑은 고딕"/>
-          <w:sz w:val="21"/>
-        </w:rPr>
-        <w:t>④ 변경할 수 없다</w:t>
+        <w:t xml:space="preserve">[중-09] </w:t>
+      </w:r>
+      <w:r>
+        <w:rPr>
+          <w:rFonts w:ascii="Consolas" w:hAnsi="Consolas" w:eastAsia="맑은 고딕"/>
+          <w:sz w:val="21"/>
+        </w:rPr>
+        <w:t xml:space="preserve">LOG_ARCHIVE_DEST_n</w:t>
+      </w:r>
+      <w:r>
+        <w:rPr>
+          <w:rFonts w:ascii="맑은 고딕" w:hAnsi="맑은 고딕" w:eastAsia="맑은 고딕"/>
+          <w:sz w:val="21"/>
+        </w:rPr>
+        <w:t xml:space="preserve"> 변경에 쓸 수 있는 SCOPE는?</w:t>
+      </w:r>
+    </w:p>
+    <w:p>
+      <w:r>
+        <w:rPr>
+          <w:rFonts w:ascii="맑은 고딕" w:hAnsi="맑은 고딕" w:eastAsia="맑은 고딕"/>
+          <w:sz w:val="21"/>
+        </w:rPr>
+        <w:t>① SPFILE만 가능</w:t>
+      </w:r>
+    </w:p>
+    <w:p>
+      <w:r>
+        <w:rPr>
+          <w:rFonts w:ascii="맑은 고딕" w:hAnsi="맑은 고딕" w:eastAsia="맑은 고딕"/>
+          <w:sz w:val="21"/>
+        </w:rPr>
+        <w:t>② 변경할 수 없다</w:t>
+      </w:r>
+    </w:p>
+    <w:p>
+      <w:r>
+        <w:rPr>
+          <w:rFonts w:ascii="맑은 고딕" w:hAnsi="맑은 고딕" w:eastAsia="맑은 고딕"/>
+          <w:sz w:val="21"/>
+        </w:rPr>
+        <w:t>③ BOTH — 동적 파라미터이므로 즉시 반영된다</w:t>
+      </w:r>
+    </w:p>
+    <w:p>
+      <w:r>
+        <w:rPr>
+          <w:rFonts w:ascii="맑은 고딕" w:hAnsi="맑은 고딕" w:eastAsia="맑은 고딕"/>
+          <w:sz w:val="21"/>
+        </w:rPr>
+        <w:t>④ MEMORY만 가능</w:t>
       </w:r>
     </w:p>
     <w:p>
@@ -1616,43 +1910,57 @@
           <w:rFonts w:ascii="맑은 고딕" w:hAnsi="맑은 고딕" w:eastAsia="맑은 고딕"/>
           <w:sz w:val="21"/>
         </w:rPr>
-        <w:t>[중-10] 실습 환경에서 boston의 `FAL_CLIENT` 초기값은?</w:t>
-      </w:r>
-    </w:p>
-    <w:p>
-      <w:r>
-        <w:rPr>
-          <w:rFonts w:ascii="맑은 고딕" w:hAnsi="맑은 고딕" w:eastAsia="맑은 고딕"/>
-          <w:sz w:val="21"/>
-        </w:rPr>
-        <w:t>① chicago — Primary 값을 상속받았다</w:t>
-      </w:r>
-    </w:p>
-    <w:p>
-      <w:r>
-        <w:rPr>
-          <w:rFonts w:ascii="맑은 고딕" w:hAnsi="맑은 고딕" w:eastAsia="맑은 고딕"/>
-          <w:sz w:val="21"/>
-        </w:rPr>
-        <w:t>② boston</w:t>
-      </w:r>
-    </w:p>
-    <w:p>
-      <w:r>
-        <w:rPr>
-          <w:rFonts w:ascii="맑은 고딕" w:hAnsi="맑은 고딕" w:eastAsia="맑은 고딕"/>
-          <w:sz w:val="21"/>
-        </w:rPr>
-        <w:t>③ 비어 있었다</w:t>
-      </w:r>
-    </w:p>
-    <w:p>
-      <w:r>
-        <w:rPr>
-          <w:rFonts w:ascii="맑은 고딕" w:hAnsi="맑은 고딕" w:eastAsia="맑은 고딕"/>
-          <w:sz w:val="21"/>
-        </w:rPr>
-        <w:t>④ NULL</w:t>
+        <w:t xml:space="preserve">[중-10] 실습 환경에서 boston의 </w:t>
+      </w:r>
+      <w:r>
+        <w:rPr>
+          <w:rFonts w:ascii="Consolas" w:hAnsi="Consolas" w:eastAsia="맑은 고딕"/>
+          <w:sz w:val="21"/>
+        </w:rPr>
+        <w:t xml:space="preserve">FAL_CLIENT</w:t>
+      </w:r>
+      <w:r>
+        <w:rPr>
+          <w:rFonts w:ascii="맑은 고딕" w:hAnsi="맑은 고딕" w:eastAsia="맑은 고딕"/>
+          <w:sz w:val="21"/>
+        </w:rPr>
+        <w:t xml:space="preserve"> 초기값은?</w:t>
+      </w:r>
+    </w:p>
+    <w:p>
+      <w:r>
+        <w:rPr>
+          <w:rFonts w:ascii="맑은 고딕" w:hAnsi="맑은 고딕" w:eastAsia="맑은 고딕"/>
+          <w:sz w:val="21"/>
+        </w:rPr>
+        <w:t>① boston</w:t>
+      </w:r>
+    </w:p>
+    <w:p>
+      <w:r>
+        <w:rPr>
+          <w:rFonts w:ascii="맑은 고딕" w:hAnsi="맑은 고딕" w:eastAsia="맑은 고딕"/>
+          <w:sz w:val="21"/>
+        </w:rPr>
+        <w:t>② 비어 있었다</w:t>
+      </w:r>
+    </w:p>
+    <w:p>
+      <w:r>
+        <w:rPr>
+          <w:rFonts w:ascii="맑은 고딕" w:hAnsi="맑은 고딕" w:eastAsia="맑은 고딕"/>
+          <w:sz w:val="21"/>
+        </w:rPr>
+        <w:t>③ NULL</w:t>
+      </w:r>
+    </w:p>
+    <w:p>
+      <w:r>
+        <w:rPr>
+          <w:rFonts w:ascii="맑은 고딕" w:hAnsi="맑은 고딕" w:eastAsia="맑은 고딕"/>
+          <w:sz w:val="21"/>
+        </w:rPr>
+        <w:t>④ chicago — Primary 값을 상속받았다</w:t>
       </w:r>
     </w:p>
     <w:p>
@@ -1670,16 +1978,30 @@
           <w:rFonts w:ascii="맑은 고딕" w:hAnsi="맑은 고딕" w:eastAsia="맑은 고딕"/>
           <w:sz w:val="21"/>
         </w:rPr>
-        <w:t>[중-11] 잘못된 `FAL_CLIENT`가 더 위험한 이유는?</w:t>
-      </w:r>
-    </w:p>
-    <w:p>
-      <w:r>
-        <w:rPr>
-          <w:rFonts w:ascii="맑은 고딕" w:hAnsi="맑은 고딕" w:eastAsia="맑은 고딕"/>
-          <w:sz w:val="21"/>
-        </w:rPr>
-        <w:t>① 오류를 내지 않아 발견되지 않는다</w:t>
+        <w:t xml:space="preserve">[중-11] 잘못된 </w:t>
+      </w:r>
+      <w:r>
+        <w:rPr>
+          <w:rFonts w:ascii="Consolas" w:hAnsi="Consolas" w:eastAsia="맑은 고딕"/>
+          <w:sz w:val="21"/>
+        </w:rPr>
+        <w:t xml:space="preserve">FAL_CLIENT</w:t>
+      </w:r>
+      <w:r>
+        <w:rPr>
+          <w:rFonts w:ascii="맑은 고딕" w:hAnsi="맑은 고딕" w:eastAsia="맑은 고딕"/>
+          <w:sz w:val="21"/>
+        </w:rPr>
+        <w:t xml:space="preserve">가 더 위험한 이유는?</w:t>
+      </w:r>
+    </w:p>
+    <w:p>
+      <w:r>
+        <w:rPr>
+          <w:rFonts w:ascii="맑은 고딕" w:hAnsi="맑은 고딕" w:eastAsia="맑은 고딕"/>
+          <w:sz w:val="21"/>
+        </w:rPr>
+        <w:t>① 데이터가 손상된다</w:t>
       </w:r>
     </w:p>
     <w:p>
@@ -1697,7 +2019,7 @@
           <w:rFonts w:ascii="맑은 고딕" w:hAnsi="맑은 고딕" w:eastAsia="맑은 고딕"/>
           <w:sz w:val="21"/>
         </w:rPr>
-        <w:t>③ 데이터가 손상된다</w:t>
+        <w:t>③ 오류를 내지 않아 발견되지 않는다</w:t>
       </w:r>
     </w:p>
     <w:p>
@@ -1724,43 +2046,57 @@
           <w:rFonts w:ascii="맑은 고딕" w:hAnsi="맑은 고딕" w:eastAsia="맑은 고딕"/>
           <w:sz w:val="21"/>
         </w:rPr>
-        <w:t>[중-12] 19c에서 `USING CURRENT LOGFILE` 없이 기동하면?</w:t>
-      </w:r>
-    </w:p>
-    <w:p>
-      <w:r>
-        <w:rPr>
-          <w:rFonts w:ascii="맑은 고딕" w:hAnsi="맑은 고딕" w:eastAsia="맑은 고딕"/>
-          <w:sz w:val="21"/>
-        </w:rPr>
-        <w:t>① SRL이 있으면 실시간 적용이 된다</w:t>
-      </w:r>
-    </w:p>
-    <w:p>
-      <w:r>
-        <w:rPr>
-          <w:rFonts w:ascii="맑은 고딕" w:hAnsi="맑은 고딕" w:eastAsia="맑은 고딕"/>
-          <w:sz w:val="21"/>
-        </w:rPr>
-        <w:t>② 반드시 아카이브 적용이 된다</w:t>
-      </w:r>
-    </w:p>
-    <w:p>
-      <w:r>
-        <w:rPr>
-          <w:rFonts w:ascii="맑은 고딕" w:hAnsi="맑은 고딕" w:eastAsia="맑은 고딕"/>
-          <w:sz w:val="21"/>
-        </w:rPr>
-        <w:t>③ 오류가 난다</w:t>
-      </w:r>
-    </w:p>
-    <w:p>
-      <w:r>
-        <w:rPr>
-          <w:rFonts w:ascii="맑은 고딕" w:hAnsi="맑은 고딕" w:eastAsia="맑은 고딕"/>
-          <w:sz w:val="21"/>
-        </w:rPr>
-        <w:t>④ MRP가 뜨지 않는다</w:t>
+        <w:t xml:space="preserve">[중-12] 19c에서 </w:t>
+      </w:r>
+      <w:r>
+        <w:rPr>
+          <w:rFonts w:ascii="Consolas" w:hAnsi="Consolas" w:eastAsia="맑은 고딕"/>
+          <w:sz w:val="21"/>
+        </w:rPr>
+        <w:t xml:space="preserve">USING CURRENT LOGFILE</w:t>
+      </w:r>
+      <w:r>
+        <w:rPr>
+          <w:rFonts w:ascii="맑은 고딕" w:hAnsi="맑은 고딕" w:eastAsia="맑은 고딕"/>
+          <w:sz w:val="21"/>
+        </w:rPr>
+        <w:t xml:space="preserve"> 없이 기동하면?</w:t>
+      </w:r>
+    </w:p>
+    <w:p>
+      <w:r>
+        <w:rPr>
+          <w:rFonts w:ascii="맑은 고딕" w:hAnsi="맑은 고딕" w:eastAsia="맑은 고딕"/>
+          <w:sz w:val="21"/>
+        </w:rPr>
+        <w:t>① MRP가 뜨지 않는다</w:t>
+      </w:r>
+    </w:p>
+    <w:p>
+      <w:r>
+        <w:rPr>
+          <w:rFonts w:ascii="맑은 고딕" w:hAnsi="맑은 고딕" w:eastAsia="맑은 고딕"/>
+          <w:sz w:val="21"/>
+        </w:rPr>
+        <w:t>② SRL이 있으면 실시간 적용이 된다</w:t>
+      </w:r>
+    </w:p>
+    <w:p>
+      <w:r>
+        <w:rPr>
+          <w:rFonts w:ascii="맑은 고딕" w:hAnsi="맑은 고딕" w:eastAsia="맑은 고딕"/>
+          <w:sz w:val="21"/>
+        </w:rPr>
+        <w:t>③ 반드시 아카이브 적용이 된다</w:t>
+      </w:r>
+    </w:p>
+    <w:p>
+      <w:r>
+        <w:rPr>
+          <w:rFonts w:ascii="맑은 고딕" w:hAnsi="맑은 고딕" w:eastAsia="맑은 고딕"/>
+          <w:sz w:val="21"/>
+        </w:rPr>
+        <w:t>④ 오류가 난다</w:t>
       </w:r>
     </w:p>
     <w:p>
@@ -1787,34 +2123,34 @@
           <w:rFonts w:ascii="맑은 고딕" w:hAnsi="맑은 고딕" w:eastAsia="맑은 고딕"/>
           <w:sz w:val="21"/>
         </w:rPr>
-        <w:t>① 의도를 드러내고 SRL 없는 환경에서의 조용한 변화를 막는다</w:t>
-      </w:r>
-    </w:p>
-    <w:p>
-      <w:r>
-        <w:rPr>
-          <w:rFonts w:ascii="맑은 고딕" w:hAnsi="맑은 고딕" w:eastAsia="맑은 고딕"/>
-          <w:sz w:val="21"/>
-        </w:rPr>
-        <w:t>② 성능이 빨라진다</w:t>
-      </w:r>
-    </w:p>
-    <w:p>
-      <w:r>
-        <w:rPr>
-          <w:rFonts w:ascii="맑은 고딕" w:hAnsi="맑은 고딕" w:eastAsia="맑은 고딕"/>
-          <w:sz w:val="21"/>
-        </w:rPr>
-        <w:t>③ 필수 문법이다</w:t>
-      </w:r>
-    </w:p>
-    <w:p>
-      <w:r>
-        <w:rPr>
-          <w:rFonts w:ascii="맑은 고딕" w:hAnsi="맑은 고딕" w:eastAsia="맑은 고딕"/>
-          <w:sz w:val="21"/>
-        </w:rPr>
-        <w:t>④ 지연이 줄어든다</w:t>
+        <w:t>① 성능이 빨라진다</w:t>
+      </w:r>
+    </w:p>
+    <w:p>
+      <w:r>
+        <w:rPr>
+          <w:rFonts w:ascii="맑은 고딕" w:hAnsi="맑은 고딕" w:eastAsia="맑은 고딕"/>
+          <w:sz w:val="21"/>
+        </w:rPr>
+        <w:t>② 지연이 줄어든다</w:t>
+      </w:r>
+    </w:p>
+    <w:p>
+      <w:r>
+        <w:rPr>
+          <w:rFonts w:ascii="맑은 고딕" w:hAnsi="맑은 고딕" w:eastAsia="맑은 고딕"/>
+          <w:sz w:val="21"/>
+        </w:rPr>
+        <w:t>③ 의도를 드러내고 SRL 없는 환경에서의 조용한 변화를 막는다</w:t>
+      </w:r>
+    </w:p>
+    <w:p>
+      <w:r>
+        <w:rPr>
+          <w:rFonts w:ascii="맑은 고딕" w:hAnsi="맑은 고딕" w:eastAsia="맑은 고딕"/>
+          <w:sz w:val="21"/>
+        </w:rPr>
+        <w:t>④ 필수 문법이다</w:t>
       </w:r>
     </w:p>
     <w:p>
@@ -1841,16 +2177,16 @@
           <w:rFonts w:ascii="맑은 고딕" w:hAnsi="맑은 고딕" w:eastAsia="맑은 고딕"/>
           <w:sz w:val="21"/>
         </w:rPr>
-        <w:t>① 로그를 전환하지 않고 커밋한 데이터가 Standby에서 보이는지 본다</w:t>
-      </w:r>
-    </w:p>
-    <w:p>
-      <w:r>
-        <w:rPr>
-          <w:rFonts w:ascii="맑은 고딕" w:hAnsi="맑은 고딕" w:eastAsia="맑은 고딕"/>
-          <w:sz w:val="21"/>
-        </w:rPr>
-        <w:t>② SRL 개수를 센다</w:t>
+        <w:t>① SRL 개수를 센다</w:t>
+      </w:r>
+    </w:p>
+    <w:p>
+      <w:r>
+        <w:rPr>
+          <w:rFonts w:ascii="맑은 고딕" w:hAnsi="맑은 고딕" w:eastAsia="맑은 고딕"/>
+          <w:sz w:val="21"/>
+        </w:rPr>
+        <w:t>② SGA 크기를 본다</w:t>
       </w:r>
     </w:p>
     <w:p>
@@ -1868,7 +2204,7 @@
           <w:rFonts w:ascii="맑은 고딕" w:hAnsi="맑은 고딕" w:eastAsia="맑은 고딕"/>
           <w:sz w:val="21"/>
         </w:rPr>
-        <w:t>④ SGA 크기를 본다</w:t>
+        <w:t>④ 로그를 전환하지 않고 커밋한 데이터가 Standby에서 보이는지 본다</w:t>
       </w:r>
     </w:p>
     <w:p>
@@ -1904,25 +2240,25 @@
           <w:rFonts w:ascii="맑은 고딕" w:hAnsi="맑은 고딕" w:eastAsia="맑은 고딕"/>
           <w:sz w:val="21"/>
         </w:rPr>
-        <w:t>② 1~2초</w:t>
-      </w:r>
-    </w:p>
-    <w:p>
-      <w:r>
-        <w:rPr>
-          <w:rFonts w:ascii="맑은 고딕" w:hAnsi="맑은 고딕" w:eastAsia="맑은 고딕"/>
-          <w:sz w:val="21"/>
-        </w:rPr>
-        <w:t>③ 5분 이상</w:t>
-      </w:r>
-    </w:p>
-    <w:p>
-      <w:r>
-        <w:rPr>
-          <w:rFonts w:ascii="맑은 고딕" w:hAnsi="맑은 고딕" w:eastAsia="맑은 고딕"/>
-          <w:sz w:val="21"/>
-        </w:rPr>
-        <w:t>④ 보이지 않았다</w:t>
+        <w:t>② 보이지 않았다</w:t>
+      </w:r>
+    </w:p>
+    <w:p>
+      <w:r>
+        <w:rPr>
+          <w:rFonts w:ascii="맑은 고딕" w:hAnsi="맑은 고딕" w:eastAsia="맑은 고딕"/>
+          <w:sz w:val="21"/>
+        </w:rPr>
+        <w:t>③ 1~2초</w:t>
+      </w:r>
+    </w:p>
+    <w:p>
+      <w:r>
+        <w:rPr>
+          <w:rFonts w:ascii="맑은 고딕" w:hAnsi="맑은 고딕" w:eastAsia="맑은 고딕"/>
+          <w:sz w:val="21"/>
+        </w:rPr>
+        <w:t>④ 5분 이상</w:t>
       </w:r>
     </w:p>
     <w:p>
@@ -1940,7 +2276,21 @@
           <w:rFonts w:ascii="맑은 고딕" w:hAnsi="맑은 고딕" w:eastAsia="맑은 고딕"/>
           <w:sz w:val="21"/>
         </w:rPr>
-        <w:t>[중-16] 적용을 멈추고 로그를 3회 전환한 뒤 `V$ARCHIVE_GAP` 결과는?</w:t>
+        <w:t xml:space="preserve">[중-16] 적용을 멈추고 로그를 3회 전환한 뒤 </w:t>
+      </w:r>
+      <w:r>
+        <w:rPr>
+          <w:rFonts w:ascii="Consolas" w:hAnsi="Consolas" w:eastAsia="맑은 고딕"/>
+          <w:sz w:val="21"/>
+        </w:rPr>
+        <w:t xml:space="preserve">V$ARCHIVE_GAP</w:t>
+      </w:r>
+      <w:r>
+        <w:rPr>
+          <w:rFonts w:ascii="맑은 고딕" w:hAnsi="맑은 고딕" w:eastAsia="맑은 고딕"/>
+          <w:sz w:val="21"/>
+        </w:rPr>
+        <w:t xml:space="preserve"> 결과는?</w:t>
       </w:r>
     </w:p>
     <w:p>
@@ -2003,34 +2353,34 @@
           <w:rFonts w:ascii="맑은 고딕" w:hAnsi="맑은 고딕" w:eastAsia="맑은 고딕"/>
           <w:sz w:val="21"/>
         </w:rPr>
-        <w:t>① 받은 것 66, 적용한 것 61</w:t>
-      </w:r>
-    </w:p>
-    <w:p>
-      <w:r>
-        <w:rPr>
-          <w:rFonts w:ascii="맑은 고딕" w:hAnsi="맑은 고딕" w:eastAsia="맑은 고딕"/>
-          <w:sz w:val="21"/>
-        </w:rPr>
-        <w:t>② 받은 것 61, 적용한 것 66</w:t>
-      </w:r>
-    </w:p>
-    <w:p>
-      <w:r>
-        <w:rPr>
-          <w:rFonts w:ascii="맑은 고딕" w:hAnsi="맑은 고딕" w:eastAsia="맑은 고딕"/>
-          <w:sz w:val="21"/>
-        </w:rPr>
-        <w:t>③ 둘 다 66</w:t>
-      </w:r>
-    </w:p>
-    <w:p>
-      <w:r>
-        <w:rPr>
-          <w:rFonts w:ascii="맑은 고딕" w:hAnsi="맑은 고딕" w:eastAsia="맑은 고딕"/>
-          <w:sz w:val="21"/>
-        </w:rPr>
-        <w:t>④ 둘 다 61</w:t>
+        <w:t>① 둘 다 66</w:t>
+      </w:r>
+    </w:p>
+    <w:p>
+      <w:r>
+        <w:rPr>
+          <w:rFonts w:ascii="맑은 고딕" w:hAnsi="맑은 고딕" w:eastAsia="맑은 고딕"/>
+          <w:sz w:val="21"/>
+        </w:rPr>
+        <w:t>② 받은 것 66, 적용한 것 61</w:t>
+      </w:r>
+    </w:p>
+    <w:p>
+      <w:r>
+        <w:rPr>
+          <w:rFonts w:ascii="맑은 고딕" w:hAnsi="맑은 고딕" w:eastAsia="맑은 고딕"/>
+          <w:sz w:val="21"/>
+        </w:rPr>
+        <w:t>③ 둘 다 61</w:t>
+      </w:r>
+    </w:p>
+    <w:p>
+      <w:r>
+        <w:rPr>
+          <w:rFonts w:ascii="맑은 고딕" w:hAnsi="맑은 고딕" w:eastAsia="맑은 고딕"/>
+          <w:sz w:val="21"/>
+        </w:rPr>
+        <w:t>④ 받은 것 61, 적용한 것 66</w:t>
       </w:r>
     </w:p>
     <w:p>
@@ -2048,16 +2398,30 @@
           <w:rFonts w:ascii="맑은 고딕" w:hAnsi="맑은 고딕" w:eastAsia="맑은 고딕"/>
           <w:sz w:val="21"/>
         </w:rPr>
-        <w:t>[중-18] `V$ARCHIVE_GAP`이 보여 주는 것은?</w:t>
-      </w:r>
-    </w:p>
-    <w:p>
-      <w:r>
-        <w:rPr>
-          <w:rFonts w:ascii="맑은 고딕" w:hAnsi="맑은 고딕" w:eastAsia="맑은 고딕"/>
-          <w:sz w:val="21"/>
-        </w:rPr>
-        <w:t>① 적용해야 하는데 파일이 없는 것</w:t>
+        <w:t xml:space="preserve">[중-18] </w:t>
+      </w:r>
+      <w:r>
+        <w:rPr>
+          <w:rFonts w:ascii="Consolas" w:hAnsi="Consolas" w:eastAsia="맑은 고딕"/>
+          <w:sz w:val="21"/>
+        </w:rPr>
+        <w:t xml:space="preserve">V$ARCHIVE_GAP</w:t>
+      </w:r>
+      <w:r>
+        <w:rPr>
+          <w:rFonts w:ascii="맑은 고딕" w:hAnsi="맑은 고딕" w:eastAsia="맑은 고딕"/>
+          <w:sz w:val="21"/>
+        </w:rPr>
+        <w:t xml:space="preserve">이 보여 주는 것은?</w:t>
+      </w:r>
+    </w:p>
+    <w:p>
+      <w:r>
+        <w:rPr>
+          <w:rFonts w:ascii="맑은 고딕" w:hAnsi="맑은 고딕" w:eastAsia="맑은 고딕"/>
+          <w:sz w:val="21"/>
+        </w:rPr>
+        <w:t>① 삭제된 아카이브</w:t>
       </w:r>
     </w:p>
     <w:p>
@@ -2075,16 +2439,16 @@
           <w:rFonts w:ascii="맑은 고딕" w:hAnsi="맑은 고딕" w:eastAsia="맑은 고딕"/>
           <w:sz w:val="21"/>
         </w:rPr>
-        <w:t>③ 전송하지 않은 것 전부</w:t>
-      </w:r>
-    </w:p>
-    <w:p>
-      <w:r>
-        <w:rPr>
-          <w:rFonts w:ascii="맑은 고딕" w:hAnsi="맑은 고딕" w:eastAsia="맑은 고딕"/>
-          <w:sz w:val="21"/>
-        </w:rPr>
-        <w:t>④ 삭제된 아카이브</w:t>
+        <w:t>③ 적용해야 하는데 파일이 없는 것</w:t>
+      </w:r>
+    </w:p>
+    <w:p>
+      <w:r>
+        <w:rPr>
+          <w:rFonts w:ascii="맑은 고딕" w:hAnsi="맑은 고딕" w:eastAsia="맑은 고딕"/>
+          <w:sz w:val="21"/>
+        </w:rPr>
+        <w:t>④ 전송하지 않은 것 전부</w:t>
       </w:r>
     </w:p>
     <w:p>
@@ -2102,16 +2466,30 @@
           <w:rFonts w:ascii="맑은 고딕" w:hAnsi="맑은 고딕" w:eastAsia="맑은 고딕"/>
           <w:sz w:val="21"/>
         </w:rPr>
-        <w:t>[중-19] Primary의 `APPLIED_SEQ#`를 판단 근거로 삼기 어려운 이유는?</w:t>
-      </w:r>
-    </w:p>
-    <w:p>
-      <w:r>
-        <w:rPr>
-          <w:rFonts w:ascii="맑은 고딕" w:hAnsi="맑은 고딕" w:eastAsia="맑은 고딕"/>
-          <w:sz w:val="21"/>
-        </w:rPr>
-        <w:t>① Primary가 마지막으로 확인한 시점의 값이라 시차가 있다</w:t>
+        <w:t xml:space="preserve">[중-19] Primary의 </w:t>
+      </w:r>
+      <w:r>
+        <w:rPr>
+          <w:rFonts w:ascii="Consolas" w:hAnsi="Consolas" w:eastAsia="맑은 고딕"/>
+          <w:sz w:val="21"/>
+        </w:rPr>
+        <w:t xml:space="preserve">APPLIED_SEQ#</w:t>
+      </w:r>
+      <w:r>
+        <w:rPr>
+          <w:rFonts w:ascii="맑은 고딕" w:hAnsi="맑은 고딕" w:eastAsia="맑은 고딕"/>
+          <w:sz w:val="21"/>
+        </w:rPr>
+        <w:t xml:space="preserve">를 판단 근거로 삼기 어려운 이유는?</w:t>
+      </w:r>
+    </w:p>
+    <w:p>
+      <w:r>
+        <w:rPr>
+          <w:rFonts w:ascii="맑은 고딕" w:hAnsi="맑은 고딕" w:eastAsia="맑은 고딕"/>
+          <w:sz w:val="21"/>
+        </w:rPr>
+        <w:t>① 뷰가 존재하지 않기 때문</w:t>
       </w:r>
     </w:p>
     <w:p>
@@ -2138,7 +2516,7 @@
           <w:rFonts w:ascii="맑은 고딕" w:hAnsi="맑은 고딕" w:eastAsia="맑은 고딕"/>
           <w:sz w:val="21"/>
         </w:rPr>
-        <w:t>④ 뷰가 존재하지 않기 때문</w:t>
+        <w:t>④ Primary가 마지막으로 확인한 시점의 값이라 시차가 있다</w:t>
       </w:r>
     </w:p>
     <w:p>
@@ -2165,7 +2543,7 @@
           <w:rFonts w:ascii="맑은 고딕" w:hAnsi="맑은 고딕" w:eastAsia="맑은 고딕"/>
           <w:sz w:val="21"/>
         </w:rPr>
-        <w:t>① 적용(MRP)과 수신(RFS)은 별개이며 수신은 계속된다</w:t>
+        <w:t>① 파일이 손상되었기 때문</w:t>
       </w:r>
     </w:p>
     <w:p>
@@ -2183,7 +2561,7 @@
           <w:rFonts w:ascii="맑은 고딕" w:hAnsi="맑은 고딕" w:eastAsia="맑은 고딕"/>
           <w:sz w:val="21"/>
         </w:rPr>
-        <w:t>③ 파일이 손상되었기 때문</w:t>
+        <w:t>③ 적용(MRP)과 수신(RFS)은 별개이며 수신은 계속된다</w:t>
       </w:r>
     </w:p>
     <w:p>
@@ -2227,34 +2605,34 @@
           <w:rFonts w:ascii="맑은 고딕" w:hAnsi="맑은 고딕" w:eastAsia="맑은 고딕"/>
           <w:sz w:val="21"/>
         </w:rPr>
-        <w:t>① 적용할 것이 없으니 뒤처질 것도 없다는 계산이기 때문</w:t>
-      </w:r>
-    </w:p>
-    <w:p>
-      <w:r>
-        <w:rPr>
-          <w:rFonts w:ascii="맑은 고딕" w:hAnsi="맑은 고딕" w:eastAsia="맑은 고딕"/>
-          <w:sz w:val="21"/>
-        </w:rPr>
-        <w:t>② 뷰가 갱신되지 않기 때문</w:t>
-      </w:r>
-    </w:p>
-    <w:p>
-      <w:r>
-        <w:rPr>
-          <w:rFonts w:ascii="맑은 고딕" w:hAnsi="맑은 고딕" w:eastAsia="맑은 고딕"/>
-          <w:sz w:val="21"/>
-        </w:rPr>
-        <w:t>③ 권한 문제 때문</w:t>
-      </w:r>
-    </w:p>
-    <w:p>
-      <w:r>
-        <w:rPr>
-          <w:rFonts w:ascii="맑은 고딕" w:hAnsi="맑은 고딕" w:eastAsia="맑은 고딕"/>
-          <w:sz w:val="21"/>
-        </w:rPr>
-        <w:t>④ 버그이기 때문</w:t>
+        <w:t>① 뷰가 갱신되지 않기 때문</w:t>
+      </w:r>
+    </w:p>
+    <w:p>
+      <w:r>
+        <w:rPr>
+          <w:rFonts w:ascii="맑은 고딕" w:hAnsi="맑은 고딕" w:eastAsia="맑은 고딕"/>
+          <w:sz w:val="21"/>
+        </w:rPr>
+        <w:t>② 버그이기 때문</w:t>
+      </w:r>
+    </w:p>
+    <w:p>
+      <w:r>
+        <w:rPr>
+          <w:rFonts w:ascii="맑은 고딕" w:hAnsi="맑은 고딕" w:eastAsia="맑은 고딕"/>
+          <w:sz w:val="21"/>
+        </w:rPr>
+        <w:t>③ 적용할 것이 없으니 뒤처질 것도 없다는 계산이기 때문</w:t>
+      </w:r>
+    </w:p>
+    <w:p>
+      <w:r>
+        <w:rPr>
+          <w:rFonts w:ascii="맑은 고딕" w:hAnsi="맑은 고딕" w:eastAsia="맑은 고딕"/>
+          <w:sz w:val="21"/>
+        </w:rPr>
+        <w:t>④ 권한 문제 때문</w:t>
       </w:r>
     </w:p>
     <w:p>
@@ -2281,34 +2659,34 @@
           <w:rFonts w:ascii="맑은 고딕" w:hAnsi="맑은 고딕" w:eastAsia="맑은 고딕"/>
           <w:sz w:val="21"/>
         </w:rPr>
-        <w:t>① MRP0의 존재와 OPEN_MODE</w:t>
-      </w:r>
-    </w:p>
-    <w:p>
-      <w:r>
-        <w:rPr>
-          <w:rFonts w:ascii="맑은 고딕" w:hAnsi="맑은 고딕" w:eastAsia="맑은 고딕"/>
-          <w:sz w:val="21"/>
-        </w:rPr>
-        <w:t>② SRL 개수</w:t>
-      </w:r>
-    </w:p>
-    <w:p>
-      <w:r>
-        <w:rPr>
-          <w:rFonts w:ascii="맑은 고딕" w:hAnsi="맑은 고딕" w:eastAsia="맑은 고딕"/>
-          <w:sz w:val="21"/>
-        </w:rPr>
-        <w:t>③ 아카이브 파일 개수</w:t>
-      </w:r>
-    </w:p>
-    <w:p>
-      <w:r>
-        <w:rPr>
-          <w:rFonts w:ascii="맑은 고딕" w:hAnsi="맑은 고딕" w:eastAsia="맑은 고딕"/>
-          <w:sz w:val="21"/>
-        </w:rPr>
-        <w:t>④ FRA 사용량</w:t>
+        <w:t>① SRL 개수</w:t>
+      </w:r>
+    </w:p>
+    <w:p>
+      <w:r>
+        <w:rPr>
+          <w:rFonts w:ascii="맑은 고딕" w:hAnsi="맑은 고딕" w:eastAsia="맑은 고딕"/>
+          <w:sz w:val="21"/>
+        </w:rPr>
+        <w:t>② MRP0의 존재와 OPEN_MODE</w:t>
+      </w:r>
+    </w:p>
+    <w:p>
+      <w:r>
+        <w:rPr>
+          <w:rFonts w:ascii="맑은 고딕" w:hAnsi="맑은 고딕" w:eastAsia="맑은 고딕"/>
+          <w:sz w:val="21"/>
+        </w:rPr>
+        <w:t>③ FRA 사용량</w:t>
+      </w:r>
+    </w:p>
+    <w:p>
+      <w:r>
+        <w:rPr>
+          <w:rFonts w:ascii="맑은 고딕" w:hAnsi="맑은 고딕" w:eastAsia="맑은 고딕"/>
+          <w:sz w:val="21"/>
+        </w:rPr>
+        <w:t>④ 아카이브 파일 개수</w:t>
       </w:r>
     </w:p>
     <w:p>
@@ -2326,7 +2704,35 @@
           <w:rFonts w:ascii="맑은 고딕" w:hAnsi="맑은 고딕" w:eastAsia="맑은 고딕"/>
           <w:sz w:val="21"/>
         </w:rPr>
-        <w:t>[상-03] `TIME_COMPUTED`와 `DATUM_TIME`이 12초 차이 났다는 사실의 함의는?</w:t>
+        <w:t xml:space="preserve">[상-03] </w:t>
+      </w:r>
+      <w:r>
+        <w:rPr>
+          <w:rFonts w:ascii="Consolas" w:hAnsi="Consolas" w:eastAsia="맑은 고딕"/>
+          <w:sz w:val="21"/>
+        </w:rPr>
+        <w:t xml:space="preserve">TIME_COMPUTED</w:t>
+      </w:r>
+      <w:r>
+        <w:rPr>
+          <w:rFonts w:ascii="맑은 고딕" w:hAnsi="맑은 고딕" w:eastAsia="맑은 고딕"/>
+          <w:sz w:val="21"/>
+        </w:rPr>
+        <w:t xml:space="preserve">와 </w:t>
+      </w:r>
+      <w:r>
+        <w:rPr>
+          <w:rFonts w:ascii="Consolas" w:hAnsi="Consolas" w:eastAsia="맑은 고딕"/>
+          <w:sz w:val="21"/>
+        </w:rPr>
+        <w:t xml:space="preserve">DATUM_TIME</w:t>
+      </w:r>
+      <w:r>
+        <w:rPr>
+          <w:rFonts w:ascii="맑은 고딕" w:hAnsi="맑은 고딕" w:eastAsia="맑은 고딕"/>
+          <w:sz w:val="21"/>
+        </w:rPr>
+        <w:t xml:space="preserve">이 12초 차이 났다는 사실의 함의는?</w:t>
       </w:r>
     </w:p>
     <w:p>
@@ -2344,25 +2750,25 @@
           <w:rFonts w:ascii="맑은 고딕" w:hAnsi="맑은 고딕" w:eastAsia="맑은 고딕"/>
           <w:sz w:val="21"/>
         </w:rPr>
-        <w:t>② 서버 시각이 어긋났다</w:t>
-      </w:r>
-    </w:p>
-    <w:p>
-      <w:r>
-        <w:rPr>
-          <w:rFonts w:ascii="맑은 고딕" w:hAnsi="맑은 고딕" w:eastAsia="맑은 고딕"/>
-          <w:sz w:val="21"/>
-        </w:rPr>
-        <w:t>③ 뷰가 손상되었다</w:t>
-      </w:r>
-    </w:p>
-    <w:p>
-      <w:r>
-        <w:rPr>
-          <w:rFonts w:ascii="맑은 고딕" w:hAnsi="맑은 고딕" w:eastAsia="맑은 고딕"/>
-          <w:sz w:val="21"/>
-        </w:rPr>
-        <w:t>④ 네트워크 지연이 12초다</w:t>
+        <w:t>② 네트워크 지연이 12초다</w:t>
+      </w:r>
+    </w:p>
+    <w:p>
+      <w:r>
+        <w:rPr>
+          <w:rFonts w:ascii="맑은 고딕" w:hAnsi="맑은 고딕" w:eastAsia="맑은 고딕"/>
+          <w:sz w:val="21"/>
+        </w:rPr>
+        <w:t>③ 서버 시각이 어긋났다</w:t>
+      </w:r>
+    </w:p>
+    <w:p>
+      <w:r>
+        <w:rPr>
+          <w:rFonts w:ascii="맑은 고딕" w:hAnsi="맑은 고딕" w:eastAsia="맑은 고딕"/>
+          <w:sz w:val="21"/>
+        </w:rPr>
+        <w:t>④ 뷰가 손상되었다</w:t>
       </w:r>
     </w:p>
     <w:p>
@@ -2380,43 +2786,71 @@
           <w:rFonts w:ascii="맑은 고딕" w:hAnsi="맑은 고딕" w:eastAsia="맑은 고딕"/>
           <w:sz w:val="21"/>
         </w:rPr>
-        <w:t>[상-04] `apply lag`이 `transport lag`보다 큰 것이 정상인 이유는?</w:t>
-      </w:r>
-    </w:p>
-    <w:p>
-      <w:r>
-        <w:rPr>
-          <w:rFonts w:ascii="맑은 고딕" w:hAnsi="맑은 고딕" w:eastAsia="맑은 고딕"/>
-          <w:sz w:val="21"/>
-        </w:rPr>
-        <w:t>① 받아야 적용할 수 있으므로 적용이 더 뒤처진다</w:t>
-      </w:r>
-    </w:p>
-    <w:p>
-      <w:r>
-        <w:rPr>
-          <w:rFonts w:ascii="맑은 고딕" w:hAnsi="맑은 고딕" w:eastAsia="맑은 고딕"/>
-          <w:sz w:val="21"/>
-        </w:rPr>
-        <w:t>② 적용이 더 빠르기 때문</w:t>
-      </w:r>
-    </w:p>
-    <w:p>
-      <w:r>
-        <w:rPr>
-          <w:rFonts w:ascii="맑은 고딕" w:hAnsi="맑은 고딕" w:eastAsia="맑은 고딕"/>
-          <w:sz w:val="21"/>
-        </w:rPr>
-        <w:t>③ 계산 방식이 다르기 때문</w:t>
-      </w:r>
-    </w:p>
-    <w:p>
-      <w:r>
-        <w:rPr>
-          <w:rFonts w:ascii="맑은 고딕" w:hAnsi="맑은 고딕" w:eastAsia="맑은 고딕"/>
-          <w:sz w:val="21"/>
-        </w:rPr>
-        <w:t>④ 정상이 아니다</w:t>
+        <w:t xml:space="preserve">[상-04] </w:t>
+      </w:r>
+      <w:r>
+        <w:rPr>
+          <w:rFonts w:ascii="Consolas" w:hAnsi="Consolas" w:eastAsia="맑은 고딕"/>
+          <w:sz w:val="21"/>
+        </w:rPr>
+        <w:t xml:space="preserve">apply lag</w:t>
+      </w:r>
+      <w:r>
+        <w:rPr>
+          <w:rFonts w:ascii="맑은 고딕" w:hAnsi="맑은 고딕" w:eastAsia="맑은 고딕"/>
+          <w:sz w:val="21"/>
+        </w:rPr>
+        <w:t xml:space="preserve">이 </w:t>
+      </w:r>
+      <w:r>
+        <w:rPr>
+          <w:rFonts w:ascii="Consolas" w:hAnsi="Consolas" w:eastAsia="맑은 고딕"/>
+          <w:sz w:val="21"/>
+        </w:rPr>
+        <w:t xml:space="preserve">transport lag</w:t>
+      </w:r>
+      <w:r>
+        <w:rPr>
+          <w:rFonts w:ascii="맑은 고딕" w:hAnsi="맑은 고딕" w:eastAsia="맑은 고딕"/>
+          <w:sz w:val="21"/>
+        </w:rPr>
+        <w:t xml:space="preserve">보다 큰 것이 정상인 이유는?</w:t>
+      </w:r>
+    </w:p>
+    <w:p>
+      <w:r>
+        <w:rPr>
+          <w:rFonts w:ascii="맑은 고딕" w:hAnsi="맑은 고딕" w:eastAsia="맑은 고딕"/>
+          <w:sz w:val="21"/>
+        </w:rPr>
+        <w:t>① 정상이 아니다</w:t>
+      </w:r>
+    </w:p>
+    <w:p>
+      <w:r>
+        <w:rPr>
+          <w:rFonts w:ascii="맑은 고딕" w:hAnsi="맑은 고딕" w:eastAsia="맑은 고딕"/>
+          <w:sz w:val="21"/>
+        </w:rPr>
+        <w:t>② 받아야 적용할 수 있으므로 적용이 더 뒤처진다</w:t>
+      </w:r>
+    </w:p>
+    <w:p>
+      <w:r>
+        <w:rPr>
+          <w:rFonts w:ascii="맑은 고딕" w:hAnsi="맑은 고딕" w:eastAsia="맑은 고딕"/>
+          <w:sz w:val="21"/>
+        </w:rPr>
+        <w:t>③ 적용이 더 빠르기 때문</w:t>
+      </w:r>
+    </w:p>
+    <w:p>
+      <w:r>
+        <w:rPr>
+          <w:rFonts w:ascii="맑은 고딕" w:hAnsi="맑은 고딕" w:eastAsia="맑은 고딕"/>
+          <w:sz w:val="21"/>
+        </w:rPr>
+        <w:t>④ 계산 방식이 다르기 때문</w:t>
       </w:r>
     </w:p>
     <w:p>
@@ -2434,16 +2868,44 @@
           <w:rFonts w:ascii="맑은 고딕" w:hAnsi="맑은 고딕" w:eastAsia="맑은 고딕"/>
           <w:sz w:val="21"/>
         </w:rPr>
-        <w:t>[상-05] `transport lag`만 크고 `apply lag`이 작다면 병목은?</w:t>
-      </w:r>
-    </w:p>
-    <w:p>
-      <w:r>
-        <w:rPr>
-          <w:rFonts w:ascii="맑은 고딕" w:hAnsi="맑은 고딕" w:eastAsia="맑은 고딕"/>
-          <w:sz w:val="21"/>
-        </w:rPr>
-        <w:t>① 네트워크 또는 전송 경로</w:t>
+        <w:t xml:space="preserve">[상-05] </w:t>
+      </w:r>
+      <w:r>
+        <w:rPr>
+          <w:rFonts w:ascii="Consolas" w:hAnsi="Consolas" w:eastAsia="맑은 고딕"/>
+          <w:sz w:val="21"/>
+        </w:rPr>
+        <w:t xml:space="preserve">transport lag</w:t>
+      </w:r>
+      <w:r>
+        <w:rPr>
+          <w:rFonts w:ascii="맑은 고딕" w:hAnsi="맑은 고딕" w:eastAsia="맑은 고딕"/>
+          <w:sz w:val="21"/>
+        </w:rPr>
+        <w:t xml:space="preserve">만 크고 </w:t>
+      </w:r>
+      <w:r>
+        <w:rPr>
+          <w:rFonts w:ascii="Consolas" w:hAnsi="Consolas" w:eastAsia="맑은 고딕"/>
+          <w:sz w:val="21"/>
+        </w:rPr>
+        <w:t xml:space="preserve">apply lag</w:t>
+      </w:r>
+      <w:r>
+        <w:rPr>
+          <w:rFonts w:ascii="맑은 고딕" w:hAnsi="맑은 고딕" w:eastAsia="맑은 고딕"/>
+          <w:sz w:val="21"/>
+        </w:rPr>
+        <w:t xml:space="preserve">이 작다면 병목은?</w:t>
+      </w:r>
+    </w:p>
+    <w:p>
+      <w:r>
+        <w:rPr>
+          <w:rFonts w:ascii="맑은 고딕" w:hAnsi="맑은 고딕" w:eastAsia="맑은 고딕"/>
+          <w:sz w:val="21"/>
+        </w:rPr>
+        <w:t>① SRL 개수</w:t>
       </w:r>
     </w:p>
     <w:p>
@@ -2461,16 +2923,16 @@
           <w:rFonts w:ascii="맑은 고딕" w:hAnsi="맑은 고딕" w:eastAsia="맑은 고딕"/>
           <w:sz w:val="21"/>
         </w:rPr>
-        <w:t>③ Primary의 CPU</w:t>
-      </w:r>
-    </w:p>
-    <w:p>
-      <w:r>
-        <w:rPr>
-          <w:rFonts w:ascii="맑은 고딕" w:hAnsi="맑은 고딕" w:eastAsia="맑은 고딕"/>
-          <w:sz w:val="21"/>
-        </w:rPr>
-        <w:t>④ SRL 개수</w:t>
+        <w:t>③ 네트워크 또는 전송 경로</w:t>
+      </w:r>
+    </w:p>
+    <w:p>
+      <w:r>
+        <w:rPr>
+          <w:rFonts w:ascii="맑은 고딕" w:hAnsi="맑은 고딕" w:eastAsia="맑은 고딕"/>
+          <w:sz w:val="21"/>
+        </w:rPr>
+        <w:t>④ Primary의 CPU</w:t>
       </w:r>
     </w:p>
     <w:p>
@@ -2515,16 +2977,16 @@
           <w:rFonts w:ascii="맑은 고딕" w:hAnsi="맑은 고딕" w:eastAsia="맑은 고딕"/>
           <w:sz w:val="21"/>
         </w:rPr>
-        <w:t>③ 전송이 끊겼다</w:t>
-      </w:r>
-    </w:p>
-    <w:p>
-      <w:r>
-        <w:rPr>
-          <w:rFonts w:ascii="맑은 고딕" w:hAnsi="맑은 고딕" w:eastAsia="맑은 고딕"/>
-          <w:sz w:val="21"/>
-        </w:rPr>
-        <w:t>④ 적용이 멈췄다</w:t>
+        <w:t>③ 적용이 멈췄다</w:t>
+      </w:r>
+    </w:p>
+    <w:p>
+      <w:r>
+        <w:rPr>
+          <w:rFonts w:ascii="맑은 고딕" w:hAnsi="맑은 고딕" w:eastAsia="맑은 고딕"/>
+          <w:sz w:val="21"/>
+        </w:rPr>
+        <w:t>④ 전송이 끊겼다</w:t>
       </w:r>
     </w:p>
     <w:p>
@@ -2551,16 +3013,16 @@
           <w:rFonts w:ascii="맑은 고딕" w:hAnsi="맑은 고딕" w:eastAsia="맑은 고딕"/>
           <w:sz w:val="21"/>
         </w:rPr>
-        <w:t>① 개수 규칙(온라인+1)은 최소 요건이 아니라 여유를 위한 권장이다</w:t>
-      </w:r>
-    </w:p>
-    <w:p>
-      <w:r>
-        <w:rPr>
-          <w:rFonts w:ascii="맑은 고딕" w:hAnsi="맑은 고딕" w:eastAsia="맑은 고딕"/>
-          <w:sz w:val="21"/>
-        </w:rPr>
-        <w:t>② SRL은 필요 없다</w:t>
+        <w:t>① SRL은 필요 없다</w:t>
+      </w:r>
+    </w:p>
+    <w:p>
+      <w:r>
+        <w:rPr>
+          <w:rFonts w:ascii="맑은 고딕" w:hAnsi="맑은 고딕" w:eastAsia="맑은 고딕"/>
+          <w:sz w:val="21"/>
+        </w:rPr>
+        <w:t>② 19c에서 규칙이 폐지되었다</w:t>
       </w:r>
     </w:p>
     <w:p>
@@ -2578,7 +3040,7 @@
           <w:rFonts w:ascii="맑은 고딕" w:hAnsi="맑은 고딕" w:eastAsia="맑은 고딕"/>
           <w:sz w:val="21"/>
         </w:rPr>
-        <w:t>④ 19c에서 규칙이 폐지되었다</w:t>
+        <w:t>④ 개수 규칙(온라인+1)은 최소 요건이 아니라 여유를 위한 권장이다</w:t>
       </w:r>
     </w:p>
     <w:p>
@@ -2596,43 +3058,57 @@
           <w:rFonts w:ascii="맑은 고딕" w:hAnsi="맑은 고딕" w:eastAsia="맑은 고딕"/>
           <w:sz w:val="21"/>
         </w:rPr>
-        <w:t>[상-08] OMF 구성에서 `ORA-00312`가 두 줄로 나온 이유는?</w:t>
-      </w:r>
-    </w:p>
-    <w:p>
-      <w:r>
-        <w:rPr>
-          <w:rFonts w:ascii="맑은 고딕" w:hAnsi="맑은 고딕" w:eastAsia="맑은 고딕"/>
-          <w:sz w:val="21"/>
-        </w:rPr>
-        <w:t>① 그룹당 멤버가 두 개(oradata와 FRA)이기 때문</w:t>
-      </w:r>
-    </w:p>
-    <w:p>
-      <w:r>
-        <w:rPr>
-          <w:rFonts w:ascii="맑은 고딕" w:hAnsi="맑은 고딕" w:eastAsia="맑은 고딕"/>
-          <w:sz w:val="21"/>
-        </w:rPr>
-        <w:t>② 오류가 두 번 났기 때문</w:t>
-      </w:r>
-    </w:p>
-    <w:p>
-      <w:r>
-        <w:rPr>
-          <w:rFonts w:ascii="맑은 고딕" w:hAnsi="맑은 고딕" w:eastAsia="맑은 고딕"/>
-          <w:sz w:val="21"/>
-        </w:rPr>
-        <w:t>③ 스레드가 두 개이기 때문</w:t>
-      </w:r>
-    </w:p>
-    <w:p>
-      <w:r>
-        <w:rPr>
-          <w:rFonts w:ascii="맑은 고딕" w:hAnsi="맑은 고딕" w:eastAsia="맑은 고딕"/>
-          <w:sz w:val="21"/>
-        </w:rPr>
-        <w:t>④ 노드가 둘이기 때문</w:t>
+        <w:t xml:space="preserve">[상-08] OMF 구성에서 </w:t>
+      </w:r>
+      <w:r>
+        <w:rPr>
+          <w:rFonts w:ascii="Consolas" w:hAnsi="Consolas" w:eastAsia="맑은 고딕"/>
+          <w:sz w:val="21"/>
+        </w:rPr>
+        <w:t xml:space="preserve">ORA-00312</w:t>
+      </w:r>
+      <w:r>
+        <w:rPr>
+          <w:rFonts w:ascii="맑은 고딕" w:hAnsi="맑은 고딕" w:eastAsia="맑은 고딕"/>
+          <w:sz w:val="21"/>
+        </w:rPr>
+        <w:t xml:space="preserve">가 두 줄로 나온 이유는?</w:t>
+      </w:r>
+    </w:p>
+    <w:p>
+      <w:r>
+        <w:rPr>
+          <w:rFonts w:ascii="맑은 고딕" w:hAnsi="맑은 고딕" w:eastAsia="맑은 고딕"/>
+          <w:sz w:val="21"/>
+        </w:rPr>
+        <w:t>① 스레드가 두 개이기 때문</w:t>
+      </w:r>
+    </w:p>
+    <w:p>
+      <w:r>
+        <w:rPr>
+          <w:rFonts w:ascii="맑은 고딕" w:hAnsi="맑은 고딕" w:eastAsia="맑은 고딕"/>
+          <w:sz w:val="21"/>
+        </w:rPr>
+        <w:t>② 노드가 둘이기 때문</w:t>
+      </w:r>
+    </w:p>
+    <w:p>
+      <w:r>
+        <w:rPr>
+          <w:rFonts w:ascii="맑은 고딕" w:hAnsi="맑은 고딕" w:eastAsia="맑은 고딕"/>
+          <w:sz w:val="21"/>
+        </w:rPr>
+        <w:t>③ 오류가 두 번 났기 때문</w:t>
+      </w:r>
+    </w:p>
+    <w:p>
+      <w:r>
+        <w:rPr>
+          <w:rFonts w:ascii="맑은 고딕" w:hAnsi="맑은 고딕" w:eastAsia="맑은 고딕"/>
+          <w:sz w:val="21"/>
+        </w:rPr>
+        <w:t>④ 그룹당 멤버가 두 개(oradata와 FRA)이기 때문</w:t>
       </w:r>
     </w:p>
     <w:p>
@@ -2659,34 +3135,62 @@
           <w:rFonts w:ascii="맑은 고딕" w:hAnsi="맑은 고딕" w:eastAsia="맑은 고딕"/>
           <w:sz w:val="21"/>
         </w:rPr>
-        <w:t>① `SELECT name, value FROM v$parameter WHERE value LIKE '%chicago%'`</w:t>
-      </w:r>
-    </w:p>
-    <w:p>
-      <w:r>
-        <w:rPr>
-          <w:rFonts w:ascii="맑은 고딕" w:hAnsi="맑은 고딕" w:eastAsia="맑은 고딕"/>
-          <w:sz w:val="21"/>
-        </w:rPr>
-        <w:t>② `SELECT * FROM v$database`</w:t>
-      </w:r>
-    </w:p>
-    <w:p>
-      <w:r>
-        <w:rPr>
-          <w:rFonts w:ascii="맑은 고딕" w:hAnsi="맑은 고딕" w:eastAsia="맑은 고딕"/>
-          <w:sz w:val="21"/>
-        </w:rPr>
-        <w:t>③ `SELECT * FROM v$managed_standby`</w:t>
-      </w:r>
-    </w:p>
-    <w:p>
-      <w:r>
-        <w:rPr>
-          <w:rFonts w:ascii="맑은 고딕" w:hAnsi="맑은 고딕" w:eastAsia="맑은 고딕"/>
-          <w:sz w:val="21"/>
-        </w:rPr>
-        <w:t>④ `SELECT * FROM v$archive_gap`</w:t>
+        <w:t xml:space="preserve">① </w:t>
+      </w:r>
+      <w:r>
+        <w:rPr>
+          <w:rFonts w:ascii="Consolas" w:hAnsi="Consolas" w:eastAsia="맑은 고딕"/>
+          <w:sz w:val="21"/>
+        </w:rPr>
+        <w:t xml:space="preserve">SELECT * FROM v$archive_gap</w:t>
+      </w:r>
+    </w:p>
+    <w:p>
+      <w:r>
+        <w:rPr>
+          <w:rFonts w:ascii="맑은 고딕" w:hAnsi="맑은 고딕" w:eastAsia="맑은 고딕"/>
+          <w:sz w:val="21"/>
+        </w:rPr>
+        <w:t xml:space="preserve">② </w:t>
+      </w:r>
+      <w:r>
+        <w:rPr>
+          <w:rFonts w:ascii="Consolas" w:hAnsi="Consolas" w:eastAsia="맑은 고딕"/>
+          <w:sz w:val="21"/>
+        </w:rPr>
+        <w:t xml:space="preserve">SELECT name, value FROM v$parameter WHERE value LIKE '%chicago%'</w:t>
+      </w:r>
+    </w:p>
+    <w:p>
+      <w:r>
+        <w:rPr>
+          <w:rFonts w:ascii="맑은 고딕" w:hAnsi="맑은 고딕" w:eastAsia="맑은 고딕"/>
+          <w:sz w:val="21"/>
+        </w:rPr>
+        <w:t xml:space="preserve">③ </w:t>
+      </w:r>
+      <w:r>
+        <w:rPr>
+          <w:rFonts w:ascii="Consolas" w:hAnsi="Consolas" w:eastAsia="맑은 고딕"/>
+          <w:sz w:val="21"/>
+        </w:rPr>
+        <w:t xml:space="preserve">SELECT * FROM v$database</w:t>
+      </w:r>
+    </w:p>
+    <w:p>
+      <w:r>
+        <w:rPr>
+          <w:rFonts w:ascii="맑은 고딕" w:hAnsi="맑은 고딕" w:eastAsia="맑은 고딕"/>
+          <w:sz w:val="21"/>
+        </w:rPr>
+        <w:t xml:space="preserve">④ </w:t>
+      </w:r>
+      <w:r>
+        <w:rPr>
+          <w:rFonts w:ascii="Consolas" w:hAnsi="Consolas" w:eastAsia="맑은 고딕"/>
+          <w:sz w:val="21"/>
+        </w:rPr>
+        <w:t xml:space="preserve">SELECT * FROM v$managed_standby</w:t>
       </w:r>
     </w:p>
     <w:p>
@@ -2704,7 +3208,35 @@
           <w:rFonts w:ascii="맑은 고딕" w:hAnsi="맑은 고딕" w:eastAsia="맑은 고딕"/>
           <w:sz w:val="21"/>
         </w:rPr>
-        <w:t>[상-10] 통합 점검 조회에서 `mrp` 행에 `NVL`을 쓴 이유는?</w:t>
+        <w:t xml:space="preserve">[상-10] 통합 점검 조회에서 </w:t>
+      </w:r>
+      <w:r>
+        <w:rPr>
+          <w:rFonts w:ascii="Consolas" w:hAnsi="Consolas" w:eastAsia="맑은 고딕"/>
+          <w:sz w:val="21"/>
+        </w:rPr>
+        <w:t xml:space="preserve">mrp</w:t>
+      </w:r>
+      <w:r>
+        <w:rPr>
+          <w:rFonts w:ascii="맑은 고딕" w:hAnsi="맑은 고딕" w:eastAsia="맑은 고딕"/>
+          <w:sz w:val="21"/>
+        </w:rPr>
+        <w:t xml:space="preserve"> 행에 </w:t>
+      </w:r>
+      <w:r>
+        <w:rPr>
+          <w:rFonts w:ascii="Consolas" w:hAnsi="Consolas" w:eastAsia="맑은 고딕"/>
+          <w:sz w:val="21"/>
+        </w:rPr>
+        <w:t xml:space="preserve">NVL</w:t>
+      </w:r>
+      <w:r>
+        <w:rPr>
+          <w:rFonts w:ascii="맑은 고딕" w:hAnsi="맑은 고딕" w:eastAsia="맑은 고딕"/>
+          <w:sz w:val="21"/>
+        </w:rPr>
+        <w:t xml:space="preserve">을 쓴 이유는?</w:t>
       </w:r>
     </w:p>
     <w:p>
@@ -2722,28 +3254,30 @@
           <w:rFonts w:ascii="맑은 고딕" w:hAnsi="맑은 고딕" w:eastAsia="맑은 고딕"/>
           <w:sz w:val="21"/>
         </w:rPr>
-        <w:t>② 성능을 높이려고</w:t>
-      </w:r>
-    </w:p>
-    <w:p>
-      <w:r>
-        <w:rPr>
-          <w:rFonts w:ascii="맑은 고딕" w:hAnsi="맑은 고딕" w:eastAsia="맑은 고딕"/>
-          <w:sz w:val="21"/>
-        </w:rPr>
-        <w:t>③ 문법상 필수이기 때문</w:t>
-      </w:r>
-    </w:p>
-    <w:p>
-      <w:r>
-        <w:rPr>
-          <w:rFonts w:ascii="맑은 고딕" w:hAnsi="맑은 고딕" w:eastAsia="맑은 고딕"/>
-          <w:sz w:val="21"/>
-        </w:rPr>
-        <w:t>④ 정렬을 위해</w:t>
+        <w:t>② 정렬을 위해</w:t>
+      </w:r>
+    </w:p>
+    <w:p>
+      <w:r>
+        <w:rPr>
+          <w:rFonts w:ascii="맑은 고딕" w:hAnsi="맑은 고딕" w:eastAsia="맑은 고딕"/>
+          <w:sz w:val="21"/>
+        </w:rPr>
+        <w:t>③ 성능을 높이려고</w:t>
+      </w:r>
+    </w:p>
+    <w:p>
+      <w:r>
+        <w:rPr>
+          <w:rFonts w:ascii="맑은 고딕" w:hAnsi="맑은 고딕" w:eastAsia="맑은 고딕"/>
+          <w:sz w:val="21"/>
+        </w:rPr>
+        <w:t>④ 문법상 필수이기 때문</w:t>
       </w:r>
     </w:p>
     <w:sectPr>
+      <w:headerReference w:type="default" r:id="rId9"/>
+      <w:footerReference w:type="default" r:id="rId10"/>
       <w:pgSz w:w="12240" w:h="15840"/>
       <w:pgMar w:top="1440" w:right="1800" w:bottom="1440" w:left="1800" w:header="720" w:footer="720" w:gutter="0"/>
       <w:cols w:space="720"/>
@@ -2751,6 +3285,26 @@
     </w:sectPr>
   </w:body>
 </w:document>
+</file>
+
+<file path=word/footer1.xml><?xml version="1.0" encoding="utf-8"?>
+<w:ftr xmlns:m="http://schemas.openxmlformats.org/officeDocument/2006/math" xmlns:mc="http://schemas.openxmlformats.org/markup-compatibility/2006" xmlns:mo="http://schemas.microsoft.com/office/mac/office/2008/main" xmlns:mv="urn:schemas-microsoft-com:mac:vml" xmlns:o="urn:schemas-microsoft-com:office:office" xmlns:r="http://schemas.openxmlformats.org/officeDocument/2006/relationships" xmlns:v="urn:schemas-microsoft-com:vml" xmlns:w10="urn:schemas-microsoft-com:office:word" xmlns:w14="http://schemas.microsoft.com/office/word/2010/wordml" xmlns:w="http://schemas.openxmlformats.org/wordprocessingml/2006/main" xmlns:wne="http://schemas.microsoft.com/office/word/2006/wordml" xmlns:wp14="http://schemas.microsoft.com/office/word/2010/wordprocessingDrawing" xmlns:wp="http://schemas.openxmlformats.org/drawingml/2006/wordprocessingDrawing" xmlns:wpc="http://schemas.microsoft.com/office/word/2010/wordprocessingCanvas" xmlns:wpg="http://schemas.microsoft.com/office/word/2010/wordprocessingGroup" xmlns:wpi="http://schemas.microsoft.com/office/word/2010/wordprocessingInk" xmlns:wps="http://schemas.microsoft.com/office/word/2010/wordprocessingShape" mc:Ignorable="w14 wp14">
+  <w:p>
+    <w:pPr>
+      <w:pStyle w:val="Footer"/>
+    </w:pPr>
+  </w:p>
+</w:ftr>
+</file>
+
+<file path=word/header1.xml><?xml version="1.0" encoding="utf-8"?>
+<w:hdr xmlns:m="http://schemas.openxmlformats.org/officeDocument/2006/math" xmlns:mc="http://schemas.openxmlformats.org/markup-compatibility/2006" xmlns:mo="http://schemas.microsoft.com/office/mac/office/2008/main" xmlns:mv="urn:schemas-microsoft-com:mac:vml" xmlns:o="urn:schemas-microsoft-com:office:office" xmlns:r="http://schemas.openxmlformats.org/officeDocument/2006/relationships" xmlns:v="urn:schemas-microsoft-com:vml" xmlns:w10="urn:schemas-microsoft-com:office:word" xmlns:w14="http://schemas.microsoft.com/office/word/2010/wordml" xmlns:w="http://schemas.openxmlformats.org/wordprocessingml/2006/main" xmlns:wne="http://schemas.microsoft.com/office/word/2006/wordml" xmlns:wp14="http://schemas.microsoft.com/office/word/2010/wordprocessingDrawing" xmlns:wp="http://schemas.openxmlformats.org/drawingml/2006/wordprocessingDrawing" xmlns:wpc="http://schemas.microsoft.com/office/word/2010/wordprocessingCanvas" xmlns:wpg="http://schemas.microsoft.com/office/word/2010/wordprocessingGroup" xmlns:wpi="http://schemas.microsoft.com/office/word/2010/wordprocessingInk" xmlns:wps="http://schemas.microsoft.com/office/word/2010/wordprocessingShape" mc:Ignorable="w14 wp14">
+  <w:p>
+    <w:pPr>
+      <w:pStyle w:val="Header"/>
+    </w:pPr>
+  </w:p>
+</w:hdr>
 </file>
 
 <file path=word/numbering.xml><?xml version="1.0" encoding="utf-8"?>
